--- a/templates/shop_templete.docx
+++ b/templates/shop_templete.docx
@@ -18,7 +18,8 @@
         <w:gridCol w:w="2430"/>
         <w:gridCol w:w="4410"/>
         <w:gridCol w:w="2520"/>
-        <w:gridCol w:w="2520"/>
+        <w:gridCol w:w="810"/>
+        <w:gridCol w:w="1710"/>
       </w:tblGrid>
       <w:tr>
         <w:trPr>
@@ -50,6 +51,7 @@
                 <w:szCs w:val="22"/>
               </w:rPr>
             </w:pPr>
+            <w:proofErr w:type="gramStart"/>
             <w:r>
               <w:rPr>
                 <w:b/>
@@ -75,6 +77,7 @@
               <w:t>{{</w:t>
             </w:r>
             <w:proofErr w:type="spellStart"/>
+            <w:proofErr w:type="gramEnd"/>
             <w:r>
               <w:rPr>
                 <w:b/>
@@ -259,6 +262,7 @@
         <w:tc>
           <w:tcPr>
             <w:tcW w:w="2520" w:type="dxa"/>
+            <w:gridSpan w:val="2"/>
             <w:tcBorders>
               <w:top w:val="single" w:sz="4" w:space="0" w:color="auto"/>
               <w:left w:val="single" w:sz="4" w:space="0" w:color="auto"/>
@@ -291,12 +295,28 @@
                 <w:szCs w:val="22"/>
               </w:rPr>
             </w:pPr>
+            <w:proofErr w:type="gramStart"/>
             <w:r>
               <w:rPr>
                 <w:sz w:val="22"/>
                 <w:szCs w:val="22"/>
               </w:rPr>
               <w:t>DATE:</w:t>
+            </w:r>
+            <w:r>
+              <w:rPr>
+                <w:sz w:val="22"/>
+                <w:szCs w:val="22"/>
+              </w:rPr>
+              <w:t xml:space="preserve"> {{</w:t>
+            </w:r>
+            <w:proofErr w:type="gramEnd"/>
+            <w:r>
+              <w:rPr>
+                <w:sz w:val="22"/>
+                <w:szCs w:val="22"/>
+              </w:rPr>
+              <w:t>release}}</w:t>
             </w:r>
           </w:p>
         </w:tc>
@@ -331,20 +351,29 @@
                 <w:sz w:val="22"/>
                 <w:szCs w:val="22"/>
               </w:rPr>
-              <w:t xml:space="preserve">PART NAME: </w:t>
-            </w:r>
-            <w:r>
-              <w:rPr>
-                <w:sz w:val="22"/>
-                <w:szCs w:val="22"/>
-              </w:rPr>
-              <w:t>{{part}}</w:t>
+              <w:t xml:space="preserve">PART </w:t>
+            </w:r>
+            <w:proofErr w:type="gramStart"/>
+            <w:r>
+              <w:rPr>
+                <w:sz w:val="22"/>
+                <w:szCs w:val="22"/>
+              </w:rPr>
+              <w:t>NAME: {{</w:t>
+            </w:r>
+            <w:proofErr w:type="gramEnd"/>
+            <w:r>
+              <w:rPr>
+                <w:sz w:val="22"/>
+                <w:szCs w:val="22"/>
+              </w:rPr>
+              <w:t>part}}</w:t>
             </w:r>
           </w:p>
         </w:tc>
         <w:tc>
           <w:tcPr>
-            <w:tcW w:w="5040" w:type="dxa"/>
+            <w:tcW w:w="3330" w:type="dxa"/>
             <w:gridSpan w:val="2"/>
             <w:vMerge w:val="restart"/>
             <w:tcBorders>
@@ -370,16 +399,39 @@
                 <w:sz w:val="24"/>
                 <w:szCs w:val="24"/>
               </w:rPr>
-              <w:t>RISK:</w:t>
-            </w:r>
-            <w:r>
+              <w:t>RISK: GREEN</w:t>
+            </w:r>
+          </w:p>
+        </w:tc>
+        <w:tc>
+          <w:tcPr>
+            <w:tcW w:w="1710" w:type="dxa"/>
+            <w:vMerge w:val="restart"/>
+            <w:tcBorders>
+              <w:top w:val="single" w:sz="4" w:space="0" w:color="auto"/>
+              <w:left w:val="single" w:sz="4" w:space="0" w:color="auto"/>
+              <w:right w:val="single" w:sz="4" w:space="0" w:color="auto"/>
+            </w:tcBorders>
+            <w:vAlign w:val="center"/>
+          </w:tcPr>
+          <w:p>
+            <w:pPr>
+              <w:jc w:val="center"/>
               <w:rPr>
                 <w:b/>
                 <w:bCs/>
                 <w:sz w:val="24"/>
                 <w:szCs w:val="24"/>
               </w:rPr>
-              <w:t xml:space="preserve"> GREEN</w:t>
+            </w:pPr>
+            <w:r>
+              <w:rPr>
+                <w:b/>
+                <w:bCs/>
+                <w:sz w:val="24"/>
+                <w:szCs w:val="24"/>
+              </w:rPr>
+              <w:t>{{QR}}</w:t>
             </w:r>
           </w:p>
         </w:tc>
@@ -426,19 +478,13 @@
                 <w:szCs w:val="22"/>
               </w:rPr>
             </w:pPr>
-            <w:r>
-              <w:rPr>
-                <w:sz w:val="22"/>
-                <w:szCs w:val="22"/>
-              </w:rPr>
-              <w:t>MATERIAL:</w:t>
-            </w:r>
-            <w:r>
-              <w:rPr>
-                <w:sz w:val="22"/>
-                <w:szCs w:val="22"/>
-              </w:rPr>
-              <w:t xml:space="preserve"> </w:t>
+            <w:proofErr w:type="gramStart"/>
+            <w:r>
+              <w:rPr>
+                <w:sz w:val="22"/>
+                <w:szCs w:val="22"/>
+              </w:rPr>
+              <w:t xml:space="preserve">MATERIAL: </w:t>
             </w:r>
             <w:r>
               <w:rPr>
@@ -448,6 +494,7 @@
               <w:t>{{</w:t>
             </w:r>
             <w:proofErr w:type="spellStart"/>
+            <w:proofErr w:type="gramEnd"/>
             <w:r>
               <w:rPr>
                 <w:sz w:val="22"/>
@@ -467,8 +514,46 @@
         </w:tc>
         <w:tc>
           <w:tcPr>
-            <w:tcW w:w="5040" w:type="dxa"/>
+            <w:tcW w:w="3330" w:type="dxa"/>
             <w:gridSpan w:val="2"/>
+            <w:vMerge/>
+            <w:tcBorders>
+              <w:left w:val="single" w:sz="4" w:space="0" w:color="auto"/>
+              <w:right w:val="single" w:sz="4" w:space="0" w:color="auto"/>
+            </w:tcBorders>
+            <w:vAlign w:val="center"/>
+          </w:tcPr>
+          <w:p>
+            <w:pPr>
+              <w:pStyle w:val="Header"/>
+              <w:widowControl w:val="0"/>
+              <w:tabs>
+                <w:tab w:val="clear" w:pos="8640"/>
+                <w:tab w:val="left" w:pos="-1440"/>
+                <w:tab w:val="left" w:pos="-720"/>
+                <w:tab w:val="left" w:pos="0"/>
+                <w:tab w:val="left" w:pos="720"/>
+                <w:tab w:val="left" w:pos="1440"/>
+                <w:tab w:val="left" w:pos="2160"/>
+                <w:tab w:val="left" w:pos="2880"/>
+                <w:tab w:val="left" w:pos="3600"/>
+                <w:tab w:val="left" w:pos="4320"/>
+                <w:tab w:val="left" w:pos="5040"/>
+                <w:tab w:val="left" w:pos="5760"/>
+                <w:tab w:val="left" w:pos="6480"/>
+                <w:tab w:val="left" w:pos="7200"/>
+                <w:tab w:val="left" w:pos="7920"/>
+              </w:tabs>
+              <w:rPr>
+                <w:sz w:val="22"/>
+                <w:szCs w:val="22"/>
+              </w:rPr>
+            </w:pPr>
+          </w:p>
+        </w:tc>
+        <w:tc>
+          <w:tcPr>
+            <w:tcW w:w="1710" w:type="dxa"/>
             <w:vMerge/>
             <w:tcBorders>
               <w:left w:val="single" w:sz="4" w:space="0" w:color="auto"/>
@@ -553,21 +638,53 @@
                 <w:sz w:val="22"/>
                 <w:szCs w:val="22"/>
               </w:rPr>
-              <w:t>NOTE:</w:t>
-            </w:r>
-            <w:r>
-              <w:rPr>
-                <w:sz w:val="22"/>
-                <w:szCs w:val="22"/>
-              </w:rPr>
-              <w:t xml:space="preserve"> </w:t>
+              <w:t xml:space="preserve">NOTE: </w:t>
             </w:r>
           </w:p>
         </w:tc>
         <w:tc>
           <w:tcPr>
-            <w:tcW w:w="5040" w:type="dxa"/>
+            <w:tcW w:w="3330" w:type="dxa"/>
             <w:gridSpan w:val="2"/>
+            <w:vMerge/>
+            <w:tcBorders>
+              <w:left w:val="single" w:sz="4" w:space="0" w:color="auto"/>
+              <w:bottom w:val="single" w:sz="4" w:space="0" w:color="auto"/>
+              <w:right w:val="single" w:sz="4" w:space="0" w:color="auto"/>
+            </w:tcBorders>
+            <w:vAlign w:val="center"/>
+          </w:tcPr>
+          <w:p>
+            <w:pPr>
+              <w:pStyle w:val="Header"/>
+              <w:widowControl w:val="0"/>
+              <w:tabs>
+                <w:tab w:val="clear" w:pos="8640"/>
+                <w:tab w:val="left" w:pos="-1440"/>
+                <w:tab w:val="left" w:pos="-720"/>
+                <w:tab w:val="left" w:pos="0"/>
+                <w:tab w:val="left" w:pos="720"/>
+                <w:tab w:val="left" w:pos="1440"/>
+                <w:tab w:val="left" w:pos="2160"/>
+                <w:tab w:val="left" w:pos="2880"/>
+                <w:tab w:val="left" w:pos="3600"/>
+                <w:tab w:val="left" w:pos="4320"/>
+                <w:tab w:val="left" w:pos="5040"/>
+                <w:tab w:val="left" w:pos="5760"/>
+                <w:tab w:val="left" w:pos="6480"/>
+                <w:tab w:val="left" w:pos="7200"/>
+                <w:tab w:val="left" w:pos="7920"/>
+              </w:tabs>
+              <w:rPr>
+                <w:sz w:val="22"/>
+                <w:szCs w:val="22"/>
+              </w:rPr>
+            </w:pPr>
+          </w:p>
+        </w:tc>
+        <w:tc>
+          <w:tcPr>
+            <w:tcW w:w="1710" w:type="dxa"/>
             <w:vMerge/>
             <w:tcBorders>
               <w:left w:val="single" w:sz="4" w:space="0" w:color="auto"/>
@@ -658,10 +775,12 @@
               <w:bottom w:val="single" w:sz="4" w:space="0" w:color="auto"/>
               <w:right w:val="single" w:sz="4" w:space="0" w:color="auto"/>
             </w:tcBorders>
+            <w:vAlign w:val="center"/>
           </w:tcPr>
           <w:p>
             <w:pPr>
               <w:widowControl w:val="0"/>
+              <w:jc w:val="center"/>
               <w:rPr>
                 <w:b/>
                 <w:sz w:val="16"/>
@@ -699,20 +818,11 @@
               <w:bottom w:val="single" w:sz="4" w:space="0" w:color="auto"/>
               <w:right w:val="single" w:sz="4" w:space="0" w:color="auto"/>
             </w:tcBorders>
+            <w:vAlign w:val="center"/>
           </w:tcPr>
           <w:p>
             <w:pPr>
               <w:widowControl w:val="0"/>
-              <w:rPr>
-                <w:b/>
-                <w:sz w:val="16"/>
-                <w:szCs w:val="16"/>
-              </w:rPr>
-            </w:pPr>
-          </w:p>
-          <w:p>
-            <w:pPr>
-              <w:widowControl w:val="0"/>
               <w:jc w:val="center"/>
               <w:rPr>
                 <w:b/>
@@ -720,6 +830,17 @@
                 <w:szCs w:val="16"/>
               </w:rPr>
             </w:pPr>
+          </w:p>
+          <w:p>
+            <w:pPr>
+              <w:widowControl w:val="0"/>
+              <w:jc w:val="center"/>
+              <w:rPr>
+                <w:b/>
+                <w:sz w:val="16"/>
+                <w:szCs w:val="16"/>
+              </w:rPr>
+            </w:pPr>
             <w:r>
               <w:rPr>
                 <w:b/>
@@ -739,30 +860,6 @@
                 <w:szCs w:val="16"/>
               </w:rPr>
             </w:pPr>
-            <w:r>
-              <w:rPr>
-                <w:b/>
-                <w:sz w:val="16"/>
-                <w:szCs w:val="16"/>
-              </w:rPr>
-              <w:t>JOB#</w:t>
-            </w:r>
-            <w:r>
-              <w:rPr>
-                <w:b/>
-                <w:sz w:val="16"/>
-                <w:szCs w:val="16"/>
-              </w:rPr>
-              <w:t xml:space="preserve"> </w:t>
-            </w:r>
-            <w:r>
-              <w:rPr>
-                <w:b/>
-                <w:sz w:val="16"/>
-                <w:szCs w:val="16"/>
-              </w:rPr>
-              <w:t>{{lot}}</w:t>
-            </w:r>
           </w:p>
         </w:tc>
         <w:tc>
@@ -1189,20 +1286,19 @@
                 <w:tab w:val="clear" w:pos="8640"/>
               </w:tabs>
               <w:spacing w:line="240" w:lineRule="atLeast"/>
-              <w:jc w:val="center"/>
-              <w:rPr>
-                <w:b/>
-                <w:sz w:val="18"/>
-                <w:szCs w:val="18"/>
-              </w:rPr>
-            </w:pPr>
-            <w:r>
-              <w:rPr>
-                <w:b/>
-                <w:sz w:val="18"/>
-                <w:szCs w:val="18"/>
-              </w:rPr>
-              <w:t>{RR}</w:t>
+              <w:rPr>
+                <w:b/>
+                <w:sz w:val="18"/>
+                <w:szCs w:val="18"/>
+              </w:rPr>
+            </w:pPr>
+            <w:r>
+              <w:rPr>
+                <w:b/>
+                <w:sz w:val="18"/>
+                <w:szCs w:val="18"/>
+              </w:rPr>
+              <w:t>{{op}}</w:t>
             </w:r>
           </w:p>
         </w:tc>
@@ -1226,11 +1322,43 @@
               </w:tabs>
               <w:spacing w:line="240" w:lineRule="atLeast"/>
               <w:rPr>
+                <w:b/>
+                <w:sz w:val="18"/>
+                <w:szCs w:val="18"/>
+              </w:rPr>
+            </w:pPr>
+            <w:r>
+              <w:rPr>
+                <w:b/>
+                <w:sz w:val="18"/>
+                <w:szCs w:val="18"/>
+              </w:rPr>
+              <w:t>{{STEP_NAME}}</w:t>
+            </w:r>
+          </w:p>
+          <w:p>
+            <w:pPr>
+              <w:pStyle w:val="Header"/>
+              <w:widowControl w:val="0"/>
+              <w:tabs>
+                <w:tab w:val="clear" w:pos="4320"/>
+                <w:tab w:val="clear" w:pos="8640"/>
+              </w:tabs>
+              <w:spacing w:line="240" w:lineRule="atLeast"/>
+              <w:rPr>
                 <w:bCs/>
                 <w:sz w:val="18"/>
                 <w:szCs w:val="18"/>
               </w:rPr>
             </w:pPr>
+            <w:r>
+              <w:rPr>
+                <w:bCs/>
+                <w:sz w:val="18"/>
+                <w:szCs w:val="18"/>
+              </w:rPr>
+              <w:t>{{STEP_NOTES}}</w:t>
+            </w:r>
           </w:p>
         </w:tc>
         <w:tc>
@@ -1242,16 +1370,39 @@
               <w:bottom w:val="single" w:sz="4" w:space="0" w:color="auto"/>
               <w:right w:val="single" w:sz="4" w:space="0" w:color="auto"/>
             </w:tcBorders>
+            <w:vAlign w:val="center"/>
           </w:tcPr>
           <w:p>
             <w:pPr>
-              <w:widowControl w:val="0"/>
               <w:jc w:val="center"/>
               <w:rPr>
-                <w:sz w:val="16"/>
-                <w:szCs w:val="16"/>
-              </w:rPr>
-            </w:pPr>
+                <w:sz w:val="18"/>
+                <w:szCs w:val="18"/>
+              </w:rPr>
+            </w:pPr>
+            <w:r>
+              <w:rPr>
+                <w:sz w:val="18"/>
+                <w:szCs w:val="18"/>
+              </w:rPr>
+              <w:t>{{</w:t>
+            </w:r>
+            <w:proofErr w:type="spellStart"/>
+            <w:r>
+              <w:rPr>
+                <w:sz w:val="18"/>
+                <w:szCs w:val="18"/>
+              </w:rPr>
+              <w:t>recv</w:t>
+            </w:r>
+            <w:proofErr w:type="spellEnd"/>
+            <w:r>
+              <w:rPr>
+                <w:sz w:val="18"/>
+                <w:szCs w:val="18"/>
+              </w:rPr>
+              <w:t>}}</w:t>
+            </w:r>
           </w:p>
         </w:tc>
         <w:tc>
@@ -1263,6 +1414,7 @@
               <w:bottom w:val="single" w:sz="4" w:space="0" w:color="auto"/>
               <w:right w:val="single" w:sz="4" w:space="0" w:color="auto"/>
             </w:tcBorders>
+            <w:vAlign w:val="center"/>
           </w:tcPr>
           <w:p>
             <w:pPr>
@@ -1274,6 +1426,29 @@
                 <w:szCs w:val="18"/>
               </w:rPr>
             </w:pPr>
+            <w:r>
+              <w:rPr>
+                <w:sz w:val="18"/>
+                <w:szCs w:val="18"/>
+              </w:rPr>
+              <w:t>{{</w:t>
+            </w:r>
+            <w:proofErr w:type="spellStart"/>
+            <w:r>
+              <w:rPr>
+                <w:sz w:val="18"/>
+                <w:szCs w:val="18"/>
+              </w:rPr>
+              <w:t>oper</w:t>
+            </w:r>
+            <w:proofErr w:type="spellEnd"/>
+            <w:r>
+              <w:rPr>
+                <w:sz w:val="18"/>
+                <w:szCs w:val="18"/>
+              </w:rPr>
+              <w:t>}}</w:t>
+            </w:r>
           </w:p>
         </w:tc>
         <w:tc>
@@ -1290,12 +1465,32 @@
             <w:pPr>
               <w:widowControl w:val="0"/>
               <w:spacing w:line="240" w:lineRule="atLeast"/>
-              <w:jc w:val="both"/>
-              <w:rPr>
-                <w:sz w:val="18"/>
-                <w:szCs w:val="18"/>
-              </w:rPr>
-            </w:pPr>
+              <w:rPr>
+                <w:sz w:val="18"/>
+                <w:szCs w:val="18"/>
+              </w:rPr>
+            </w:pPr>
+            <w:r>
+              <w:rPr>
+                <w:sz w:val="18"/>
+                <w:szCs w:val="18"/>
+              </w:rPr>
+              <w:t>{{</w:t>
+            </w:r>
+            <w:r>
+              <w:rPr>
+                <w:sz w:val="18"/>
+                <w:szCs w:val="18"/>
+              </w:rPr>
+              <w:t>note</w:t>
+            </w:r>
+            <w:r>
+              <w:rPr>
+                <w:sz w:val="18"/>
+                <w:szCs w:val="18"/>
+              </w:rPr>
+              <w:t>}}</w:t>
+            </w:r>
           </w:p>
         </w:tc>
         <w:tc>
@@ -1307,6 +1502,7 @@
               <w:bottom w:val="single" w:sz="4" w:space="0" w:color="auto"/>
               <w:right w:val="single" w:sz="4" w:space="0" w:color="auto"/>
             </w:tcBorders>
+            <w:vAlign w:val="center"/>
           </w:tcPr>
           <w:p>
             <w:pPr>
@@ -1318,6 +1514,27 @@
                 <w:szCs w:val="18"/>
               </w:rPr>
             </w:pPr>
+            <w:r>
+              <w:rPr>
+                <w:sz w:val="18"/>
+                <w:szCs w:val="18"/>
+              </w:rPr>
+              <w:t>{{</w:t>
+            </w:r>
+            <w:r>
+              <w:rPr>
+                <w:sz w:val="18"/>
+                <w:szCs w:val="18"/>
+              </w:rPr>
+              <w:t>accept</w:t>
+            </w:r>
+            <w:r>
+              <w:rPr>
+                <w:sz w:val="18"/>
+                <w:szCs w:val="18"/>
+              </w:rPr>
+              <w:t>}}</w:t>
+            </w:r>
           </w:p>
         </w:tc>
         <w:tc>
@@ -1329,6 +1546,7 @@
               <w:bottom w:val="single" w:sz="4" w:space="0" w:color="auto"/>
               <w:right w:val="single" w:sz="4" w:space="0" w:color="auto"/>
             </w:tcBorders>
+            <w:vAlign w:val="center"/>
           </w:tcPr>
           <w:p>
             <w:pPr>
@@ -1340,6 +1558,27 @@
                 <w:szCs w:val="18"/>
               </w:rPr>
             </w:pPr>
+            <w:r>
+              <w:rPr>
+                <w:sz w:val="18"/>
+                <w:szCs w:val="18"/>
+              </w:rPr>
+              <w:t>{{</w:t>
+            </w:r>
+            <w:r>
+              <w:rPr>
+                <w:sz w:val="18"/>
+                <w:szCs w:val="18"/>
+              </w:rPr>
+              <w:t>reject</w:t>
+            </w:r>
+            <w:r>
+              <w:rPr>
+                <w:sz w:val="18"/>
+                <w:szCs w:val="18"/>
+              </w:rPr>
+              <w:t>}}</w:t>
+            </w:r>
           </w:p>
         </w:tc>
         <w:tc>
@@ -1351,6 +1590,7 @@
               <w:bottom w:val="single" w:sz="4" w:space="0" w:color="auto"/>
               <w:right w:val="single" w:sz="4" w:space="0" w:color="auto"/>
             </w:tcBorders>
+            <w:vAlign w:val="bottom"/>
           </w:tcPr>
           <w:p>
             <w:pPr>
@@ -1362,238 +1602,27 @@
                 <w:szCs w:val="18"/>
               </w:rPr>
             </w:pPr>
-          </w:p>
-        </w:tc>
-      </w:tr>
-      <w:tr>
-        <w:trPr>
-          <w:cantSplit/>
-          <w:trHeight w:val="800"/>
-        </w:trPr>
-        <w:tc>
-          <w:tcPr>
-            <w:tcW w:w="720" w:type="dxa"/>
-            <w:tcBorders>
-              <w:top w:val="single" w:sz="4" w:space="0" w:color="auto"/>
-              <w:left w:val="single" w:sz="4" w:space="0" w:color="auto"/>
-              <w:bottom w:val="single" w:sz="4" w:space="0" w:color="auto"/>
-              <w:right w:val="single" w:sz="4" w:space="0" w:color="auto"/>
-            </w:tcBorders>
-          </w:tcPr>
-          <w:p>
-            <w:pPr>
-              <w:pStyle w:val="Header"/>
-              <w:widowControl w:val="0"/>
-              <w:tabs>
-                <w:tab w:val="clear" w:pos="4320"/>
-                <w:tab w:val="clear" w:pos="8640"/>
-              </w:tabs>
-              <w:spacing w:line="240" w:lineRule="atLeast"/>
-              <w:jc w:val="center"/>
-              <w:rPr>
-                <w:b/>
-                <w:sz w:val="18"/>
-                <w:szCs w:val="18"/>
-              </w:rPr>
-            </w:pPr>
-            <w:r>
-              <w:rPr>
-                <w:b/>
-                <w:sz w:val="18"/>
-                <w:szCs w:val="18"/>
-              </w:rPr>
-              <w:t>{op}</w:t>
-            </w:r>
-          </w:p>
-        </w:tc>
-        <w:tc>
-          <w:tcPr>
-            <w:tcW w:w="5940" w:type="dxa"/>
-            <w:tcBorders>
-              <w:top w:val="single" w:sz="4" w:space="0" w:color="auto"/>
-              <w:left w:val="single" w:sz="4" w:space="0" w:color="auto"/>
-              <w:bottom w:val="single" w:sz="4" w:space="0" w:color="auto"/>
-              <w:right w:val="single" w:sz="4" w:space="0" w:color="auto"/>
-            </w:tcBorders>
-          </w:tcPr>
-          <w:p>
-            <w:pPr>
-              <w:pStyle w:val="Header"/>
-              <w:widowControl w:val="0"/>
-              <w:tabs>
-                <w:tab w:val="clear" w:pos="4320"/>
-                <w:tab w:val="clear" w:pos="8640"/>
-              </w:tabs>
-              <w:spacing w:line="240" w:lineRule="atLeast"/>
-              <w:rPr>
-                <w:b/>
-                <w:sz w:val="18"/>
-                <w:szCs w:val="18"/>
-              </w:rPr>
-            </w:pPr>
-            <w:r>
-              <w:rPr>
-                <w:b/>
-                <w:sz w:val="18"/>
-                <w:szCs w:val="18"/>
-              </w:rPr>
-              <w:t>{{STEP_NAME}}</w:t>
-            </w:r>
-          </w:p>
-          <w:p>
-            <w:pPr>
-              <w:pStyle w:val="Header"/>
-              <w:widowControl w:val="0"/>
-              <w:tabs>
-                <w:tab w:val="clear" w:pos="4320"/>
-                <w:tab w:val="clear" w:pos="8640"/>
-              </w:tabs>
-              <w:spacing w:line="240" w:lineRule="atLeast"/>
-              <w:rPr>
-                <w:b/>
-                <w:sz w:val="18"/>
-                <w:szCs w:val="18"/>
-              </w:rPr>
-            </w:pPr>
-            <w:r>
-              <w:rPr>
-                <w:bCs/>
-                <w:sz w:val="18"/>
-                <w:szCs w:val="18"/>
-              </w:rPr>
-              <w:t>{{STEP_NOTES}}</w:t>
-            </w:r>
-          </w:p>
-        </w:tc>
-        <w:tc>
-          <w:tcPr>
-            <w:tcW w:w="1080" w:type="dxa"/>
-            <w:tcBorders>
-              <w:top w:val="single" w:sz="4" w:space="0" w:color="auto"/>
-              <w:left w:val="single" w:sz="4" w:space="0" w:color="auto"/>
-              <w:bottom w:val="single" w:sz="4" w:space="0" w:color="auto"/>
-              <w:right w:val="single" w:sz="4" w:space="0" w:color="auto"/>
-            </w:tcBorders>
-          </w:tcPr>
-          <w:p>
-            <w:pPr>
-              <w:widowControl w:val="0"/>
-              <w:jc w:val="center"/>
-              <w:rPr>
-                <w:sz w:val="16"/>
-                <w:szCs w:val="16"/>
-              </w:rPr>
-            </w:pPr>
-          </w:p>
-        </w:tc>
-        <w:tc>
-          <w:tcPr>
-            <w:tcW w:w="990" w:type="dxa"/>
-            <w:tcBorders>
-              <w:top w:val="single" w:sz="4" w:space="0" w:color="auto"/>
-              <w:left w:val="single" w:sz="4" w:space="0" w:color="auto"/>
-              <w:bottom w:val="single" w:sz="4" w:space="0" w:color="auto"/>
-              <w:right w:val="single" w:sz="4" w:space="0" w:color="auto"/>
-            </w:tcBorders>
-          </w:tcPr>
-          <w:p>
-            <w:pPr>
-              <w:widowControl w:val="0"/>
-              <w:spacing w:line="240" w:lineRule="atLeast"/>
-              <w:jc w:val="center"/>
-              <w:rPr>
-                <w:sz w:val="18"/>
-                <w:szCs w:val="18"/>
-              </w:rPr>
-            </w:pPr>
-          </w:p>
-        </w:tc>
-        <w:tc>
-          <w:tcPr>
-            <w:tcW w:w="2790" w:type="dxa"/>
-            <w:tcBorders>
-              <w:top w:val="single" w:sz="4" w:space="0" w:color="auto"/>
-              <w:left w:val="single" w:sz="4" w:space="0" w:color="auto"/>
-              <w:bottom w:val="single" w:sz="4" w:space="0" w:color="auto"/>
-              <w:right w:val="single" w:sz="4" w:space="0" w:color="auto"/>
-            </w:tcBorders>
-          </w:tcPr>
-          <w:p>
-            <w:pPr>
-              <w:widowControl w:val="0"/>
-              <w:spacing w:line="240" w:lineRule="atLeast"/>
-              <w:jc w:val="both"/>
-              <w:rPr>
-                <w:sz w:val="18"/>
-                <w:szCs w:val="18"/>
-              </w:rPr>
-            </w:pPr>
-          </w:p>
-        </w:tc>
-        <w:tc>
-          <w:tcPr>
-            <w:tcW w:w="990" w:type="dxa"/>
-            <w:tcBorders>
-              <w:top w:val="single" w:sz="4" w:space="0" w:color="auto"/>
-              <w:left w:val="single" w:sz="4" w:space="0" w:color="auto"/>
-              <w:bottom w:val="single" w:sz="4" w:space="0" w:color="auto"/>
-              <w:right w:val="single" w:sz="4" w:space="0" w:color="auto"/>
-            </w:tcBorders>
-          </w:tcPr>
-          <w:p>
-            <w:pPr>
-              <w:widowControl w:val="0"/>
-              <w:jc w:val="center"/>
-              <w:rPr>
-                <w:b/>
-                <w:sz w:val="18"/>
-                <w:szCs w:val="18"/>
-              </w:rPr>
-            </w:pPr>
-          </w:p>
-        </w:tc>
-        <w:tc>
-          <w:tcPr>
-            <w:tcW w:w="990" w:type="dxa"/>
-            <w:tcBorders>
-              <w:top w:val="single" w:sz="4" w:space="0" w:color="auto"/>
-              <w:left w:val="single" w:sz="4" w:space="0" w:color="auto"/>
-              <w:bottom w:val="single" w:sz="4" w:space="0" w:color="auto"/>
-              <w:right w:val="single" w:sz="4" w:space="0" w:color="auto"/>
-            </w:tcBorders>
-          </w:tcPr>
-          <w:p>
-            <w:pPr>
-              <w:widowControl w:val="0"/>
-              <w:jc w:val="center"/>
-              <w:rPr>
-                <w:b/>
-                <w:sz w:val="18"/>
-                <w:szCs w:val="18"/>
-              </w:rPr>
-            </w:pPr>
-          </w:p>
-        </w:tc>
-        <w:tc>
-          <w:tcPr>
-            <w:tcW w:w="900" w:type="dxa"/>
-            <w:tcBorders>
-              <w:top w:val="single" w:sz="4" w:space="0" w:color="auto"/>
-              <w:left w:val="single" w:sz="4" w:space="0" w:color="auto"/>
-              <w:bottom w:val="single" w:sz="4" w:space="0" w:color="auto"/>
-              <w:right w:val="single" w:sz="4" w:space="0" w:color="auto"/>
-            </w:tcBorders>
-          </w:tcPr>
-          <w:p>
-            <w:pPr>
-              <w:widowControl w:val="0"/>
-              <w:jc w:val="center"/>
-              <w:rPr>
-                <w:b/>
-                <w:sz w:val="18"/>
-                <w:szCs w:val="18"/>
-              </w:rPr>
-            </w:pPr>
+            <w:r>
+              <w:rPr>
+                <w:sz w:val="18"/>
+                <w:szCs w:val="18"/>
+              </w:rPr>
+              <w:t>{{</w:t>
+            </w:r>
+            <w:r>
+              <w:rPr>
+                <w:sz w:val="18"/>
+                <w:szCs w:val="18"/>
+              </w:rPr>
+              <w:t>date</w:t>
+            </w:r>
+            <w:r>
+              <w:rPr>
+                <w:sz w:val="18"/>
+                <w:szCs w:val="18"/>
+              </w:rPr>
+              <w:t>}}</w:t>
+            </w:r>
           </w:p>
         </w:tc>
       </w:tr>
@@ -2060,12 +2089,11 @@
       <w:tblLook w:val="0000" w:firstRow="0" w:lastRow="0" w:firstColumn="0" w:lastColumn="0" w:noHBand="0" w:noVBand="0"/>
     </w:tblPr>
     <w:tblGrid>
-      <w:gridCol w:w="2331"/>
-      <w:gridCol w:w="1170"/>
-      <w:gridCol w:w="1800"/>
-      <w:gridCol w:w="1710"/>
-      <w:gridCol w:w="1080"/>
-      <w:gridCol w:w="3870"/>
+      <w:gridCol w:w="2511"/>
+      <w:gridCol w:w="1350"/>
+      <w:gridCol w:w="2070"/>
+      <w:gridCol w:w="2250"/>
+      <w:gridCol w:w="3780"/>
       <w:gridCol w:w="2420"/>
     </w:tblGrid>
     <w:tr>
@@ -2076,7 +2104,7 @@
       </w:trPr>
       <w:tc>
         <w:tcPr>
-          <w:tcW w:w="2331" w:type="dxa"/>
+          <w:tcW w:w="2511" w:type="dxa"/>
           <w:tcBorders>
             <w:top w:val="single" w:sz="4" w:space="0" w:color="auto"/>
             <w:left w:val="single" w:sz="4" w:space="0" w:color="auto"/>
@@ -2129,7 +2157,7 @@
       </w:tc>
       <w:tc>
         <w:tcPr>
-          <w:tcW w:w="1170" w:type="dxa"/>
+          <w:tcW w:w="1350" w:type="dxa"/>
           <w:tcBorders>
             <w:top w:val="single" w:sz="4" w:space="0" w:color="auto"/>
             <w:left w:val="single" w:sz="4" w:space="0" w:color="auto"/>
@@ -2146,13 +2174,14 @@
               <w:szCs w:val="22"/>
             </w:rPr>
           </w:pPr>
+          <w:proofErr w:type="gramStart"/>
           <w:r>
             <w:rPr>
               <w:b/>
               <w:sz w:val="22"/>
               <w:szCs w:val="22"/>
             </w:rPr>
-            <w:t xml:space="preserve">REV:  </w:t>
+            <w:t>REV:</w:t>
           </w:r>
           <w:r>
             <w:rPr>
@@ -2160,13 +2189,22 @@
               <w:sz w:val="22"/>
               <w:szCs w:val="22"/>
             </w:rPr>
-            <w:t>B</w:t>
+            <w:t>{</w:t>
+          </w:r>
+          <w:proofErr w:type="gramEnd"/>
+          <w:r>
+            <w:rPr>
+              <w:b/>
+              <w:sz w:val="22"/>
+              <w:szCs w:val="22"/>
+            </w:rPr>
+            <w:t>{r}}</w:t>
           </w:r>
         </w:p>
       </w:tc>
       <w:tc>
         <w:tcPr>
-          <w:tcW w:w="1800" w:type="dxa"/>
+          <w:tcW w:w="2070" w:type="dxa"/>
           <w:tcBorders>
             <w:top w:val="single" w:sz="4" w:space="0" w:color="auto"/>
             <w:left w:val="single" w:sz="4" w:space="0" w:color="auto"/>
@@ -2197,21 +2235,13 @@
               <w:sz w:val="22"/>
               <w:szCs w:val="22"/>
             </w:rPr>
-            <w:t xml:space="preserve"> </w:t>
-          </w:r>
-          <w:r>
-            <w:rPr>
-              <w:b/>
-              <w:sz w:val="22"/>
-              <w:szCs w:val="22"/>
-            </w:rPr>
-            <w:t>{{lot}}</w:t>
+            <w:t xml:space="preserve"> {{lot}}</w:t>
           </w:r>
         </w:p>
       </w:tc>
       <w:tc>
         <w:tcPr>
-          <w:tcW w:w="1710" w:type="dxa"/>
+          <w:tcW w:w="2250" w:type="dxa"/>
           <w:tcBorders>
             <w:top w:val="single" w:sz="4" w:space="0" w:color="auto"/>
             <w:left w:val="single" w:sz="4" w:space="0" w:color="auto"/>
@@ -2242,21 +2272,13 @@
               <w:sz w:val="22"/>
               <w:szCs w:val="22"/>
             </w:rPr>
-            <w:t xml:space="preserve"> </w:t>
-          </w:r>
-          <w:r>
-            <w:rPr>
-              <w:b/>
-              <w:sz w:val="22"/>
-              <w:szCs w:val="22"/>
-            </w:rPr>
-            <w:t>{{po}}</w:t>
+            <w:t xml:space="preserve"> {{po}}</w:t>
           </w:r>
         </w:p>
       </w:tc>
       <w:tc>
         <w:tcPr>
-          <w:tcW w:w="1080" w:type="dxa"/>
+          <w:tcW w:w="3780" w:type="dxa"/>
           <w:tcBorders>
             <w:top w:val="single" w:sz="4" w:space="0" w:color="auto"/>
             <w:left w:val="single" w:sz="4" w:space="0" w:color="auto"/>
@@ -2279,36 +2301,16 @@
               <w:sz w:val="22"/>
               <w:szCs w:val="22"/>
             </w:rPr>
-            <w:t>LINE:</w:t>
+            <w:t xml:space="preserve">PRODUCTION </w:t>
           </w:r>
-        </w:p>
-      </w:tc>
-      <w:tc>
-        <w:tcPr>
-          <w:tcW w:w="3870" w:type="dxa"/>
-          <w:tcBorders>
-            <w:top w:val="single" w:sz="4" w:space="0" w:color="auto"/>
-            <w:left w:val="single" w:sz="4" w:space="0" w:color="auto"/>
-            <w:bottom w:val="single" w:sz="4" w:space="0" w:color="auto"/>
-            <w:right w:val="single" w:sz="4" w:space="0" w:color="auto"/>
-          </w:tcBorders>
-        </w:tcPr>
-        <w:p>
-          <w:pPr>
-            <w:pStyle w:val="Header"/>
-            <w:rPr>
-              <w:b/>
-              <w:sz w:val="22"/>
-              <w:szCs w:val="22"/>
-            </w:rPr>
-          </w:pPr>
+          <w:proofErr w:type="gramStart"/>
           <w:r>
             <w:rPr>
               <w:b/>
               <w:sz w:val="22"/>
               <w:szCs w:val="22"/>
             </w:rPr>
-            <w:t xml:space="preserve">PRODUCTION QTY:   </w:t>
+            <w:t>QTY:</w:t>
           </w:r>
           <w:r>
             <w:rPr>
@@ -2316,7 +2318,25 @@
               <w:sz w:val="22"/>
               <w:szCs w:val="22"/>
             </w:rPr>
-            <w:t xml:space="preserve">  </w:t>
+            <w:t>{</w:t>
+          </w:r>
+          <w:proofErr w:type="gramEnd"/>
+          <w:r>
+            <w:rPr>
+              <w:b/>
+              <w:sz w:val="22"/>
+              <w:szCs w:val="22"/>
+            </w:rPr>
+            <w:t>{prod</w:t>
+          </w:r>
+          <w:proofErr w:type="gramStart"/>
+          <w:r>
+            <w:rPr>
+              <w:b/>
+              <w:sz w:val="22"/>
+              <w:szCs w:val="22"/>
+            </w:rPr>
+            <w:t>}}</w:t>
           </w:r>
           <w:r>
             <w:rPr>
@@ -2324,31 +2344,16 @@
               <w:sz w:val="22"/>
               <w:szCs w:val="22"/>
             </w:rPr>
-            <w:t xml:space="preserve"> </w:t>
+            <w:t>PCS</w:t>
           </w:r>
+          <w:proofErr w:type="gramEnd"/>
           <w:r>
             <w:rPr>
               <w:b/>
               <w:sz w:val="22"/>
               <w:szCs w:val="22"/>
             </w:rPr>
-            <w:t xml:space="preserve">  </w:t>
-          </w:r>
-          <w:r>
-            <w:rPr>
-              <w:b/>
-              <w:sz w:val="22"/>
-              <w:szCs w:val="22"/>
-            </w:rPr>
-            <w:t xml:space="preserve">      </w:t>
-          </w:r>
-          <w:r>
-            <w:rPr>
-              <w:b/>
-              <w:sz w:val="22"/>
-              <w:szCs w:val="22"/>
-            </w:rPr>
-            <w:t xml:space="preserve">  PCS. </w:t>
+            <w:t xml:space="preserve">. </w:t>
           </w:r>
         </w:p>
       </w:tc>

--- a/templates/shop_templete.docx
+++ b/templates/shop_templete.docx
@@ -15,8 +15,8 @@
       </w:tblPr>
       <w:tblGrid>
         <w:gridCol w:w="2520"/>
-        <w:gridCol w:w="2430"/>
-        <w:gridCol w:w="4410"/>
+        <w:gridCol w:w="2970"/>
+        <w:gridCol w:w="3870"/>
         <w:gridCol w:w="2520"/>
         <w:gridCol w:w="810"/>
         <w:gridCol w:w="1710"/>
@@ -51,7 +51,6 @@
                 <w:szCs w:val="22"/>
               </w:rPr>
             </w:pPr>
-            <w:proofErr w:type="gramStart"/>
             <w:r>
               <w:rPr>
                 <w:b/>
@@ -74,32 +73,13 @@
                 <w:sz w:val="22"/>
                 <w:szCs w:val="22"/>
               </w:rPr>
-              <w:t>{{</w:t>
-            </w:r>
-            <w:proofErr w:type="spellStart"/>
-            <w:proofErr w:type="gramEnd"/>
-            <w:r>
-              <w:rPr>
-                <w:b/>
-                <w:sz w:val="22"/>
-                <w:szCs w:val="22"/>
-              </w:rPr>
-              <w:t>cus</w:t>
-            </w:r>
-            <w:proofErr w:type="spellEnd"/>
-            <w:r>
-              <w:rPr>
-                <w:b/>
-                <w:sz w:val="22"/>
-                <w:szCs w:val="22"/>
-              </w:rPr>
-              <w:t>}}</w:t>
-            </w:r>
-          </w:p>
-        </w:tc>
-        <w:tc>
-          <w:tcPr>
-            <w:tcW w:w="2430" w:type="dxa"/>
+              <w:t>{{cus}}</w:t>
+            </w:r>
+          </w:p>
+        </w:tc>
+        <w:tc>
+          <w:tcPr>
+            <w:tcW w:w="2970" w:type="dxa"/>
             <w:tcBorders>
               <w:top w:val="single" w:sz="4" w:space="0" w:color="auto"/>
               <w:left w:val="single" w:sz="4" w:space="0" w:color="auto"/>
@@ -153,7 +133,7 @@
         </w:tc>
         <w:tc>
           <w:tcPr>
-            <w:tcW w:w="4410" w:type="dxa"/>
+            <w:tcW w:w="3870" w:type="dxa"/>
             <w:tcBorders>
               <w:top w:val="single" w:sz="4" w:space="0" w:color="auto"/>
               <w:left w:val="single" w:sz="4" w:space="0" w:color="auto"/>
@@ -239,23 +219,7 @@
                 <w:sz w:val="22"/>
                 <w:szCs w:val="22"/>
               </w:rPr>
-              <w:t xml:space="preserve">Eddy </w:t>
-            </w:r>
-            <w:proofErr w:type="spellStart"/>
-            <w:r>
-              <w:rPr>
-                <w:sz w:val="22"/>
-                <w:szCs w:val="22"/>
-              </w:rPr>
-              <w:t>Chainamnaris</w:t>
-            </w:r>
-            <w:proofErr w:type="spellEnd"/>
-            <w:r>
-              <w:rPr>
-                <w:sz w:val="22"/>
-                <w:szCs w:val="22"/>
-              </w:rPr>
-              <w:t xml:space="preserve">  </w:t>
+              <w:t xml:space="preserve">Eddy Chainamnaris  </w:t>
             </w:r>
           </w:p>
         </w:tc>
@@ -295,7 +259,6 @@
                 <w:szCs w:val="22"/>
               </w:rPr>
             </w:pPr>
-            <w:proofErr w:type="gramStart"/>
             <w:r>
               <w:rPr>
                 <w:sz w:val="22"/>
@@ -308,15 +271,7 @@
                 <w:sz w:val="22"/>
                 <w:szCs w:val="22"/>
               </w:rPr>
-              <w:t xml:space="preserve"> {{</w:t>
-            </w:r>
-            <w:proofErr w:type="gramEnd"/>
-            <w:r>
-              <w:rPr>
-                <w:sz w:val="22"/>
-                <w:szCs w:val="22"/>
-              </w:rPr>
-              <w:t>release}}</w:t>
+              <w:t xml:space="preserve"> {{release}}</w:t>
             </w:r>
           </w:p>
         </w:tc>
@@ -351,23 +306,21 @@
                 <w:sz w:val="22"/>
                 <w:szCs w:val="22"/>
               </w:rPr>
-              <w:t xml:space="preserve">PART </w:t>
-            </w:r>
-            <w:proofErr w:type="gramStart"/>
+              <w:t>PART NAME: {{part</w:t>
+            </w:r>
             <w:r>
               <w:rPr>
                 <w:sz w:val="22"/>
                 <w:szCs w:val="22"/>
               </w:rPr>
-              <w:t>NAME: {{</w:t>
-            </w:r>
-            <w:proofErr w:type="gramEnd"/>
+              <w:t>_name</w:t>
+            </w:r>
             <w:r>
               <w:rPr>
                 <w:sz w:val="22"/>
                 <w:szCs w:val="22"/>
               </w:rPr>
-              <w:t>part}}</w:t>
+              <w:t>}}</w:t>
             </w:r>
           </w:p>
         </w:tc>
@@ -478,7 +431,6 @@
                 <w:szCs w:val="22"/>
               </w:rPr>
             </w:pPr>
-            <w:proofErr w:type="gramStart"/>
             <w:r>
               <w:rPr>
                 <w:sz w:val="22"/>
@@ -491,24 +443,7 @@
                 <w:sz w:val="22"/>
                 <w:szCs w:val="22"/>
               </w:rPr>
-              <w:t>{{</w:t>
-            </w:r>
-            <w:proofErr w:type="spellStart"/>
-            <w:proofErr w:type="gramEnd"/>
-            <w:r>
-              <w:rPr>
-                <w:sz w:val="22"/>
-                <w:szCs w:val="22"/>
-              </w:rPr>
-              <w:t>material_detail</w:t>
-            </w:r>
-            <w:proofErr w:type="spellEnd"/>
-            <w:r>
-              <w:rPr>
-                <w:sz w:val="22"/>
-                <w:szCs w:val="22"/>
-              </w:rPr>
-              <w:t>}}</w:t>
+              <w:t>{{material_detail}}</w:t>
             </w:r>
           </w:p>
         </w:tc>
@@ -733,48 +668,29 @@
     </w:p>
     <w:tbl>
       <w:tblPr>
+        <w:tblStyle w:val="TableGrid"/>
         <w:tblW w:w="14400" w:type="dxa"/>
-        <w:tblInd w:w="135" w:type="dxa"/>
-        <w:tblBorders>
-          <w:top w:val="single" w:sz="4" w:space="0" w:color="auto"/>
-          <w:left w:val="single" w:sz="4" w:space="0" w:color="auto"/>
-          <w:bottom w:val="single" w:sz="4" w:space="0" w:color="auto"/>
-          <w:right w:val="single" w:sz="4" w:space="0" w:color="auto"/>
-          <w:insideH w:val="single" w:sz="4" w:space="0" w:color="auto"/>
-          <w:insideV w:val="single" w:sz="4" w:space="0" w:color="auto"/>
-        </w:tblBorders>
+        <w:tblInd w:w="108" w:type="dxa"/>
         <w:tblLayout w:type="fixed"/>
-        <w:tblCellMar>
-          <w:left w:w="135" w:type="dxa"/>
-          <w:right w:w="135" w:type="dxa"/>
-        </w:tblCellMar>
-        <w:tblLook w:val="0000" w:firstRow="0" w:lastRow="0" w:firstColumn="0" w:lastColumn="0" w:noHBand="0" w:noVBand="0"/>
+        <w:tblLook w:val="04A0" w:firstRow="1" w:lastRow="0" w:firstColumn="1" w:lastColumn="0" w:noHBand="0" w:noVBand="1"/>
       </w:tblPr>
       <w:tblGrid>
-        <w:gridCol w:w="720"/>
-        <w:gridCol w:w="5940"/>
-        <w:gridCol w:w="1080"/>
-        <w:gridCol w:w="990"/>
-        <w:gridCol w:w="2790"/>
+        <w:gridCol w:w="900"/>
+        <w:gridCol w:w="6210"/>
         <w:gridCol w:w="990"/>
         <w:gridCol w:w="990"/>
-        <w:gridCol w:w="900"/>
+        <w:gridCol w:w="2340"/>
+        <w:gridCol w:w="990"/>
+        <w:gridCol w:w="990"/>
+        <w:gridCol w:w="990"/>
       </w:tblGrid>
       <w:tr>
         <w:trPr>
-          <w:cantSplit/>
-          <w:trHeight w:val="807"/>
-          <w:tblHeader/>
+          <w:trHeight w:val="746"/>
         </w:trPr>
         <w:tc>
           <w:tcPr>
-            <w:tcW w:w="720" w:type="dxa"/>
-            <w:tcBorders>
-              <w:top w:val="single" w:sz="4" w:space="0" w:color="auto"/>
-              <w:left w:val="single" w:sz="4" w:space="0" w:color="auto"/>
-              <w:bottom w:val="single" w:sz="4" w:space="0" w:color="auto"/>
-              <w:right w:val="single" w:sz="4" w:space="0" w:color="auto"/>
-            </w:tcBorders>
+            <w:tcW w:w="900" w:type="dxa"/>
             <w:vAlign w:val="center"/>
           </w:tcPr>
           <w:p>
@@ -788,6 +704,218 @@
               </w:rPr>
             </w:pPr>
           </w:p>
+          <w:p>
+            <w:pPr>
+              <w:jc w:val="center"/>
+              <w:rPr>
+                <w:sz w:val="24"/>
+                <w:szCs w:val="24"/>
+              </w:rPr>
+            </w:pPr>
+            <w:r>
+              <w:rPr>
+                <w:b/>
+                <w:sz w:val="16"/>
+                <w:szCs w:val="16"/>
+              </w:rPr>
+              <w:t>OP. #</w:t>
+            </w:r>
+          </w:p>
+        </w:tc>
+        <w:tc>
+          <w:tcPr>
+            <w:tcW w:w="6210" w:type="dxa"/>
+            <w:vAlign w:val="center"/>
+          </w:tcPr>
+          <w:p>
+            <w:pPr>
+              <w:widowControl w:val="0"/>
+              <w:jc w:val="center"/>
+              <w:rPr>
+                <w:b/>
+                <w:sz w:val="16"/>
+                <w:szCs w:val="16"/>
+              </w:rPr>
+            </w:pPr>
+          </w:p>
+          <w:p>
+            <w:pPr>
+              <w:widowControl w:val="0"/>
+              <w:jc w:val="center"/>
+              <w:rPr>
+                <w:b/>
+                <w:sz w:val="16"/>
+                <w:szCs w:val="16"/>
+              </w:rPr>
+            </w:pPr>
+            <w:r>
+              <w:rPr>
+                <w:b/>
+                <w:sz w:val="16"/>
+                <w:szCs w:val="16"/>
+              </w:rPr>
+              <w:t>OPERATION DESCRIPTION</w:t>
+            </w:r>
+          </w:p>
+          <w:p>
+            <w:pPr>
+              <w:jc w:val="center"/>
+              <w:rPr>
+                <w:sz w:val="24"/>
+                <w:szCs w:val="24"/>
+              </w:rPr>
+            </w:pPr>
+          </w:p>
+        </w:tc>
+        <w:tc>
+          <w:tcPr>
+            <w:tcW w:w="990" w:type="dxa"/>
+            <w:vAlign w:val="center"/>
+          </w:tcPr>
+          <w:p>
+            <w:pPr>
+              <w:jc w:val="center"/>
+              <w:rPr>
+                <w:sz w:val="24"/>
+                <w:szCs w:val="24"/>
+              </w:rPr>
+            </w:pPr>
+            <w:r>
+              <w:rPr>
+                <w:b/>
+                <w:sz w:val="16"/>
+                <w:szCs w:val="16"/>
+              </w:rPr>
+              <w:t>QTY.</w:t>
+            </w:r>
+            <w:r>
+              <w:rPr>
+                <w:b/>
+                <w:sz w:val="16"/>
+                <w:szCs w:val="16"/>
+              </w:rPr>
+              <w:t xml:space="preserve"> </w:t>
+            </w:r>
+            <w:r>
+              <w:rPr>
+                <w:b/>
+                <w:sz w:val="16"/>
+                <w:szCs w:val="16"/>
+              </w:rPr>
+              <w:t>RECEIVE</w:t>
+            </w:r>
+          </w:p>
+        </w:tc>
+        <w:tc>
+          <w:tcPr>
+            <w:tcW w:w="990" w:type="dxa"/>
+            <w:vAlign w:val="center"/>
+          </w:tcPr>
+          <w:p>
+            <w:pPr>
+              <w:widowControl w:val="0"/>
+              <w:jc w:val="center"/>
+              <w:rPr>
+                <w:b/>
+                <w:sz w:val="16"/>
+                <w:szCs w:val="16"/>
+              </w:rPr>
+            </w:pPr>
+            <w:r>
+              <w:rPr>
+                <w:b/>
+                <w:sz w:val="16"/>
+                <w:szCs w:val="16"/>
+              </w:rPr>
+              <w:t>OPER.</w:t>
+            </w:r>
+          </w:p>
+          <w:p>
+            <w:pPr>
+              <w:jc w:val="center"/>
+              <w:rPr>
+                <w:sz w:val="24"/>
+                <w:szCs w:val="24"/>
+              </w:rPr>
+            </w:pPr>
+            <w:r>
+              <w:rPr>
+                <w:b/>
+                <w:sz w:val="16"/>
+                <w:szCs w:val="16"/>
+              </w:rPr>
+              <w:t>INITIAL</w:t>
+            </w:r>
+          </w:p>
+        </w:tc>
+        <w:tc>
+          <w:tcPr>
+            <w:tcW w:w="2340" w:type="dxa"/>
+            <w:vAlign w:val="center"/>
+          </w:tcPr>
+          <w:p>
+            <w:pPr>
+              <w:jc w:val="center"/>
+              <w:rPr>
+                <w:sz w:val="24"/>
+                <w:szCs w:val="24"/>
+              </w:rPr>
+            </w:pPr>
+            <w:r>
+              <w:rPr>
+                <w:b/>
+                <w:sz w:val="16"/>
+                <w:szCs w:val="16"/>
+              </w:rPr>
+              <w:t xml:space="preserve">DESCRIPTIONS/ </w:t>
+            </w:r>
+            <w:r>
+              <w:rPr>
+                <w:b/>
+                <w:sz w:val="16"/>
+                <w:szCs w:val="16"/>
+              </w:rPr>
+              <w:t>SUPPLIER/ PO</w:t>
+            </w:r>
+            <w:r>
+              <w:rPr>
+                <w:b/>
+                <w:sz w:val="16"/>
+                <w:szCs w:val="16"/>
+              </w:rPr>
+              <w:t>#</w:t>
+            </w:r>
+            <w:r>
+              <w:rPr>
+                <w:b/>
+                <w:sz w:val="16"/>
+                <w:szCs w:val="16"/>
+              </w:rPr>
+              <w:t>/ CERTIFICATION#/ HEAT#/</w:t>
+            </w:r>
+            <w:r>
+              <w:rPr>
+                <w:b/>
+                <w:sz w:val="16"/>
+                <w:szCs w:val="16"/>
+              </w:rPr>
+              <w:t xml:space="preserve"> </w:t>
+            </w:r>
+            <w:r>
+              <w:rPr>
+                <w:b/>
+                <w:sz w:val="16"/>
+                <w:szCs w:val="16"/>
+              </w:rPr>
+              <w:t>PROGRAM#</w:t>
+            </w:r>
+          </w:p>
+        </w:tc>
+        <w:tc>
+          <w:tcPr>
+            <w:tcW w:w="990" w:type="dxa"/>
+            <w:vAlign w:val="center"/>
+          </w:tcPr>
           <w:p>
             <w:pPr>
               <w:widowControl w:val="0"/>
@@ -805,72 +933,30 @@
                 <w:sz w:val="16"/>
                 <w:szCs w:val="16"/>
               </w:rPr>
-              <w:t>OP. #</w:t>
-            </w:r>
-          </w:p>
-        </w:tc>
-        <w:tc>
-          <w:tcPr>
-            <w:tcW w:w="5940" w:type="dxa"/>
-            <w:tcBorders>
-              <w:top w:val="single" w:sz="4" w:space="0" w:color="auto"/>
-              <w:left w:val="single" w:sz="4" w:space="0" w:color="auto"/>
-              <w:bottom w:val="single" w:sz="4" w:space="0" w:color="auto"/>
-              <w:right w:val="single" w:sz="4" w:space="0" w:color="auto"/>
-            </w:tcBorders>
-            <w:vAlign w:val="center"/>
-          </w:tcPr>
-          <w:p>
-            <w:pPr>
-              <w:widowControl w:val="0"/>
+              <w:t>QTY.</w:t>
+            </w:r>
+          </w:p>
+          <w:p>
+            <w:pPr>
               <w:jc w:val="center"/>
+              <w:rPr>
+                <w:sz w:val="24"/>
+                <w:szCs w:val="24"/>
+              </w:rPr>
+            </w:pPr>
+            <w:r>
               <w:rPr>
                 <w:b/>
                 <w:sz w:val="16"/>
                 <w:szCs w:val="16"/>
               </w:rPr>
-            </w:pPr>
-          </w:p>
-          <w:p>
-            <w:pPr>
-              <w:widowControl w:val="0"/>
-              <w:jc w:val="center"/>
-              <w:rPr>
-                <w:b/>
-                <w:sz w:val="16"/>
-                <w:szCs w:val="16"/>
-              </w:rPr>
-            </w:pPr>
-            <w:r>
-              <w:rPr>
-                <w:b/>
-                <w:sz w:val="16"/>
-                <w:szCs w:val="16"/>
-              </w:rPr>
-              <w:t>OPERATION DESCRIPTION</w:t>
-            </w:r>
-          </w:p>
-          <w:p>
-            <w:pPr>
-              <w:widowControl w:val="0"/>
-              <w:jc w:val="center"/>
-              <w:rPr>
-                <w:b/>
-                <w:sz w:val="16"/>
-                <w:szCs w:val="16"/>
-              </w:rPr>
-            </w:pPr>
-          </w:p>
-        </w:tc>
-        <w:tc>
-          <w:tcPr>
-            <w:tcW w:w="1080" w:type="dxa"/>
-            <w:tcBorders>
-              <w:top w:val="single" w:sz="4" w:space="0" w:color="auto"/>
-              <w:left w:val="single" w:sz="4" w:space="0" w:color="auto"/>
-              <w:bottom w:val="single" w:sz="4" w:space="0" w:color="auto"/>
-              <w:right w:val="single" w:sz="4" w:space="0" w:color="auto"/>
-            </w:tcBorders>
+              <w:t>ACCEPT</w:t>
+            </w:r>
+          </w:p>
+        </w:tc>
+        <w:tc>
+          <w:tcPr>
+            <w:tcW w:w="990" w:type="dxa"/>
             <w:vAlign w:val="center"/>
           </w:tcPr>
           <w:p>
@@ -890,64 +976,32 @@
                 <w:sz w:val="16"/>
                 <w:szCs w:val="16"/>
               </w:rPr>
-              <w:t>QTY</w:t>
-            </w:r>
+              <w:t>QTY.</w:t>
+            </w:r>
+          </w:p>
+          <w:p>
+            <w:pPr>
+              <w:jc w:val="center"/>
+              <w:rPr>
+                <w:sz w:val="24"/>
+                <w:szCs w:val="24"/>
+              </w:rPr>
+            </w:pPr>
             <w:r>
               <w:rPr>
                 <w:b/>
                 <w:sz w:val="16"/>
                 <w:szCs w:val="16"/>
               </w:rPr>
-              <w:t>.</w:t>
-            </w:r>
-            <w:r>
-              <w:rPr>
-                <w:b/>
-                <w:sz w:val="16"/>
-                <w:szCs w:val="16"/>
-              </w:rPr>
-              <w:t xml:space="preserve"> </w:t>
-            </w:r>
-            <w:r>
-              <w:rPr>
-                <w:b/>
-                <w:sz w:val="16"/>
-                <w:szCs w:val="16"/>
-              </w:rPr>
-              <w:t>RECEIVE</w:t>
+              <w:t xml:space="preserve">REJECT </w:t>
             </w:r>
           </w:p>
         </w:tc>
         <w:tc>
           <w:tcPr>
             <w:tcW w:w="990" w:type="dxa"/>
-            <w:tcBorders>
-              <w:top w:val="single" w:sz="4" w:space="0" w:color="auto"/>
-              <w:left w:val="single" w:sz="4" w:space="0" w:color="auto"/>
-              <w:bottom w:val="single" w:sz="4" w:space="0" w:color="auto"/>
-              <w:right w:val="single" w:sz="4" w:space="0" w:color="auto"/>
-            </w:tcBorders>
             <w:vAlign w:val="center"/>
           </w:tcPr>
-          <w:p>
-            <w:pPr>
-              <w:widowControl w:val="0"/>
-              <w:jc w:val="center"/>
-              <w:rPr>
-                <w:b/>
-                <w:sz w:val="16"/>
-                <w:szCs w:val="16"/>
-              </w:rPr>
-            </w:pPr>
-            <w:r>
-              <w:rPr>
-                <w:b/>
-                <w:sz w:val="16"/>
-                <w:szCs w:val="16"/>
-              </w:rPr>
-              <w:t>OPER.</w:t>
-            </w:r>
-          </w:p>
           <w:p>
             <w:pPr>
               <w:widowControl w:val="0"/>
@@ -965,290 +1019,15 @@
                 <w:sz w:val="16"/>
                 <w:szCs w:val="16"/>
               </w:rPr>
-              <w:t>INITIAL</w:t>
-            </w:r>
-          </w:p>
-        </w:tc>
-        <w:tc>
-          <w:tcPr>
-            <w:tcW w:w="2790" w:type="dxa"/>
-            <w:tcBorders>
-              <w:top w:val="single" w:sz="4" w:space="0" w:color="auto"/>
-              <w:left w:val="single" w:sz="4" w:space="0" w:color="auto"/>
-              <w:bottom w:val="single" w:sz="4" w:space="0" w:color="auto"/>
-              <w:right w:val="single" w:sz="4" w:space="0" w:color="auto"/>
-            </w:tcBorders>
-            <w:vAlign w:val="center"/>
-          </w:tcPr>
-          <w:p>
-            <w:pPr>
-              <w:widowControl w:val="0"/>
-              <w:spacing w:after="58"/>
+              <w:t>QA</w:t>
+            </w:r>
+          </w:p>
+          <w:p>
+            <w:pPr>
               <w:jc w:val="center"/>
               <w:rPr>
-                <w:b/>
-                <w:sz w:val="16"/>
-                <w:szCs w:val="16"/>
-              </w:rPr>
-            </w:pPr>
-            <w:r>
-              <w:rPr>
-                <w:b/>
-                <w:sz w:val="16"/>
-                <w:szCs w:val="16"/>
-              </w:rPr>
-              <w:t xml:space="preserve">DESCRIPTIONS/ </w:t>
-            </w:r>
-            <w:r>
-              <w:rPr>
-                <w:b/>
-                <w:sz w:val="16"/>
-                <w:szCs w:val="16"/>
-              </w:rPr>
-              <w:t>SUPPLIER/</w:t>
-            </w:r>
-            <w:r>
-              <w:rPr>
-                <w:b/>
-                <w:sz w:val="16"/>
-                <w:szCs w:val="16"/>
-              </w:rPr>
-              <w:t xml:space="preserve"> </w:t>
-            </w:r>
-            <w:r>
-              <w:rPr>
-                <w:b/>
-                <w:sz w:val="16"/>
-                <w:szCs w:val="16"/>
-              </w:rPr>
-              <w:t>PO</w:t>
-            </w:r>
-            <w:r>
-              <w:rPr>
-                <w:b/>
-                <w:sz w:val="16"/>
-                <w:szCs w:val="16"/>
-              </w:rPr>
-              <w:t>#</w:t>
-            </w:r>
-            <w:r>
-              <w:rPr>
-                <w:b/>
-                <w:sz w:val="16"/>
-                <w:szCs w:val="16"/>
-              </w:rPr>
-              <w:t>/</w:t>
-            </w:r>
-            <w:r>
-              <w:rPr>
-                <w:b/>
-                <w:sz w:val="16"/>
-                <w:szCs w:val="16"/>
-              </w:rPr>
-              <w:t xml:space="preserve"> </w:t>
-            </w:r>
-            <w:r>
-              <w:rPr>
-                <w:b/>
-                <w:sz w:val="16"/>
-                <w:szCs w:val="16"/>
-              </w:rPr>
-              <w:t>CERTIFICA</w:t>
-            </w:r>
-            <w:r>
-              <w:rPr>
-                <w:b/>
-                <w:sz w:val="16"/>
-                <w:szCs w:val="16"/>
-              </w:rPr>
-              <w:t>TION#</w:t>
-            </w:r>
-            <w:r>
-              <w:rPr>
-                <w:b/>
-                <w:sz w:val="16"/>
-                <w:szCs w:val="16"/>
-              </w:rPr>
-              <w:t>/</w:t>
-            </w:r>
-            <w:r>
-              <w:rPr>
-                <w:b/>
-                <w:sz w:val="16"/>
-                <w:szCs w:val="16"/>
-              </w:rPr>
-              <w:t xml:space="preserve"> HEAT#/</w:t>
-            </w:r>
-            <w:r>
-              <w:rPr>
-                <w:b/>
-                <w:sz w:val="16"/>
-                <w:szCs w:val="16"/>
-              </w:rPr>
-              <w:t xml:space="preserve"> </w:t>
-            </w:r>
-            <w:r>
-              <w:rPr>
-                <w:b/>
-                <w:sz w:val="16"/>
-                <w:szCs w:val="16"/>
-              </w:rPr>
-              <w:t>PROGRAM#</w:t>
-            </w:r>
-          </w:p>
-        </w:tc>
-        <w:tc>
-          <w:tcPr>
-            <w:tcW w:w="990" w:type="dxa"/>
-            <w:tcBorders>
-              <w:top w:val="single" w:sz="4" w:space="0" w:color="auto"/>
-              <w:left w:val="single" w:sz="4" w:space="0" w:color="auto"/>
-              <w:bottom w:val="single" w:sz="4" w:space="0" w:color="auto"/>
-              <w:right w:val="single" w:sz="4" w:space="0" w:color="auto"/>
-            </w:tcBorders>
-            <w:vAlign w:val="center"/>
-          </w:tcPr>
-          <w:p>
-            <w:pPr>
-              <w:widowControl w:val="0"/>
-              <w:spacing w:after="58"/>
-              <w:jc w:val="center"/>
-              <w:rPr>
-                <w:b/>
-                <w:sz w:val="16"/>
-                <w:szCs w:val="16"/>
-              </w:rPr>
-            </w:pPr>
-            <w:r>
-              <w:rPr>
-                <w:b/>
-                <w:sz w:val="16"/>
-                <w:szCs w:val="16"/>
-              </w:rPr>
-              <w:t>QTY</w:t>
-            </w:r>
-            <w:r>
-              <w:rPr>
-                <w:b/>
-                <w:sz w:val="16"/>
-                <w:szCs w:val="16"/>
-              </w:rPr>
-              <w:t>.</w:t>
-            </w:r>
-          </w:p>
-          <w:p>
-            <w:pPr>
-              <w:widowControl w:val="0"/>
-              <w:spacing w:after="58"/>
-              <w:jc w:val="center"/>
-              <w:rPr>
-                <w:b/>
-                <w:sz w:val="16"/>
-                <w:szCs w:val="16"/>
-              </w:rPr>
-            </w:pPr>
-            <w:r>
-              <w:rPr>
-                <w:b/>
-                <w:sz w:val="16"/>
-                <w:szCs w:val="16"/>
-              </w:rPr>
-              <w:t>ACCEPT</w:t>
-            </w:r>
-          </w:p>
-        </w:tc>
-        <w:tc>
-          <w:tcPr>
-            <w:tcW w:w="990" w:type="dxa"/>
-            <w:tcBorders>
-              <w:top w:val="single" w:sz="4" w:space="0" w:color="auto"/>
-              <w:left w:val="single" w:sz="4" w:space="0" w:color="auto"/>
-              <w:bottom w:val="single" w:sz="4" w:space="0" w:color="auto"/>
-              <w:right w:val="single" w:sz="4" w:space="0" w:color="auto"/>
-            </w:tcBorders>
-            <w:vAlign w:val="center"/>
-          </w:tcPr>
-          <w:p>
-            <w:pPr>
-              <w:widowControl w:val="0"/>
-              <w:spacing w:after="58"/>
-              <w:jc w:val="center"/>
-              <w:rPr>
-                <w:b/>
-                <w:sz w:val="16"/>
-                <w:szCs w:val="16"/>
-              </w:rPr>
-            </w:pPr>
-            <w:r>
-              <w:rPr>
-                <w:b/>
-                <w:sz w:val="16"/>
-                <w:szCs w:val="16"/>
-              </w:rPr>
-              <w:t>QTY.</w:t>
-            </w:r>
-          </w:p>
-          <w:p>
-            <w:pPr>
-              <w:widowControl w:val="0"/>
-              <w:spacing w:after="58"/>
-              <w:jc w:val="center"/>
-              <w:rPr>
-                <w:b/>
-                <w:sz w:val="16"/>
-                <w:szCs w:val="16"/>
-              </w:rPr>
-            </w:pPr>
-            <w:r>
-              <w:rPr>
-                <w:b/>
-                <w:sz w:val="16"/>
-                <w:szCs w:val="16"/>
-              </w:rPr>
-              <w:t xml:space="preserve">REJECT </w:t>
-            </w:r>
-          </w:p>
-        </w:tc>
-        <w:tc>
-          <w:tcPr>
-            <w:tcW w:w="900" w:type="dxa"/>
-            <w:tcBorders>
-              <w:top w:val="single" w:sz="4" w:space="0" w:color="auto"/>
-              <w:left w:val="single" w:sz="4" w:space="0" w:color="auto"/>
-              <w:bottom w:val="single" w:sz="4" w:space="0" w:color="auto"/>
-              <w:right w:val="single" w:sz="4" w:space="0" w:color="auto"/>
-            </w:tcBorders>
-            <w:vAlign w:val="center"/>
-          </w:tcPr>
-          <w:p>
-            <w:pPr>
-              <w:widowControl w:val="0"/>
-              <w:spacing w:after="58"/>
-              <w:jc w:val="center"/>
-              <w:rPr>
-                <w:b/>
-                <w:sz w:val="16"/>
-                <w:szCs w:val="16"/>
-              </w:rPr>
-            </w:pPr>
-            <w:r>
-              <w:rPr>
-                <w:b/>
-                <w:sz w:val="16"/>
-                <w:szCs w:val="16"/>
-              </w:rPr>
-              <w:t>QA</w:t>
-            </w:r>
-          </w:p>
-          <w:p>
-            <w:pPr>
-              <w:widowControl w:val="0"/>
-              <w:spacing w:after="58"/>
-              <w:jc w:val="center"/>
-              <w:rPr>
-                <w:b/>
-                <w:sz w:val="16"/>
-                <w:szCs w:val="16"/>
+                <w:sz w:val="24"/>
+                <w:szCs w:val="24"/>
               </w:rPr>
             </w:pPr>
             <w:r>
@@ -1264,383 +1043,247 @@
       </w:tr>
       <w:tr>
         <w:trPr>
-          <w:cantSplit/>
-          <w:trHeight w:val="800"/>
+          <w:trHeight w:val="1151"/>
         </w:trPr>
         <w:tc>
           <w:tcPr>
-            <w:tcW w:w="720" w:type="dxa"/>
-            <w:tcBorders>
-              <w:top w:val="single" w:sz="4" w:space="0" w:color="auto"/>
-              <w:left w:val="single" w:sz="4" w:space="0" w:color="auto"/>
-              <w:bottom w:val="single" w:sz="4" w:space="0" w:color="auto"/>
-              <w:right w:val="single" w:sz="4" w:space="0" w:color="auto"/>
-            </w:tcBorders>
-          </w:tcPr>
-          <w:p>
-            <w:pPr>
-              <w:pStyle w:val="Header"/>
-              <w:widowControl w:val="0"/>
-              <w:tabs>
-                <w:tab w:val="clear" w:pos="4320"/>
-                <w:tab w:val="clear" w:pos="8640"/>
-              </w:tabs>
-              <w:spacing w:line="240" w:lineRule="atLeast"/>
-              <w:rPr>
-                <w:b/>
-                <w:sz w:val="18"/>
-                <w:szCs w:val="18"/>
-              </w:rPr>
-            </w:pPr>
-            <w:r>
-              <w:rPr>
-                <w:b/>
-                <w:sz w:val="18"/>
-                <w:szCs w:val="18"/>
-              </w:rPr>
-              <w:t>{{op}}</w:t>
-            </w:r>
-          </w:p>
-        </w:tc>
-        <w:tc>
-          <w:tcPr>
-            <w:tcW w:w="5940" w:type="dxa"/>
-            <w:tcBorders>
-              <w:top w:val="single" w:sz="4" w:space="0" w:color="auto"/>
-              <w:left w:val="single" w:sz="4" w:space="0" w:color="auto"/>
-              <w:bottom w:val="single" w:sz="4" w:space="0" w:color="auto"/>
-              <w:right w:val="single" w:sz="4" w:space="0" w:color="auto"/>
-            </w:tcBorders>
-          </w:tcPr>
-          <w:p>
-            <w:pPr>
-              <w:pStyle w:val="Header"/>
-              <w:widowControl w:val="0"/>
-              <w:tabs>
-                <w:tab w:val="clear" w:pos="4320"/>
-                <w:tab w:val="clear" w:pos="8640"/>
-              </w:tabs>
-              <w:spacing w:line="240" w:lineRule="atLeast"/>
-              <w:rPr>
-                <w:b/>
-                <w:sz w:val="18"/>
-                <w:szCs w:val="18"/>
-              </w:rPr>
-            </w:pPr>
-            <w:r>
-              <w:rPr>
-                <w:b/>
-                <w:sz w:val="18"/>
-                <w:szCs w:val="18"/>
-              </w:rPr>
-              <w:t>{{STEP_NAME}}</w:t>
-            </w:r>
-          </w:p>
-          <w:p>
-            <w:pPr>
-              <w:pStyle w:val="Header"/>
-              <w:widowControl w:val="0"/>
-              <w:tabs>
-                <w:tab w:val="clear" w:pos="4320"/>
-                <w:tab w:val="clear" w:pos="8640"/>
-              </w:tabs>
-              <w:spacing w:line="240" w:lineRule="atLeast"/>
-              <w:rPr>
-                <w:bCs/>
-                <w:sz w:val="18"/>
-                <w:szCs w:val="18"/>
-              </w:rPr>
-            </w:pPr>
-            <w:r>
-              <w:rPr>
-                <w:bCs/>
-                <w:sz w:val="18"/>
-                <w:szCs w:val="18"/>
-              </w:rPr>
-              <w:t>{{STEP_NOTES}}</w:t>
-            </w:r>
-          </w:p>
-        </w:tc>
-        <w:tc>
-          <w:tcPr>
-            <w:tcW w:w="1080" w:type="dxa"/>
-            <w:tcBorders>
-              <w:top w:val="single" w:sz="4" w:space="0" w:color="auto"/>
-              <w:left w:val="single" w:sz="4" w:space="0" w:color="auto"/>
-              <w:bottom w:val="single" w:sz="4" w:space="0" w:color="auto"/>
-              <w:right w:val="single" w:sz="4" w:space="0" w:color="auto"/>
-            </w:tcBorders>
-            <w:vAlign w:val="center"/>
-          </w:tcPr>
-          <w:p>
-            <w:pPr>
-              <w:jc w:val="center"/>
-              <w:rPr>
-                <w:sz w:val="18"/>
-                <w:szCs w:val="18"/>
-              </w:rPr>
-            </w:pPr>
-            <w:r>
-              <w:rPr>
-                <w:sz w:val="18"/>
-                <w:szCs w:val="18"/>
-              </w:rPr>
-              <w:t>{{</w:t>
-            </w:r>
-            <w:proofErr w:type="spellStart"/>
-            <w:r>
-              <w:rPr>
-                <w:sz w:val="18"/>
-                <w:szCs w:val="18"/>
-              </w:rPr>
-              <w:t>recv</w:t>
-            </w:r>
-            <w:proofErr w:type="spellEnd"/>
-            <w:r>
-              <w:rPr>
-                <w:sz w:val="18"/>
-                <w:szCs w:val="18"/>
-              </w:rPr>
-              <w:t>}}</w:t>
-            </w:r>
+            <w:tcW w:w="900" w:type="dxa"/>
+          </w:tcPr>
+          <w:p>
+            <w:pPr>
+              <w:rPr>
+                <w:sz w:val="24"/>
+                <w:szCs w:val="24"/>
+              </w:rPr>
+            </w:pPr>
+            <w:r>
+              <w:rPr>
+                <w:sz w:val="24"/>
+                <w:szCs w:val="24"/>
+              </w:rPr>
+              <w:t>{STEP_TEMPLATE}</w:t>
+            </w:r>
+          </w:p>
+        </w:tc>
+        <w:tc>
+          <w:tcPr>
+            <w:tcW w:w="6210" w:type="dxa"/>
+          </w:tcPr>
+          <w:p>
+            <w:pPr>
+              <w:rPr>
+                <w:sz w:val="24"/>
+                <w:szCs w:val="24"/>
+              </w:rPr>
+            </w:pPr>
           </w:p>
         </w:tc>
         <w:tc>
           <w:tcPr>
             <w:tcW w:w="990" w:type="dxa"/>
-            <w:tcBorders>
-              <w:top w:val="single" w:sz="4" w:space="0" w:color="auto"/>
-              <w:left w:val="single" w:sz="4" w:space="0" w:color="auto"/>
-              <w:bottom w:val="single" w:sz="4" w:space="0" w:color="auto"/>
-              <w:right w:val="single" w:sz="4" w:space="0" w:color="auto"/>
-            </w:tcBorders>
-            <w:vAlign w:val="center"/>
-          </w:tcPr>
-          <w:p>
-            <w:pPr>
-              <w:widowControl w:val="0"/>
-              <w:spacing w:line="240" w:lineRule="atLeast"/>
-              <w:jc w:val="center"/>
-              <w:rPr>
-                <w:sz w:val="18"/>
-                <w:szCs w:val="18"/>
-              </w:rPr>
-            </w:pPr>
-            <w:r>
-              <w:rPr>
-                <w:sz w:val="18"/>
-                <w:szCs w:val="18"/>
-              </w:rPr>
-              <w:t>{{</w:t>
-            </w:r>
-            <w:proofErr w:type="spellStart"/>
-            <w:r>
-              <w:rPr>
-                <w:sz w:val="18"/>
-                <w:szCs w:val="18"/>
-              </w:rPr>
-              <w:t>oper</w:t>
-            </w:r>
-            <w:proofErr w:type="spellEnd"/>
-            <w:r>
-              <w:rPr>
-                <w:sz w:val="18"/>
-                <w:szCs w:val="18"/>
-              </w:rPr>
-              <w:t>}}</w:t>
-            </w:r>
-          </w:p>
-        </w:tc>
-        <w:tc>
-          <w:tcPr>
-            <w:tcW w:w="2790" w:type="dxa"/>
-            <w:tcBorders>
-              <w:top w:val="single" w:sz="4" w:space="0" w:color="auto"/>
-              <w:left w:val="single" w:sz="4" w:space="0" w:color="auto"/>
-              <w:bottom w:val="single" w:sz="4" w:space="0" w:color="auto"/>
-              <w:right w:val="single" w:sz="4" w:space="0" w:color="auto"/>
-            </w:tcBorders>
-          </w:tcPr>
-          <w:p>
-            <w:pPr>
-              <w:widowControl w:val="0"/>
-              <w:spacing w:line="240" w:lineRule="atLeast"/>
-              <w:rPr>
-                <w:sz w:val="18"/>
-                <w:szCs w:val="18"/>
-              </w:rPr>
-            </w:pPr>
-            <w:r>
-              <w:rPr>
-                <w:sz w:val="18"/>
-                <w:szCs w:val="18"/>
-              </w:rPr>
-              <w:t>{{</w:t>
-            </w:r>
-            <w:r>
-              <w:rPr>
-                <w:sz w:val="18"/>
-                <w:szCs w:val="18"/>
-              </w:rPr>
-              <w:t>note</w:t>
-            </w:r>
-            <w:r>
-              <w:rPr>
-                <w:sz w:val="18"/>
-                <w:szCs w:val="18"/>
-              </w:rPr>
-              <w:t>}}</w:t>
-            </w:r>
+          </w:tcPr>
+          <w:p>
+            <w:pPr>
+              <w:rPr>
+                <w:sz w:val="24"/>
+                <w:szCs w:val="24"/>
+              </w:rPr>
+            </w:pPr>
           </w:p>
         </w:tc>
         <w:tc>
           <w:tcPr>
             <w:tcW w:w="990" w:type="dxa"/>
-            <w:tcBorders>
-              <w:top w:val="single" w:sz="4" w:space="0" w:color="auto"/>
-              <w:left w:val="single" w:sz="4" w:space="0" w:color="auto"/>
-              <w:bottom w:val="single" w:sz="4" w:space="0" w:color="auto"/>
-              <w:right w:val="single" w:sz="4" w:space="0" w:color="auto"/>
-            </w:tcBorders>
-            <w:vAlign w:val="center"/>
-          </w:tcPr>
-          <w:p>
-            <w:pPr>
-              <w:widowControl w:val="0"/>
-              <w:jc w:val="center"/>
-              <w:rPr>
-                <w:b/>
-                <w:sz w:val="18"/>
-                <w:szCs w:val="18"/>
-              </w:rPr>
-            </w:pPr>
-            <w:r>
-              <w:rPr>
-                <w:sz w:val="18"/>
-                <w:szCs w:val="18"/>
-              </w:rPr>
-              <w:t>{{</w:t>
-            </w:r>
-            <w:r>
-              <w:rPr>
-                <w:sz w:val="18"/>
-                <w:szCs w:val="18"/>
-              </w:rPr>
-              <w:t>accept</w:t>
-            </w:r>
-            <w:r>
-              <w:rPr>
-                <w:sz w:val="18"/>
-                <w:szCs w:val="18"/>
-              </w:rPr>
-              <w:t>}}</w:t>
-            </w:r>
+          </w:tcPr>
+          <w:p>
+            <w:pPr>
+              <w:rPr>
+                <w:sz w:val="24"/>
+                <w:szCs w:val="24"/>
+              </w:rPr>
+            </w:pPr>
+          </w:p>
+        </w:tc>
+        <w:tc>
+          <w:tcPr>
+            <w:tcW w:w="2340" w:type="dxa"/>
+          </w:tcPr>
+          <w:p>
+            <w:pPr>
+              <w:rPr>
+                <w:sz w:val="24"/>
+                <w:szCs w:val="24"/>
+              </w:rPr>
+            </w:pPr>
           </w:p>
         </w:tc>
         <w:tc>
           <w:tcPr>
             <w:tcW w:w="990" w:type="dxa"/>
-            <w:tcBorders>
-              <w:top w:val="single" w:sz="4" w:space="0" w:color="auto"/>
-              <w:left w:val="single" w:sz="4" w:space="0" w:color="auto"/>
-              <w:bottom w:val="single" w:sz="4" w:space="0" w:color="auto"/>
-              <w:right w:val="single" w:sz="4" w:space="0" w:color="auto"/>
-            </w:tcBorders>
-            <w:vAlign w:val="center"/>
-          </w:tcPr>
-          <w:p>
-            <w:pPr>
-              <w:widowControl w:val="0"/>
-              <w:jc w:val="center"/>
-              <w:rPr>
-                <w:b/>
-                <w:sz w:val="18"/>
-                <w:szCs w:val="18"/>
-              </w:rPr>
-            </w:pPr>
-            <w:r>
-              <w:rPr>
-                <w:sz w:val="18"/>
-                <w:szCs w:val="18"/>
-              </w:rPr>
-              <w:t>{{</w:t>
-            </w:r>
-            <w:r>
-              <w:rPr>
-                <w:sz w:val="18"/>
-                <w:szCs w:val="18"/>
-              </w:rPr>
-              <w:t>reject</w:t>
-            </w:r>
-            <w:r>
-              <w:rPr>
-                <w:sz w:val="18"/>
-                <w:szCs w:val="18"/>
-              </w:rPr>
-              <w:t>}}</w:t>
-            </w:r>
-          </w:p>
-        </w:tc>
-        <w:tc>
-          <w:tcPr>
-            <w:tcW w:w="900" w:type="dxa"/>
-            <w:tcBorders>
-              <w:top w:val="single" w:sz="4" w:space="0" w:color="auto"/>
-              <w:left w:val="single" w:sz="4" w:space="0" w:color="auto"/>
-              <w:bottom w:val="single" w:sz="4" w:space="0" w:color="auto"/>
-              <w:right w:val="single" w:sz="4" w:space="0" w:color="auto"/>
-            </w:tcBorders>
-            <w:vAlign w:val="bottom"/>
-          </w:tcPr>
-          <w:p>
-            <w:pPr>
-              <w:widowControl w:val="0"/>
-              <w:jc w:val="center"/>
-              <w:rPr>
-                <w:b/>
-                <w:sz w:val="18"/>
-                <w:szCs w:val="18"/>
-              </w:rPr>
-            </w:pPr>
-            <w:r>
-              <w:rPr>
-                <w:sz w:val="18"/>
-                <w:szCs w:val="18"/>
-              </w:rPr>
-              <w:t>{{</w:t>
-            </w:r>
-            <w:r>
-              <w:rPr>
-                <w:sz w:val="18"/>
-                <w:szCs w:val="18"/>
-              </w:rPr>
-              <w:t>date</w:t>
-            </w:r>
-            <w:r>
-              <w:rPr>
-                <w:sz w:val="18"/>
-                <w:szCs w:val="18"/>
-              </w:rPr>
-              <w:t>}}</w:t>
-            </w:r>
+          </w:tcPr>
+          <w:p>
+            <w:pPr>
+              <w:rPr>
+                <w:sz w:val="24"/>
+                <w:szCs w:val="24"/>
+              </w:rPr>
+            </w:pPr>
+          </w:p>
+        </w:tc>
+        <w:tc>
+          <w:tcPr>
+            <w:tcW w:w="990" w:type="dxa"/>
+          </w:tcPr>
+          <w:p>
+            <w:pPr>
+              <w:rPr>
+                <w:sz w:val="24"/>
+                <w:szCs w:val="24"/>
+              </w:rPr>
+            </w:pPr>
+          </w:p>
+        </w:tc>
+        <w:tc>
+          <w:tcPr>
+            <w:tcW w:w="990" w:type="dxa"/>
+          </w:tcPr>
+          <w:p>
+            <w:pPr>
+              <w:rPr>
+                <w:sz w:val="24"/>
+                <w:szCs w:val="24"/>
+              </w:rPr>
+            </w:pPr>
           </w:p>
         </w:tc>
       </w:tr>
       <w:tr>
         <w:trPr>
-          <w:cantSplit/>
-          <w:trHeight w:val="1770"/>
+          <w:trHeight w:val="282"/>
         </w:trPr>
         <w:tc>
           <w:tcPr>
-            <w:tcW w:w="11520" w:type="dxa"/>
+            <w:tcW w:w="900" w:type="dxa"/>
+          </w:tcPr>
+          <w:p>
+            <w:pPr>
+              <w:rPr>
+                <w:sz w:val="18"/>
+                <w:szCs w:val="18"/>
+              </w:rPr>
+            </w:pPr>
+          </w:p>
+        </w:tc>
+        <w:tc>
+          <w:tcPr>
+            <w:tcW w:w="6210" w:type="dxa"/>
+          </w:tcPr>
+          <w:p>
+            <w:pPr>
+              <w:rPr>
+                <w:sz w:val="18"/>
+                <w:szCs w:val="18"/>
+              </w:rPr>
+            </w:pPr>
+          </w:p>
+        </w:tc>
+        <w:tc>
+          <w:tcPr>
+            <w:tcW w:w="990" w:type="dxa"/>
+            <w:vAlign w:val="center"/>
+          </w:tcPr>
+          <w:p>
+            <w:pPr>
+              <w:jc w:val="center"/>
+              <w:rPr>
+                <w:sz w:val="18"/>
+                <w:szCs w:val="18"/>
+              </w:rPr>
+            </w:pPr>
+          </w:p>
+        </w:tc>
+        <w:tc>
+          <w:tcPr>
+            <w:tcW w:w="990" w:type="dxa"/>
+            <w:vAlign w:val="center"/>
+          </w:tcPr>
+          <w:p>
+            <w:pPr>
+              <w:jc w:val="center"/>
+              <w:rPr>
+                <w:sz w:val="18"/>
+                <w:szCs w:val="18"/>
+              </w:rPr>
+            </w:pPr>
+          </w:p>
+        </w:tc>
+        <w:tc>
+          <w:tcPr>
+            <w:tcW w:w="2340" w:type="dxa"/>
+          </w:tcPr>
+          <w:p>
+            <w:pPr>
+              <w:rPr>
+                <w:sz w:val="18"/>
+                <w:szCs w:val="18"/>
+              </w:rPr>
+            </w:pPr>
+          </w:p>
+        </w:tc>
+        <w:tc>
+          <w:tcPr>
+            <w:tcW w:w="990" w:type="dxa"/>
+            <w:vAlign w:val="center"/>
+          </w:tcPr>
+          <w:p>
+            <w:pPr>
+              <w:jc w:val="center"/>
+              <w:rPr>
+                <w:sz w:val="18"/>
+                <w:szCs w:val="18"/>
+              </w:rPr>
+            </w:pPr>
+          </w:p>
+        </w:tc>
+        <w:tc>
+          <w:tcPr>
+            <w:tcW w:w="990" w:type="dxa"/>
+            <w:vAlign w:val="center"/>
+          </w:tcPr>
+          <w:p>
+            <w:pPr>
+              <w:jc w:val="center"/>
+              <w:rPr>
+                <w:sz w:val="18"/>
+                <w:szCs w:val="18"/>
+              </w:rPr>
+            </w:pPr>
+          </w:p>
+        </w:tc>
+        <w:tc>
+          <w:tcPr>
+            <w:tcW w:w="990" w:type="dxa"/>
+            <w:vAlign w:val="bottom"/>
+          </w:tcPr>
+          <w:p>
+            <w:pPr>
+              <w:jc w:val="center"/>
+              <w:rPr>
+                <w:sz w:val="18"/>
+                <w:szCs w:val="18"/>
+              </w:rPr>
+            </w:pPr>
+          </w:p>
+        </w:tc>
+      </w:tr>
+      <w:tr>
+        <w:trPr>
+          <w:trHeight w:val="282"/>
+        </w:trPr>
+        <w:tc>
+          <w:tcPr>
+            <w:tcW w:w="11430" w:type="dxa"/>
             <w:gridSpan w:val="5"/>
-            <w:tcBorders>
-              <w:top w:val="single" w:sz="4" w:space="0" w:color="auto"/>
-              <w:left w:val="single" w:sz="4" w:space="0" w:color="auto"/>
-              <w:bottom w:val="single" w:sz="4" w:space="0" w:color="auto"/>
-              <w:right w:val="single" w:sz="4" w:space="0" w:color="auto"/>
-            </w:tcBorders>
           </w:tcPr>
           <w:p>
             <w:pPr>
@@ -1788,14 +1431,8 @@
         </w:tc>
         <w:tc>
           <w:tcPr>
-            <w:tcW w:w="2880" w:type="dxa"/>
+            <w:tcW w:w="2970" w:type="dxa"/>
             <w:gridSpan w:val="3"/>
-            <w:tcBorders>
-              <w:top w:val="single" w:sz="4" w:space="0" w:color="auto"/>
-              <w:left w:val="single" w:sz="4" w:space="0" w:color="auto"/>
-              <w:bottom w:val="single" w:sz="4" w:space="0" w:color="auto"/>
-              <w:right w:val="single" w:sz="4" w:space="0" w:color="auto"/>
-            </w:tcBorders>
           </w:tcPr>
           <w:p>
             <w:pPr>
@@ -1866,12 +1503,9 @@
           </w:p>
           <w:p>
             <w:pPr>
-              <w:widowControl w:val="0"/>
-              <w:spacing w:line="240" w:lineRule="atLeast"/>
               <w:rPr>
                 <w:sz w:val="18"/>
                 <w:szCs w:val="18"/>
-                <w:u w:val="single"/>
               </w:rPr>
             </w:pPr>
             <w:r>
@@ -1910,9 +1544,41 @@
               <w:t>____PCS.</w:t>
             </w:r>
           </w:p>
+          <w:p>
+            <w:pPr>
+              <w:rPr>
+                <w:sz w:val="18"/>
+                <w:szCs w:val="18"/>
+              </w:rPr>
+            </w:pPr>
+          </w:p>
         </w:tc>
       </w:tr>
     </w:tbl>
+    <w:p>
+      <w:pPr>
+        <w:rPr>
+          <w:sz w:val="22"/>
+          <w:szCs w:val="22"/>
+        </w:rPr>
+      </w:pPr>
+    </w:p>
+    <w:p>
+      <w:pPr>
+        <w:rPr>
+          <w:sz w:val="22"/>
+          <w:szCs w:val="22"/>
+        </w:rPr>
+      </w:pPr>
+    </w:p>
+    <w:p>
+      <w:pPr>
+        <w:rPr>
+          <w:sz w:val="22"/>
+          <w:szCs w:val="22"/>
+        </w:rPr>
+      </w:pPr>
+    </w:p>
     <w:p/>
     <w:sectPr>
       <w:headerReference w:type="even" r:id="rId8"/>
@@ -2089,22 +1755,22 @@
       <w:tblLook w:val="0000" w:firstRow="0" w:lastRow="0" w:firstColumn="0" w:lastColumn="0" w:noHBand="0" w:noVBand="0"/>
     </w:tblPr>
     <w:tblGrid>
-      <w:gridCol w:w="2511"/>
+      <w:gridCol w:w="3231"/>
       <w:gridCol w:w="1350"/>
-      <w:gridCol w:w="2070"/>
-      <w:gridCol w:w="2250"/>
+      <w:gridCol w:w="1710"/>
+      <w:gridCol w:w="1890"/>
       <w:gridCol w:w="3780"/>
       <w:gridCol w:w="2420"/>
     </w:tblGrid>
     <w:tr>
       <w:trPr>
         <w:cantSplit/>
-        <w:trHeight w:val="184"/>
+        <w:trHeight w:val="260"/>
         <w:jc w:val="center"/>
       </w:trPr>
       <w:tc>
         <w:tcPr>
-          <w:tcW w:w="2511" w:type="dxa"/>
+          <w:tcW w:w="3231" w:type="dxa"/>
           <w:tcBorders>
             <w:top w:val="single" w:sz="4" w:space="0" w:color="auto"/>
             <w:left w:val="single" w:sz="4" w:space="0" w:color="auto"/>
@@ -2174,7 +1840,6 @@
               <w:szCs w:val="22"/>
             </w:rPr>
           </w:pPr>
-          <w:proofErr w:type="gramStart"/>
           <w:r>
             <w:rPr>
               <w:b/>
@@ -2189,22 +1854,29 @@
               <w:sz w:val="22"/>
               <w:szCs w:val="22"/>
             </w:rPr>
-            <w:t>{</w:t>
+            <w:t>{{r</w:t>
           </w:r>
-          <w:proofErr w:type="gramEnd"/>
           <w:r>
             <w:rPr>
               <w:b/>
               <w:sz w:val="22"/>
               <w:szCs w:val="22"/>
             </w:rPr>
-            <w:t>{r}}</w:t>
+            <w:t>ev</w:t>
+          </w:r>
+          <w:r>
+            <w:rPr>
+              <w:b/>
+              <w:sz w:val="22"/>
+              <w:szCs w:val="22"/>
+            </w:rPr>
+            <w:t>}}</w:t>
           </w:r>
         </w:p>
       </w:tc>
       <w:tc>
         <w:tcPr>
-          <w:tcW w:w="2070" w:type="dxa"/>
+          <w:tcW w:w="1710" w:type="dxa"/>
           <w:tcBorders>
             <w:top w:val="single" w:sz="4" w:space="0" w:color="auto"/>
             <w:left w:val="single" w:sz="4" w:space="0" w:color="auto"/>
@@ -2227,7 +1899,15 @@
               <w:sz w:val="22"/>
               <w:szCs w:val="22"/>
             </w:rPr>
-            <w:t>JOB#</w:t>
+            <w:t>LOT</w:t>
+          </w:r>
+          <w:r>
+            <w:rPr>
+              <w:b/>
+              <w:sz w:val="22"/>
+              <w:szCs w:val="22"/>
+            </w:rPr>
+            <w:t>#</w:t>
           </w:r>
           <w:r>
             <w:rPr>
@@ -2241,7 +1921,7 @@
       </w:tc>
       <w:tc>
         <w:tcPr>
-          <w:tcW w:w="2250" w:type="dxa"/>
+          <w:tcW w:w="1890" w:type="dxa"/>
           <w:tcBorders>
             <w:top w:val="single" w:sz="4" w:space="0" w:color="auto"/>
             <w:left w:val="single" w:sz="4" w:space="0" w:color="auto"/>
@@ -2301,16 +1981,7 @@
               <w:sz w:val="22"/>
               <w:szCs w:val="22"/>
             </w:rPr>
-            <w:t xml:space="preserve">PRODUCTION </w:t>
-          </w:r>
-          <w:proofErr w:type="gramStart"/>
-          <w:r>
-            <w:rPr>
-              <w:b/>
-              <w:sz w:val="22"/>
-              <w:szCs w:val="22"/>
-            </w:rPr>
-            <w:t>QTY:</w:t>
+            <w:t>PRODUCTION QTY:</w:t>
           </w:r>
           <w:r>
             <w:rPr>
@@ -2318,25 +1989,7 @@
               <w:sz w:val="22"/>
               <w:szCs w:val="22"/>
             </w:rPr>
-            <w:t>{</w:t>
-          </w:r>
-          <w:proofErr w:type="gramEnd"/>
-          <w:r>
-            <w:rPr>
-              <w:b/>
-              <w:sz w:val="22"/>
-              <w:szCs w:val="22"/>
-            </w:rPr>
-            <w:t>{prod</w:t>
-          </w:r>
-          <w:proofErr w:type="gramStart"/>
-          <w:r>
-            <w:rPr>
-              <w:b/>
-              <w:sz w:val="22"/>
-              <w:szCs w:val="22"/>
-            </w:rPr>
-            <w:t>}}</w:t>
+            <w:t xml:space="preserve">   </w:t>
           </w:r>
           <w:r>
             <w:rPr>
@@ -2344,16 +1997,47 @@
               <w:sz w:val="22"/>
               <w:szCs w:val="22"/>
             </w:rPr>
-            <w:t>PCS</w:t>
+            <w:t xml:space="preserve">   </w:t>
           </w:r>
-          <w:proofErr w:type="gramEnd"/>
           <w:r>
             <w:rPr>
               <w:b/>
               <w:sz w:val="22"/>
               <w:szCs w:val="22"/>
             </w:rPr>
-            <w:t xml:space="preserve">. </w:t>
+            <w:t xml:space="preserve">  </w:t>
+          </w:r>
+          <w:r>
+            <w:rPr>
+              <w:b/>
+              <w:sz w:val="22"/>
+              <w:szCs w:val="22"/>
+            </w:rPr>
+            <w:t xml:space="preserve">    </w:t>
+          </w:r>
+          <w:r>
+            <w:rPr>
+              <w:b/>
+              <w:sz w:val="22"/>
+              <w:szCs w:val="22"/>
+            </w:rPr>
+            <w:t xml:space="preserve"> </w:t>
+          </w:r>
+          <w:r>
+            <w:rPr>
+              <w:b/>
+              <w:sz w:val="22"/>
+              <w:szCs w:val="22"/>
+            </w:rPr>
+            <w:t xml:space="preserve"> </w:t>
+          </w:r>
+          <w:r>
+            <w:rPr>
+              <w:b/>
+              <w:sz w:val="22"/>
+              <w:szCs w:val="22"/>
+            </w:rPr>
+            <w:t xml:space="preserve">PCS. </w:t>
           </w:r>
         </w:p>
       </w:tc>
@@ -3054,6 +2738,22 @@
     <w:link w:val="Header"/>
     <w:rsid w:val="00FC5E4D"/>
   </w:style>
+  <w:style w:type="table" w:styleId="TableGrid">
+    <w:name w:val="Table Grid"/>
+    <w:basedOn w:val="TableNormal"/>
+    <w:uiPriority w:val="39"/>
+    <w:rsid w:val="004A7FB0"/>
+    <w:tblPr>
+      <w:tblBorders>
+        <w:top w:val="single" w:sz="4" w:space="0" w:color="auto"/>
+        <w:left w:val="single" w:sz="4" w:space="0" w:color="auto"/>
+        <w:bottom w:val="single" w:sz="4" w:space="0" w:color="auto"/>
+        <w:right w:val="single" w:sz="4" w:space="0" w:color="auto"/>
+        <w:insideH w:val="single" w:sz="4" w:space="0" w:color="auto"/>
+        <w:insideV w:val="single" w:sz="4" w:space="0" w:color="auto"/>
+      </w:tblBorders>
+    </w:tblPr>
+  </w:style>
 </w:styles>
 </file>
 

--- a/templates/shop_templete.docx
+++ b/templates/shop_templete.docx
@@ -14,21 +14,21 @@
         <w:tblLook w:val="0000" w:firstRow="0" w:lastRow="0" w:firstColumn="0" w:lastColumn="0" w:noHBand="0" w:noVBand="0"/>
       </w:tblPr>
       <w:tblGrid>
-        <w:gridCol w:w="2520"/>
-        <w:gridCol w:w="2970"/>
-        <w:gridCol w:w="3870"/>
-        <w:gridCol w:w="2520"/>
-        <w:gridCol w:w="810"/>
-        <w:gridCol w:w="1710"/>
+        <w:gridCol w:w="2790"/>
+        <w:gridCol w:w="2610"/>
+        <w:gridCol w:w="3330"/>
+        <w:gridCol w:w="1980"/>
+        <w:gridCol w:w="1260"/>
+        <w:gridCol w:w="2430"/>
       </w:tblGrid>
       <w:tr>
         <w:trPr>
           <w:cantSplit/>
-          <w:trHeight w:val="737"/>
+          <w:trHeight w:val="650"/>
         </w:trPr>
         <w:tc>
           <w:tcPr>
-            <w:tcW w:w="2520" w:type="dxa"/>
+            <w:tcW w:w="2790" w:type="dxa"/>
             <w:tcBorders>
               <w:top w:val="single" w:sz="4" w:space="0" w:color="auto"/>
               <w:left w:val="single" w:sz="4" w:space="0" w:color="auto"/>
@@ -51,35 +51,37 @@
                 <w:szCs w:val="22"/>
               </w:rPr>
             </w:pPr>
-            <w:r>
-              <w:rPr>
-                <w:b/>
-                <w:sz w:val="22"/>
-                <w:szCs w:val="22"/>
-              </w:rPr>
-              <w:t>CUSTOMER:</w:t>
-            </w:r>
-            <w:r>
-              <w:rPr>
-                <w:b/>
-                <w:sz w:val="22"/>
-                <w:szCs w:val="22"/>
-              </w:rPr>
-              <w:t xml:space="preserve"> </w:t>
-            </w:r>
-            <w:r>
-              <w:rPr>
-                <w:b/>
-                <w:sz w:val="22"/>
-                <w:szCs w:val="22"/>
-              </w:rPr>
-              <w:t>{{cus}}</w:t>
-            </w:r>
-          </w:p>
-        </w:tc>
-        <w:tc>
-          <w:tcPr>
-            <w:tcW w:w="2970" w:type="dxa"/>
+            <w:proofErr w:type="gramStart"/>
+            <w:r>
+              <w:rPr>
+                <w:b/>
+                <w:sz w:val="22"/>
+                <w:szCs w:val="22"/>
+              </w:rPr>
+              <w:t xml:space="preserve">CUSTOMER: </w:t>
+            </w:r>
+            <w:r>
+              <w:rPr>
+                <w:b/>
+                <w:sz w:val="22"/>
+                <w:szCs w:val="22"/>
+              </w:rPr>
+              <w:t>{{</w:t>
+            </w:r>
+            <w:proofErr w:type="gramEnd"/>
+            <w:r>
+              <w:rPr>
+                <w:b/>
+                <w:sz w:val="22"/>
+                <w:szCs w:val="22"/>
+              </w:rPr>
+              <w:t>cus}}</w:t>
+            </w:r>
+          </w:p>
+        </w:tc>
+        <w:tc>
+          <w:tcPr>
+            <w:tcW w:w="2610" w:type="dxa"/>
             <w:tcBorders>
               <w:top w:val="single" w:sz="4" w:space="0" w:color="auto"/>
               <w:left w:val="single" w:sz="4" w:space="0" w:color="auto"/>
@@ -106,21 +108,23 @@
                 <w:sz w:val="22"/>
                 <w:szCs w:val="22"/>
               </w:rPr>
-              <w:t>ORDER QTY:</w:t>
-            </w:r>
-            <w:r>
-              <w:rPr>
-                <w:sz w:val="22"/>
-                <w:szCs w:val="22"/>
-              </w:rPr>
-              <w:t xml:space="preserve"> </w:t>
-            </w:r>
-            <w:r>
-              <w:rPr>
-                <w:sz w:val="22"/>
-                <w:szCs w:val="22"/>
-              </w:rPr>
-              <w:t>{{qty}}</w:t>
+              <w:t xml:space="preserve">ORDER </w:t>
+            </w:r>
+            <w:proofErr w:type="gramStart"/>
+            <w:r>
+              <w:rPr>
+                <w:sz w:val="22"/>
+                <w:szCs w:val="22"/>
+              </w:rPr>
+              <w:t>QTY: {{</w:t>
+            </w:r>
+            <w:proofErr w:type="gramEnd"/>
+            <w:r>
+              <w:rPr>
+                <w:sz w:val="22"/>
+                <w:szCs w:val="22"/>
+              </w:rPr>
+              <w:t>qty}}</w:t>
             </w:r>
             <w:r>
               <w:rPr>
@@ -133,7 +137,7 @@
         </w:tc>
         <w:tc>
           <w:tcPr>
-            <w:tcW w:w="3870" w:type="dxa"/>
+            <w:tcW w:w="3330" w:type="dxa"/>
             <w:tcBorders>
               <w:top w:val="single" w:sz="4" w:space="0" w:color="auto"/>
               <w:left w:val="single" w:sz="4" w:space="0" w:color="auto"/>
@@ -181,51 +185,7 @@
         </w:tc>
         <w:tc>
           <w:tcPr>
-            <w:tcW w:w="2520" w:type="dxa"/>
-            <w:tcBorders>
-              <w:top w:val="single" w:sz="4" w:space="0" w:color="auto"/>
-              <w:left w:val="single" w:sz="4" w:space="0" w:color="auto"/>
-              <w:bottom w:val="single" w:sz="4" w:space="0" w:color="auto"/>
-              <w:right w:val="single" w:sz="4" w:space="0" w:color="auto"/>
-            </w:tcBorders>
-            <w:vAlign w:val="center"/>
-          </w:tcPr>
-          <w:p>
-            <w:pPr>
-              <w:pStyle w:val="Heading3"/>
-              <w:rPr>
-                <w:sz w:val="22"/>
-                <w:szCs w:val="22"/>
-              </w:rPr>
-            </w:pPr>
-            <w:r>
-              <w:rPr>
-                <w:sz w:val="22"/>
-                <w:szCs w:val="22"/>
-              </w:rPr>
-              <w:t xml:space="preserve">APPROVED BY: </w:t>
-            </w:r>
-          </w:p>
-          <w:p>
-            <w:pPr>
-              <w:pStyle w:val="Heading3"/>
-              <w:rPr>
-                <w:sz w:val="22"/>
-                <w:szCs w:val="22"/>
-              </w:rPr>
-            </w:pPr>
-            <w:r>
-              <w:rPr>
-                <w:sz w:val="22"/>
-                <w:szCs w:val="22"/>
-              </w:rPr>
-              <w:t xml:space="preserve">Eddy Chainamnaris  </w:t>
-            </w:r>
-          </w:p>
-        </w:tc>
-        <w:tc>
-          <w:tcPr>
-            <w:tcW w:w="2520" w:type="dxa"/>
+            <w:tcW w:w="3240" w:type="dxa"/>
             <w:gridSpan w:val="2"/>
             <w:tcBorders>
               <w:top w:val="single" w:sz="4" w:space="0" w:color="auto"/>
@@ -248,6 +208,50 @@
                 <w:sz w:val="22"/>
                 <w:szCs w:val="22"/>
               </w:rPr>
+              <w:t xml:space="preserve">APPROVED BY: </w:t>
+            </w:r>
+          </w:p>
+          <w:p>
+            <w:pPr>
+              <w:pStyle w:val="Heading3"/>
+              <w:rPr>
+                <w:sz w:val="22"/>
+                <w:szCs w:val="22"/>
+              </w:rPr>
+            </w:pPr>
+            <w:r>
+              <w:rPr>
+                <w:sz w:val="22"/>
+                <w:szCs w:val="22"/>
+              </w:rPr>
+              <w:t xml:space="preserve">Eddy Chainamnaris  </w:t>
+            </w:r>
+          </w:p>
+        </w:tc>
+        <w:tc>
+          <w:tcPr>
+            <w:tcW w:w="2430" w:type="dxa"/>
+            <w:tcBorders>
+              <w:top w:val="single" w:sz="4" w:space="0" w:color="auto"/>
+              <w:left w:val="single" w:sz="4" w:space="0" w:color="auto"/>
+              <w:bottom w:val="single" w:sz="4" w:space="0" w:color="auto"/>
+              <w:right w:val="single" w:sz="4" w:space="0" w:color="auto"/>
+            </w:tcBorders>
+            <w:vAlign w:val="center"/>
+          </w:tcPr>
+          <w:p>
+            <w:pPr>
+              <w:pStyle w:val="Heading3"/>
+              <w:rPr>
+                <w:sz w:val="22"/>
+                <w:szCs w:val="22"/>
+              </w:rPr>
+            </w:pPr>
+            <w:r>
+              <w:rPr>
+                <w:sz w:val="22"/>
+                <w:szCs w:val="22"/>
+              </w:rPr>
               <w:t xml:space="preserve">RELEASE </w:t>
             </w:r>
           </w:p>
@@ -259,6 +263,7 @@
                 <w:szCs w:val="22"/>
               </w:rPr>
             </w:pPr>
+            <w:proofErr w:type="gramStart"/>
             <w:r>
               <w:rPr>
                 <w:sz w:val="22"/>
@@ -271,7 +276,15 @@
                 <w:sz w:val="22"/>
                 <w:szCs w:val="22"/>
               </w:rPr>
-              <w:t xml:space="preserve"> {{release}}</w:t>
+              <w:t xml:space="preserve"> {{</w:t>
+            </w:r>
+            <w:proofErr w:type="gramEnd"/>
+            <w:r>
+              <w:rPr>
+                <w:sz w:val="22"/>
+                <w:szCs w:val="22"/>
+              </w:rPr>
+              <w:t>release}}</w:t>
             </w:r>
           </w:p>
         </w:tc>
@@ -279,11 +292,11 @@
       <w:tr>
         <w:trPr>
           <w:cantSplit/>
-          <w:trHeight w:val="354"/>
+          <w:trHeight w:val="311"/>
         </w:trPr>
         <w:tc>
           <w:tcPr>
-            <w:tcW w:w="9360" w:type="dxa"/>
+            <w:tcW w:w="8730" w:type="dxa"/>
             <w:gridSpan w:val="3"/>
             <w:tcBorders>
               <w:top w:val="single" w:sz="4" w:space="0" w:color="auto"/>
@@ -303,31 +316,107 @@
             </w:pPr>
             <w:r>
               <w:rPr>
-                <w:sz w:val="22"/>
-                <w:szCs w:val="22"/>
-              </w:rPr>
-              <w:t>PART NAME: {{part</w:t>
-            </w:r>
-            <w:r>
-              <w:rPr>
-                <w:sz w:val="22"/>
-                <w:szCs w:val="22"/>
-              </w:rPr>
-              <w:t>_name</w:t>
-            </w:r>
-            <w:r>
-              <w:rPr>
-                <w:sz w:val="22"/>
-                <w:szCs w:val="22"/>
-              </w:rPr>
-              <w:t>}}</w:t>
-            </w:r>
-          </w:p>
-        </w:tc>
-        <w:tc>
-          <w:tcPr>
-            <w:tcW w:w="3330" w:type="dxa"/>
-            <w:gridSpan w:val="2"/>
+                <w:b/>
+                <w:bCs/>
+                <w:sz w:val="22"/>
+                <w:szCs w:val="22"/>
+              </w:rPr>
+              <w:t xml:space="preserve">PART </w:t>
+            </w:r>
+            <w:proofErr w:type="gramStart"/>
+            <w:r>
+              <w:rPr>
+                <w:b/>
+                <w:bCs/>
+                <w:sz w:val="22"/>
+                <w:szCs w:val="22"/>
+              </w:rPr>
+              <w:t>NAME</w:t>
+            </w:r>
+            <w:r>
+              <w:rPr>
+                <w:sz w:val="22"/>
+                <w:szCs w:val="22"/>
+              </w:rPr>
+              <w:t>: {{</w:t>
+            </w:r>
+            <w:proofErr w:type="gramEnd"/>
+            <w:r>
+              <w:rPr>
+                <w:sz w:val="22"/>
+                <w:szCs w:val="22"/>
+              </w:rPr>
+              <w:t>part_name}}</w:t>
+            </w:r>
+          </w:p>
+        </w:tc>
+        <w:tc>
+          <w:tcPr>
+            <w:tcW w:w="1980" w:type="dxa"/>
+            <w:vMerge w:val="restart"/>
+            <w:tcBorders>
+              <w:top w:val="single" w:sz="4" w:space="0" w:color="auto"/>
+              <w:left w:val="single" w:sz="4" w:space="0" w:color="auto"/>
+              <w:bottom w:val="single" w:sz="4" w:space="0" w:color="auto"/>
+            </w:tcBorders>
+            <w:vAlign w:val="center"/>
+          </w:tcPr>
+          <w:p>
+            <w:pPr>
+              <w:jc w:val="center"/>
+              <w:rPr>
+                <w:b/>
+                <w:bCs/>
+                <w:sz w:val="24"/>
+                <w:szCs w:val="24"/>
+              </w:rPr>
+            </w:pPr>
+            <w:proofErr w:type="gramStart"/>
+            <w:r>
+              <w:rPr>
+                <w:b/>
+                <w:bCs/>
+                <w:sz w:val="24"/>
+                <w:szCs w:val="24"/>
+              </w:rPr>
+              <w:t>RISK: {{</w:t>
+            </w:r>
+            <w:proofErr w:type="gramEnd"/>
+            <w:r>
+              <w:rPr>
+                <w:b/>
+                <w:bCs/>
+                <w:sz w:val="24"/>
+                <w:szCs w:val="24"/>
+              </w:rPr>
+              <w:t>risk}}</w:t>
+            </w:r>
+          </w:p>
+        </w:tc>
+        <w:tc>
+          <w:tcPr>
+            <w:tcW w:w="1260" w:type="dxa"/>
+            <w:tcBorders>
+              <w:top w:val="single" w:sz="4" w:space="0" w:color="auto"/>
+              <w:left w:val="nil"/>
+              <w:right w:val="single" w:sz="4" w:space="0" w:color="auto"/>
+            </w:tcBorders>
+          </w:tcPr>
+          <w:p>
+            <w:pPr>
+              <w:jc w:val="center"/>
+              <w:rPr>
+                <w:b/>
+                <w:bCs/>
+                <w:sz w:val="24"/>
+                <w:szCs w:val="24"/>
+              </w:rPr>
+            </w:pPr>
+          </w:p>
+        </w:tc>
+        <w:tc>
+          <w:tcPr>
+            <w:tcW w:w="2430" w:type="dxa"/>
             <w:vMerge w:val="restart"/>
             <w:tcBorders>
               <w:top w:val="single" w:sz="4" w:space="0" w:color="auto"/>
@@ -338,37 +427,6 @@
           </w:tcPr>
           <w:p>
             <w:pPr>
-              <w:rPr>
-                <w:b/>
-                <w:bCs/>
-                <w:sz w:val="24"/>
-                <w:szCs w:val="24"/>
-              </w:rPr>
-            </w:pPr>
-            <w:r>
-              <w:rPr>
-                <w:b/>
-                <w:bCs/>
-                <w:sz w:val="24"/>
-                <w:szCs w:val="24"/>
-              </w:rPr>
-              <w:t>RISK: GREEN</w:t>
-            </w:r>
-          </w:p>
-        </w:tc>
-        <w:tc>
-          <w:tcPr>
-            <w:tcW w:w="1710" w:type="dxa"/>
-            <w:vMerge w:val="restart"/>
-            <w:tcBorders>
-              <w:top w:val="single" w:sz="4" w:space="0" w:color="auto"/>
-              <w:left w:val="single" w:sz="4" w:space="0" w:color="auto"/>
-              <w:right w:val="single" w:sz="4" w:space="0" w:color="auto"/>
-            </w:tcBorders>
-            <w:vAlign w:val="center"/>
-          </w:tcPr>
-          <w:p>
-            <w:pPr>
               <w:jc w:val="center"/>
               <w:rPr>
                 <w:b/>
@@ -392,11 +450,11 @@
       <w:tr>
         <w:trPr>
           <w:cantSplit/>
-          <w:trHeight w:val="332"/>
+          <w:trHeight w:val="292"/>
         </w:trPr>
         <w:tc>
           <w:tcPr>
-            <w:tcW w:w="9360" w:type="dxa"/>
+            <w:tcW w:w="8730" w:type="dxa"/>
             <w:gridSpan w:val="3"/>
             <w:tcBorders>
               <w:top w:val="single" w:sz="4" w:space="0" w:color="auto"/>
@@ -431,30 +489,47 @@
                 <w:szCs w:val="22"/>
               </w:rPr>
             </w:pPr>
-            <w:r>
-              <w:rPr>
-                <w:sz w:val="22"/>
-                <w:szCs w:val="22"/>
-              </w:rPr>
-              <w:t xml:space="preserve">MATERIAL: </w:t>
-            </w:r>
-            <w:r>
-              <w:rPr>
-                <w:sz w:val="22"/>
-                <w:szCs w:val="22"/>
-              </w:rPr>
-              <w:t>{{material_detail}}</w:t>
-            </w:r>
-          </w:p>
-        </w:tc>
-        <w:tc>
-          <w:tcPr>
-            <w:tcW w:w="3330" w:type="dxa"/>
-            <w:gridSpan w:val="2"/>
+            <w:proofErr w:type="gramStart"/>
+            <w:r>
+              <w:rPr>
+                <w:b/>
+                <w:bCs/>
+                <w:sz w:val="22"/>
+                <w:szCs w:val="22"/>
+              </w:rPr>
+              <w:t>MATERIAL</w:t>
+            </w:r>
+            <w:r>
+              <w:rPr>
+                <w:sz w:val="22"/>
+                <w:szCs w:val="22"/>
+              </w:rPr>
+              <w:t xml:space="preserve">: </w:t>
+            </w:r>
+            <w:r>
+              <w:rPr>
+                <w:sz w:val="22"/>
+                <w:szCs w:val="22"/>
+              </w:rPr>
+              <w:t>{{</w:t>
+            </w:r>
+            <w:proofErr w:type="gramEnd"/>
+            <w:r>
+              <w:rPr>
+                <w:sz w:val="22"/>
+                <w:szCs w:val="22"/>
+              </w:rPr>
+              <w:t>material_detail}}</w:t>
+            </w:r>
+          </w:p>
+        </w:tc>
+        <w:tc>
+          <w:tcPr>
+            <w:tcW w:w="1980" w:type="dxa"/>
             <w:vMerge/>
             <w:tcBorders>
               <w:left w:val="single" w:sz="4" w:space="0" w:color="auto"/>
-              <w:right w:val="single" w:sz="4" w:space="0" w:color="auto"/>
+              <w:bottom w:val="single" w:sz="4" w:space="0" w:color="auto"/>
             </w:tcBorders>
             <w:vAlign w:val="center"/>
           </w:tcPr>
@@ -488,13 +563,11 @@
         </w:tc>
         <w:tc>
           <w:tcPr>
-            <w:tcW w:w="1710" w:type="dxa"/>
-            <w:vMerge/>
+            <w:tcW w:w="1260" w:type="dxa"/>
             <w:tcBorders>
-              <w:left w:val="single" w:sz="4" w:space="0" w:color="auto"/>
+              <w:left w:val="nil"/>
               <w:right w:val="single" w:sz="4" w:space="0" w:color="auto"/>
             </w:tcBorders>
-            <w:vAlign w:val="center"/>
           </w:tcPr>
           <w:p>
             <w:pPr>
@@ -522,22 +595,23 @@
                 <w:szCs w:val="22"/>
               </w:rPr>
             </w:pPr>
-          </w:p>
-        </w:tc>
-      </w:tr>
-      <w:tr>
-        <w:trPr>
-          <w:cantSplit/>
-          <w:trHeight w:val="287"/>
-        </w:trPr>
-        <w:tc>
-          <w:tcPr>
-            <w:tcW w:w="9360" w:type="dxa"/>
-            <w:gridSpan w:val="3"/>
+            <w:r>
+              <w:rPr>
+                <w:b/>
+                <w:bCs/>
+                <w:sz w:val="24"/>
+                <w:szCs w:val="24"/>
+              </w:rPr>
+              <w:t>{{color}}</w:t>
+            </w:r>
+          </w:p>
+        </w:tc>
+        <w:tc>
+          <w:tcPr>
+            <w:tcW w:w="2430" w:type="dxa"/>
+            <w:vMerge/>
             <w:tcBorders>
-              <w:top w:val="single" w:sz="4" w:space="0" w:color="auto"/>
               <w:left w:val="single" w:sz="4" w:space="0" w:color="auto"/>
-              <w:bottom w:val="single" w:sz="4" w:space="0" w:color="auto"/>
               <w:right w:val="single" w:sz="4" w:space="0" w:color="auto"/>
             </w:tcBorders>
             <w:vAlign w:val="center"/>
@@ -568,21 +642,20 @@
                 <w:szCs w:val="22"/>
               </w:rPr>
             </w:pPr>
-            <w:r>
-              <w:rPr>
-                <w:sz w:val="22"/>
-                <w:szCs w:val="22"/>
-              </w:rPr>
-              <w:t xml:space="preserve">NOTE: </w:t>
-            </w:r>
-          </w:p>
-        </w:tc>
-        <w:tc>
-          <w:tcPr>
-            <w:tcW w:w="3330" w:type="dxa"/>
-            <w:gridSpan w:val="2"/>
-            <w:vMerge/>
+          </w:p>
+        </w:tc>
+      </w:tr>
+      <w:tr>
+        <w:trPr>
+          <w:cantSplit/>
+          <w:trHeight w:val="252"/>
+        </w:trPr>
+        <w:tc>
+          <w:tcPr>
+            <w:tcW w:w="8730" w:type="dxa"/>
+            <w:gridSpan w:val="3"/>
             <w:tcBorders>
+              <w:top w:val="single" w:sz="4" w:space="0" w:color="auto"/>
               <w:left w:val="single" w:sz="4" w:space="0" w:color="auto"/>
               <w:bottom w:val="single" w:sz="4" w:space="0" w:color="auto"/>
               <w:right w:val="single" w:sz="4" w:space="0" w:color="auto"/>
@@ -615,11 +688,102 @@
                 <w:szCs w:val="22"/>
               </w:rPr>
             </w:pPr>
-          </w:p>
-        </w:tc>
-        <w:tc>
-          <w:tcPr>
-            <w:tcW w:w="1710" w:type="dxa"/>
+            <w:r>
+              <w:rPr>
+                <w:b/>
+                <w:bCs/>
+                <w:sz w:val="22"/>
+                <w:szCs w:val="22"/>
+              </w:rPr>
+              <w:t>NOTE</w:t>
+            </w:r>
+            <w:r>
+              <w:rPr>
+                <w:sz w:val="22"/>
+                <w:szCs w:val="22"/>
+              </w:rPr>
+              <w:t xml:space="preserve">: </w:t>
+            </w:r>
+          </w:p>
+        </w:tc>
+        <w:tc>
+          <w:tcPr>
+            <w:tcW w:w="1980" w:type="dxa"/>
+            <w:vMerge/>
+            <w:tcBorders>
+              <w:left w:val="single" w:sz="4" w:space="0" w:color="auto"/>
+              <w:bottom w:val="single" w:sz="4" w:space="0" w:color="auto"/>
+            </w:tcBorders>
+            <w:vAlign w:val="center"/>
+          </w:tcPr>
+          <w:p>
+            <w:pPr>
+              <w:pStyle w:val="Header"/>
+              <w:widowControl w:val="0"/>
+              <w:tabs>
+                <w:tab w:val="clear" w:pos="8640"/>
+                <w:tab w:val="left" w:pos="-1440"/>
+                <w:tab w:val="left" w:pos="-720"/>
+                <w:tab w:val="left" w:pos="0"/>
+                <w:tab w:val="left" w:pos="720"/>
+                <w:tab w:val="left" w:pos="1440"/>
+                <w:tab w:val="left" w:pos="2160"/>
+                <w:tab w:val="left" w:pos="2880"/>
+                <w:tab w:val="left" w:pos="3600"/>
+                <w:tab w:val="left" w:pos="4320"/>
+                <w:tab w:val="left" w:pos="5040"/>
+                <w:tab w:val="left" w:pos="5760"/>
+                <w:tab w:val="left" w:pos="6480"/>
+                <w:tab w:val="left" w:pos="7200"/>
+                <w:tab w:val="left" w:pos="7920"/>
+              </w:tabs>
+              <w:rPr>
+                <w:sz w:val="22"/>
+                <w:szCs w:val="22"/>
+              </w:rPr>
+            </w:pPr>
+          </w:p>
+        </w:tc>
+        <w:tc>
+          <w:tcPr>
+            <w:tcW w:w="1260" w:type="dxa"/>
+            <w:tcBorders>
+              <w:left w:val="nil"/>
+              <w:bottom w:val="single" w:sz="4" w:space="0" w:color="auto"/>
+              <w:right w:val="single" w:sz="4" w:space="0" w:color="auto"/>
+            </w:tcBorders>
+          </w:tcPr>
+          <w:p>
+            <w:pPr>
+              <w:pStyle w:val="Header"/>
+              <w:widowControl w:val="0"/>
+              <w:tabs>
+                <w:tab w:val="clear" w:pos="8640"/>
+                <w:tab w:val="left" w:pos="-1440"/>
+                <w:tab w:val="left" w:pos="-720"/>
+                <w:tab w:val="left" w:pos="0"/>
+                <w:tab w:val="left" w:pos="720"/>
+                <w:tab w:val="left" w:pos="1440"/>
+                <w:tab w:val="left" w:pos="2160"/>
+                <w:tab w:val="left" w:pos="2880"/>
+                <w:tab w:val="left" w:pos="3600"/>
+                <w:tab w:val="left" w:pos="4320"/>
+                <w:tab w:val="left" w:pos="5040"/>
+                <w:tab w:val="left" w:pos="5760"/>
+                <w:tab w:val="left" w:pos="6480"/>
+                <w:tab w:val="left" w:pos="7200"/>
+                <w:tab w:val="left" w:pos="7920"/>
+              </w:tabs>
+              <w:rPr>
+                <w:sz w:val="22"/>
+                <w:szCs w:val="22"/>
+              </w:rPr>
+            </w:pPr>
+          </w:p>
+        </w:tc>
+        <w:tc>
+          <w:tcPr>
+            <w:tcW w:w="2430" w:type="dxa"/>
             <w:vMerge/>
             <w:tcBorders>
               <w:left w:val="single" w:sz="4" w:space="0" w:color="auto"/>
@@ -1460,13 +1624,24 @@
                 <w:sz w:val="18"/>
                 <w:szCs w:val="18"/>
               </w:rPr>
-              <w:t>QTY. TO SHIP:</w:t>
+              <w:t>QTY. TO SHIP</w:t>
             </w:r>
             <w:r>
               <w:rPr>
                 <w:b w:val="0"/>
                 <w:sz w:val="18"/>
                 <w:szCs w:val="18"/>
+                <w:u w:val="single"/>
+              </w:rPr>
+              <w:t>:</w:t>
+            </w:r>
+            <w:proofErr w:type="gramStart"/>
+            <w:r>
+              <w:rPr>
+                <w:b w:val="0"/>
+                <w:sz w:val="18"/>
+                <w:szCs w:val="18"/>
+                <w:u w:val="single"/>
               </w:rPr>
               <w:t xml:space="preserve"> </w:t>
             </w:r>
@@ -1475,8 +1650,56 @@
                 <w:b w:val="0"/>
                 <w:sz w:val="18"/>
                 <w:szCs w:val="18"/>
-              </w:rPr>
-              <w:t>__________PCS.</w:t>
+                <w:u w:val="single"/>
+              </w:rPr>
+              <w:t xml:space="preserve">  </w:t>
+            </w:r>
+            <w:r>
+              <w:rPr>
+                <w:b w:val="0"/>
+                <w:sz w:val="18"/>
+                <w:szCs w:val="18"/>
+                <w:u w:val="single"/>
+              </w:rPr>
+              <w:t>{</w:t>
+            </w:r>
+            <w:proofErr w:type="gramEnd"/>
+            <w:r>
+              <w:rPr>
+                <w:b w:val="0"/>
+                <w:sz w:val="18"/>
+                <w:szCs w:val="18"/>
+                <w:u w:val="single"/>
+              </w:rPr>
+              <w:t>{ship</w:t>
+            </w:r>
+            <w:proofErr w:type="gramStart"/>
+            <w:r>
+              <w:rPr>
+                <w:b w:val="0"/>
+                <w:sz w:val="18"/>
+                <w:szCs w:val="18"/>
+                <w:u w:val="single"/>
+              </w:rPr>
+              <w:t>}}</w:t>
+            </w:r>
+            <w:r>
+              <w:rPr>
+                <w:b w:val="0"/>
+                <w:sz w:val="18"/>
+                <w:szCs w:val="18"/>
+                <w:u w:val="single"/>
+              </w:rPr>
+              <w:t xml:space="preserve">   </w:t>
+            </w:r>
+            <w:proofErr w:type="gramEnd"/>
+            <w:r>
+              <w:rPr>
+                <w:b w:val="0"/>
+                <w:sz w:val="18"/>
+                <w:szCs w:val="18"/>
+              </w:rPr>
+              <w:t>PCS.</w:t>
             </w:r>
           </w:p>
           <w:p>
@@ -1515,6 +1738,7 @@
               </w:rPr>
               <w:t>QTY. TO STOCK:</w:t>
             </w:r>
+            <w:proofErr w:type="gramStart"/>
             <w:r>
               <w:rPr>
                 <w:sz w:val="18"/>
@@ -1527,21 +1751,49 @@
                 <w:sz w:val="18"/>
                 <w:szCs w:val="18"/>
               </w:rPr>
-              <w:t>____</w:t>
-            </w:r>
-            <w:r>
-              <w:rPr>
-                <w:sz w:val="18"/>
-                <w:szCs w:val="18"/>
-              </w:rPr>
-              <w:t>_</w:t>
-            </w:r>
-            <w:r>
-              <w:rPr>
-                <w:sz w:val="18"/>
-                <w:szCs w:val="18"/>
-              </w:rPr>
-              <w:t>____PCS.</w:t>
+              <w:t xml:space="preserve">  </w:t>
+            </w:r>
+            <w:r>
+              <w:rPr>
+                <w:sz w:val="18"/>
+                <w:szCs w:val="18"/>
+                <w:u w:val="single"/>
+              </w:rPr>
+              <w:t>{</w:t>
+            </w:r>
+            <w:proofErr w:type="gramEnd"/>
+            <w:r>
+              <w:rPr>
+                <w:sz w:val="18"/>
+                <w:szCs w:val="18"/>
+                <w:u w:val="single"/>
+              </w:rPr>
+              <w:t>{stock</w:t>
+            </w:r>
+            <w:proofErr w:type="gramStart"/>
+            <w:r>
+              <w:rPr>
+                <w:sz w:val="18"/>
+                <w:szCs w:val="18"/>
+                <w:u w:val="single"/>
+              </w:rPr>
+              <w:t>}}</w:t>
+            </w:r>
+            <w:r>
+              <w:rPr>
+                <w:sz w:val="18"/>
+                <w:szCs w:val="18"/>
+                <w:u w:val="single"/>
+              </w:rPr>
+              <w:t xml:space="preserve">   </w:t>
+            </w:r>
+            <w:proofErr w:type="gramEnd"/>
+            <w:r>
+              <w:rPr>
+                <w:sz w:val="18"/>
+                <w:szCs w:val="18"/>
+              </w:rPr>
+              <w:t>PCS.</w:t>
             </w:r>
           </w:p>
           <w:p>
@@ -1581,12 +1833,8 @@
     </w:p>
     <w:p/>
     <w:sectPr>
-      <w:headerReference w:type="even" r:id="rId8"/>
-      <w:headerReference w:type="default" r:id="rId9"/>
-      <w:footerReference w:type="even" r:id="rId10"/>
-      <w:footerReference w:type="default" r:id="rId11"/>
-      <w:headerReference w:type="first" r:id="rId12"/>
-      <w:footerReference w:type="first" r:id="rId13"/>
+      <w:headerReference w:type="default" r:id="rId8"/>
+      <w:footerReference w:type="default" r:id="rId9"/>
       <w:pgSz w:w="15840" w:h="12240" w:orient="landscape"/>
       <w:pgMar w:top="432" w:right="720" w:bottom="720" w:left="720" w:header="720" w:footer="259" w:gutter="0"/>
       <w:cols w:space="720"/>
@@ -1616,16 +1864,6 @@
 </file>
 
 <file path=word/footer1.xml><?xml version="1.0" encoding="utf-8"?>
-<w:ftr xmlns:wpc="http://schemas.microsoft.com/office/word/2010/wordprocessingCanvas" xmlns:cx="http://schemas.microsoft.com/office/drawing/2014/chartex" xmlns:cx1="http://schemas.microsoft.com/office/drawing/2015/9/8/chartex" xmlns:cx2="http://schemas.microsoft.com/office/drawing/2015/10/21/chartex" xmlns:cx3="http://schemas.microsoft.com/office/drawing/2016/5/9/chartex" xmlns:cx4="http://schemas.microsoft.com/office/drawing/2016/5/10/chartex" xmlns:cx5="http://schemas.microsoft.com/office/drawing/2016/5/11/chartex" xmlns:cx6="http://schemas.microsoft.com/office/drawing/2016/5/12/chartex" xmlns:cx7="http://schemas.microsoft.com/office/drawing/2016/5/13/chartex" xmlns:cx8="http://schemas.microsoft.com/office/drawing/2016/5/14/chartex" xmlns:mc="http://schemas.openxmlformats.org/markup-compatibility/2006" xmlns:aink="http://schemas.microsoft.com/office/drawing/2016/ink" xmlns:am3d="http://schemas.microsoft.com/office/drawing/2017/model3d" xmlns:o="urn:schemas-microsoft-com:office:office" xmlns:oel="http://schemas.microsoft.com/office/2019/extlst" xmlns:r="http://schemas.openxmlformats.org/officeDocument/2006/relationships" xmlns:m="http://schemas.openxmlformats.org/officeDocument/2006/math" xmlns:v="urn:schemas-microsoft-com:vml" xmlns:wp14="http://schemas.microsoft.com/office/word/2010/wordprocessingDrawing" xmlns:wp="http://schemas.openxmlformats.org/drawingml/2006/wordprocessingDrawing" xmlns:w10="urn:schemas-microsoft-com:office:word" xmlns:w="http://schemas.openxmlformats.org/wordprocessingml/2006/main" xmlns:w14="http://schemas.microsoft.com/office/word/2010/wordml" xmlns:w15="http://schemas.microsoft.com/office/word/2012/wordml" xmlns:w16cex="http://schemas.microsoft.com/office/word/2018/wordml/cex" xmlns:w16cid="http://schemas.microsoft.com/office/word/2016/wordml/cid" xmlns:w16="http://schemas.microsoft.com/office/word/2018/wordml" xmlns:w16du="http://schemas.microsoft.com/office/word/2023/wordml/word16du" xmlns:w16sdtdh="http://schemas.microsoft.com/office/word/2020/wordml/sdtdatahash" xmlns:w16sdtfl="http://schemas.microsoft.com/office/word/2024/wordml/sdtformatlock" xmlns:w16se="http://schemas.microsoft.com/office/word/2015/wordml/symex" xmlns:wpg="http://schemas.microsoft.com/office/word/2010/wordprocessingGroup" xmlns:wpi="http://schemas.microsoft.com/office/word/2010/wordprocessingInk" xmlns:wne="http://schemas.microsoft.com/office/word/2006/wordml" xmlns:wps="http://schemas.microsoft.com/office/word/2010/wordprocessingShape" mc:Ignorable="w14 w15 w16se w16cid w16 w16cex w16sdtdh w16sdtfl w16du wp14">
-  <w:p>
-    <w:pPr>
-      <w:pStyle w:val="Footer"/>
-    </w:pPr>
-  </w:p>
-</w:ftr>
-</file>
-
-<file path=word/footer2.xml><?xml version="1.0" encoding="utf-8"?>
 <w:ftr xmlns:wpc="http://schemas.microsoft.com/office/word/2010/wordprocessingCanvas" xmlns:cx="http://schemas.microsoft.com/office/drawing/2014/chartex" xmlns:cx1="http://schemas.microsoft.com/office/drawing/2015/9/8/chartex" xmlns:cx2="http://schemas.microsoft.com/office/drawing/2015/10/21/chartex" xmlns:cx3="http://schemas.microsoft.com/office/drawing/2016/5/9/chartex" xmlns:cx4="http://schemas.microsoft.com/office/drawing/2016/5/10/chartex" xmlns:cx5="http://schemas.microsoft.com/office/drawing/2016/5/11/chartex" xmlns:cx6="http://schemas.microsoft.com/office/drawing/2016/5/12/chartex" xmlns:cx7="http://schemas.microsoft.com/office/drawing/2016/5/13/chartex" xmlns:cx8="http://schemas.microsoft.com/office/drawing/2016/5/14/chartex" xmlns:mc="http://schemas.openxmlformats.org/markup-compatibility/2006" xmlns:aink="http://schemas.microsoft.com/office/drawing/2016/ink" xmlns:am3d="http://schemas.microsoft.com/office/drawing/2017/model3d" xmlns:o="urn:schemas-microsoft-com:office:office" xmlns:oel="http://schemas.microsoft.com/office/2019/extlst" xmlns:r="http://schemas.openxmlformats.org/officeDocument/2006/relationships" xmlns:m="http://schemas.openxmlformats.org/officeDocument/2006/math" xmlns:v="urn:schemas-microsoft-com:vml" xmlns:wp14="http://schemas.microsoft.com/office/word/2010/wordprocessingDrawing" xmlns:wp="http://schemas.openxmlformats.org/drawingml/2006/wordprocessingDrawing" xmlns:w10="urn:schemas-microsoft-com:office:word" xmlns:w="http://schemas.openxmlformats.org/wordprocessingml/2006/main" xmlns:w14="http://schemas.microsoft.com/office/word/2010/wordml" xmlns:w15="http://schemas.microsoft.com/office/word/2012/wordml" xmlns:w16cex="http://schemas.microsoft.com/office/word/2018/wordml/cex" xmlns:w16cid="http://schemas.microsoft.com/office/word/2016/wordml/cid" xmlns:w16="http://schemas.microsoft.com/office/word/2018/wordml" xmlns:w16du="http://schemas.microsoft.com/office/word/2023/wordml/word16du" xmlns:w16sdtdh="http://schemas.microsoft.com/office/word/2020/wordml/sdtdatahash" xmlns:w16sdtfl="http://schemas.microsoft.com/office/word/2024/wordml/sdtformatlock" xmlns:w16se="http://schemas.microsoft.com/office/word/2015/wordml/symex" xmlns:wpg="http://schemas.microsoft.com/office/word/2010/wordprocessingGroup" xmlns:wpi="http://schemas.microsoft.com/office/word/2010/wordprocessingInk" xmlns:wne="http://schemas.microsoft.com/office/word/2006/wordml" xmlns:wps="http://schemas.microsoft.com/office/word/2010/wordprocessingShape" mc:Ignorable="w14 w15 w16se w16cid w16 w16cex w16sdtdh w16sdtfl w16du wp14">
   <w:p>
     <w:pPr>
@@ -1702,16 +1940,6 @@
 </w:ftr>
 </file>
 
-<file path=word/footer3.xml><?xml version="1.0" encoding="utf-8"?>
-<w:ftr xmlns:wpc="http://schemas.microsoft.com/office/word/2010/wordprocessingCanvas" xmlns:cx="http://schemas.microsoft.com/office/drawing/2014/chartex" xmlns:cx1="http://schemas.microsoft.com/office/drawing/2015/9/8/chartex" xmlns:cx2="http://schemas.microsoft.com/office/drawing/2015/10/21/chartex" xmlns:cx3="http://schemas.microsoft.com/office/drawing/2016/5/9/chartex" xmlns:cx4="http://schemas.microsoft.com/office/drawing/2016/5/10/chartex" xmlns:cx5="http://schemas.microsoft.com/office/drawing/2016/5/11/chartex" xmlns:cx6="http://schemas.microsoft.com/office/drawing/2016/5/12/chartex" xmlns:cx7="http://schemas.microsoft.com/office/drawing/2016/5/13/chartex" xmlns:cx8="http://schemas.microsoft.com/office/drawing/2016/5/14/chartex" xmlns:mc="http://schemas.openxmlformats.org/markup-compatibility/2006" xmlns:aink="http://schemas.microsoft.com/office/drawing/2016/ink" xmlns:am3d="http://schemas.microsoft.com/office/drawing/2017/model3d" xmlns:o="urn:schemas-microsoft-com:office:office" xmlns:oel="http://schemas.microsoft.com/office/2019/extlst" xmlns:r="http://schemas.openxmlformats.org/officeDocument/2006/relationships" xmlns:m="http://schemas.openxmlformats.org/officeDocument/2006/math" xmlns:v="urn:schemas-microsoft-com:vml" xmlns:wp14="http://schemas.microsoft.com/office/word/2010/wordprocessingDrawing" xmlns:wp="http://schemas.openxmlformats.org/drawingml/2006/wordprocessingDrawing" xmlns:w10="urn:schemas-microsoft-com:office:word" xmlns:w="http://schemas.openxmlformats.org/wordprocessingml/2006/main" xmlns:w14="http://schemas.microsoft.com/office/word/2010/wordml" xmlns:w15="http://schemas.microsoft.com/office/word/2012/wordml" xmlns:w16cex="http://schemas.microsoft.com/office/word/2018/wordml/cex" xmlns:w16cid="http://schemas.microsoft.com/office/word/2016/wordml/cid" xmlns:w16="http://schemas.microsoft.com/office/word/2018/wordml" xmlns:w16du="http://schemas.microsoft.com/office/word/2023/wordml/word16du" xmlns:w16sdtdh="http://schemas.microsoft.com/office/word/2020/wordml/sdtdatahash" xmlns:w16sdtfl="http://schemas.microsoft.com/office/word/2024/wordml/sdtformatlock" xmlns:w16se="http://schemas.microsoft.com/office/word/2015/wordml/symex" xmlns:wpg="http://schemas.microsoft.com/office/word/2010/wordprocessingGroup" xmlns:wpi="http://schemas.microsoft.com/office/word/2010/wordprocessingInk" xmlns:wne="http://schemas.microsoft.com/office/word/2006/wordml" xmlns:wps="http://schemas.microsoft.com/office/word/2010/wordprocessingShape" mc:Ignorable="w14 w15 w16se w16cid w16 w16cex w16sdtdh w16sdtfl w16du wp14">
-  <w:p>
-    <w:pPr>
-      <w:pStyle w:val="Footer"/>
-    </w:pPr>
-  </w:p>
-</w:ftr>
-</file>
-
 <file path=word/footnotes.xml><?xml version="1.0" encoding="utf-8"?>
 <w:footnotes xmlns:wpc="http://schemas.microsoft.com/office/word/2010/wordprocessingCanvas" xmlns:cx="http://schemas.microsoft.com/office/drawing/2014/chartex" xmlns:cx1="http://schemas.microsoft.com/office/drawing/2015/9/8/chartex" xmlns:cx2="http://schemas.microsoft.com/office/drawing/2015/10/21/chartex" xmlns:cx3="http://schemas.microsoft.com/office/drawing/2016/5/9/chartex" xmlns:cx4="http://schemas.microsoft.com/office/drawing/2016/5/10/chartex" xmlns:cx5="http://schemas.microsoft.com/office/drawing/2016/5/11/chartex" xmlns:cx6="http://schemas.microsoft.com/office/drawing/2016/5/12/chartex" xmlns:cx7="http://schemas.microsoft.com/office/drawing/2016/5/13/chartex" xmlns:cx8="http://schemas.microsoft.com/office/drawing/2016/5/14/chartex" xmlns:mc="http://schemas.openxmlformats.org/markup-compatibility/2006" xmlns:aink="http://schemas.microsoft.com/office/drawing/2016/ink" xmlns:am3d="http://schemas.microsoft.com/office/drawing/2017/model3d" xmlns:o="urn:schemas-microsoft-com:office:office" xmlns:oel="http://schemas.microsoft.com/office/2019/extlst" xmlns:r="http://schemas.openxmlformats.org/officeDocument/2006/relationships" xmlns:m="http://schemas.openxmlformats.org/officeDocument/2006/math" xmlns:v="urn:schemas-microsoft-com:vml" xmlns:wp14="http://schemas.microsoft.com/office/word/2010/wordprocessingDrawing" xmlns:wp="http://schemas.openxmlformats.org/drawingml/2006/wordprocessingDrawing" xmlns:w10="urn:schemas-microsoft-com:office:word" xmlns:w="http://schemas.openxmlformats.org/wordprocessingml/2006/main" xmlns:w14="http://schemas.microsoft.com/office/word/2010/wordml" xmlns:w15="http://schemas.microsoft.com/office/word/2012/wordml" xmlns:w16cex="http://schemas.microsoft.com/office/word/2018/wordml/cex" xmlns:w16cid="http://schemas.microsoft.com/office/word/2016/wordml/cid" xmlns:w16="http://schemas.microsoft.com/office/word/2018/wordml" xmlns:w16du="http://schemas.microsoft.com/office/word/2023/wordml/word16du" xmlns:w16sdtdh="http://schemas.microsoft.com/office/word/2020/wordml/sdtdatahash" xmlns:w16sdtfl="http://schemas.microsoft.com/office/word/2024/wordml/sdtformatlock" xmlns:w16se="http://schemas.microsoft.com/office/word/2015/wordml/symex" xmlns:wpg="http://schemas.microsoft.com/office/word/2010/wordprocessingGroup" xmlns:wpi="http://schemas.microsoft.com/office/word/2010/wordprocessingInk" xmlns:wne="http://schemas.microsoft.com/office/word/2006/wordml" xmlns:wps="http://schemas.microsoft.com/office/word/2010/wordprocessingShape" mc:Ignorable="w14 w15 w16se w16cid w16 w16cex w16sdtdh w16sdtfl w16du wp14">
   <w:footnote w:type="separator" w:id="-1">
@@ -1733,19 +1961,9 @@
 
 <file path=word/header1.xml><?xml version="1.0" encoding="utf-8"?>
 <w:hdr xmlns:wpc="http://schemas.microsoft.com/office/word/2010/wordprocessingCanvas" xmlns:cx="http://schemas.microsoft.com/office/drawing/2014/chartex" xmlns:cx1="http://schemas.microsoft.com/office/drawing/2015/9/8/chartex" xmlns:cx2="http://schemas.microsoft.com/office/drawing/2015/10/21/chartex" xmlns:cx3="http://schemas.microsoft.com/office/drawing/2016/5/9/chartex" xmlns:cx4="http://schemas.microsoft.com/office/drawing/2016/5/10/chartex" xmlns:cx5="http://schemas.microsoft.com/office/drawing/2016/5/11/chartex" xmlns:cx6="http://schemas.microsoft.com/office/drawing/2016/5/12/chartex" xmlns:cx7="http://schemas.microsoft.com/office/drawing/2016/5/13/chartex" xmlns:cx8="http://schemas.microsoft.com/office/drawing/2016/5/14/chartex" xmlns:mc="http://schemas.openxmlformats.org/markup-compatibility/2006" xmlns:aink="http://schemas.microsoft.com/office/drawing/2016/ink" xmlns:am3d="http://schemas.microsoft.com/office/drawing/2017/model3d" xmlns:o="urn:schemas-microsoft-com:office:office" xmlns:oel="http://schemas.microsoft.com/office/2019/extlst" xmlns:r="http://schemas.openxmlformats.org/officeDocument/2006/relationships" xmlns:m="http://schemas.openxmlformats.org/officeDocument/2006/math" xmlns:v="urn:schemas-microsoft-com:vml" xmlns:wp14="http://schemas.microsoft.com/office/word/2010/wordprocessingDrawing" xmlns:wp="http://schemas.openxmlformats.org/drawingml/2006/wordprocessingDrawing" xmlns:w10="urn:schemas-microsoft-com:office:word" xmlns:w="http://schemas.openxmlformats.org/wordprocessingml/2006/main" xmlns:w14="http://schemas.microsoft.com/office/word/2010/wordml" xmlns:w15="http://schemas.microsoft.com/office/word/2012/wordml" xmlns:w16cex="http://schemas.microsoft.com/office/word/2018/wordml/cex" xmlns:w16cid="http://schemas.microsoft.com/office/word/2016/wordml/cid" xmlns:w16="http://schemas.microsoft.com/office/word/2018/wordml" xmlns:w16du="http://schemas.microsoft.com/office/word/2023/wordml/word16du" xmlns:w16sdtdh="http://schemas.microsoft.com/office/word/2020/wordml/sdtdatahash" xmlns:w16sdtfl="http://schemas.microsoft.com/office/word/2024/wordml/sdtformatlock" xmlns:w16se="http://schemas.microsoft.com/office/word/2015/wordml/symex" xmlns:wpg="http://schemas.microsoft.com/office/word/2010/wordprocessingGroup" xmlns:wpi="http://schemas.microsoft.com/office/word/2010/wordprocessingInk" xmlns:wne="http://schemas.microsoft.com/office/word/2006/wordml" xmlns:wps="http://schemas.microsoft.com/office/word/2010/wordprocessingShape" mc:Ignorable="w14 w15 w16se w16cid w16 w16cex w16sdtdh w16sdtfl w16du wp14">
-  <w:p>
-    <w:pPr>
-      <w:pStyle w:val="Header"/>
-    </w:pPr>
-  </w:p>
-</w:hdr>
-</file>
-
-<file path=word/header2.xml><?xml version="1.0" encoding="utf-8"?>
-<w:hdr xmlns:wpc="http://schemas.microsoft.com/office/word/2010/wordprocessingCanvas" xmlns:cx="http://schemas.microsoft.com/office/drawing/2014/chartex" xmlns:cx1="http://schemas.microsoft.com/office/drawing/2015/9/8/chartex" xmlns:cx2="http://schemas.microsoft.com/office/drawing/2015/10/21/chartex" xmlns:cx3="http://schemas.microsoft.com/office/drawing/2016/5/9/chartex" xmlns:cx4="http://schemas.microsoft.com/office/drawing/2016/5/10/chartex" xmlns:cx5="http://schemas.microsoft.com/office/drawing/2016/5/11/chartex" xmlns:cx6="http://schemas.microsoft.com/office/drawing/2016/5/12/chartex" xmlns:cx7="http://schemas.microsoft.com/office/drawing/2016/5/13/chartex" xmlns:cx8="http://schemas.microsoft.com/office/drawing/2016/5/14/chartex" xmlns:mc="http://schemas.openxmlformats.org/markup-compatibility/2006" xmlns:aink="http://schemas.microsoft.com/office/drawing/2016/ink" xmlns:am3d="http://schemas.microsoft.com/office/drawing/2017/model3d" xmlns:o="urn:schemas-microsoft-com:office:office" xmlns:oel="http://schemas.microsoft.com/office/2019/extlst" xmlns:r="http://schemas.openxmlformats.org/officeDocument/2006/relationships" xmlns:m="http://schemas.openxmlformats.org/officeDocument/2006/math" xmlns:v="urn:schemas-microsoft-com:vml" xmlns:wp14="http://schemas.microsoft.com/office/word/2010/wordprocessingDrawing" xmlns:wp="http://schemas.openxmlformats.org/drawingml/2006/wordprocessingDrawing" xmlns:w10="urn:schemas-microsoft-com:office:word" xmlns:w="http://schemas.openxmlformats.org/wordprocessingml/2006/main" xmlns:w14="http://schemas.microsoft.com/office/word/2010/wordml" xmlns:w15="http://schemas.microsoft.com/office/word/2012/wordml" xmlns:w16cex="http://schemas.microsoft.com/office/word/2018/wordml/cex" xmlns:w16cid="http://schemas.microsoft.com/office/word/2016/wordml/cid" xmlns:w16="http://schemas.microsoft.com/office/word/2018/wordml" xmlns:w16du="http://schemas.microsoft.com/office/word/2023/wordml/word16du" xmlns:w16sdtdh="http://schemas.microsoft.com/office/word/2020/wordml/sdtdatahash" xmlns:w16sdtfl="http://schemas.microsoft.com/office/word/2024/wordml/sdtformatlock" xmlns:w16se="http://schemas.microsoft.com/office/word/2015/wordml/symex" xmlns:wpg="http://schemas.microsoft.com/office/word/2010/wordprocessingGroup" xmlns:wpi="http://schemas.microsoft.com/office/word/2010/wordprocessingInk" xmlns:wne="http://schemas.microsoft.com/office/word/2006/wordml" xmlns:wps="http://schemas.microsoft.com/office/word/2010/wordprocessingShape" mc:Ignorable="w14 w15 w16se w16cid w16 w16cex w16sdtdh w16sdtfl w16du wp14">
   <w:tbl>
     <w:tblPr>
-      <w:tblW w:w="14381" w:type="dxa"/>
+      <w:tblW w:w="14504" w:type="dxa"/>
       <w:jc w:val="center"/>
       <w:tblLayout w:type="fixed"/>
       <w:tblCellMar>
@@ -1755,22 +1973,23 @@
       <w:tblLook w:val="0000" w:firstRow="0" w:lastRow="0" w:firstColumn="0" w:lastColumn="0" w:noHBand="0" w:noVBand="0"/>
     </w:tblPr>
     <w:tblGrid>
-      <w:gridCol w:w="3231"/>
-      <w:gridCol w:w="1350"/>
+      <w:gridCol w:w="2212"/>
+      <w:gridCol w:w="1170"/>
+      <w:gridCol w:w="1800"/>
       <w:gridCol w:w="1710"/>
-      <w:gridCol w:w="1890"/>
-      <w:gridCol w:w="3780"/>
-      <w:gridCol w:w="2420"/>
+      <w:gridCol w:w="2610"/>
+      <w:gridCol w:w="2520"/>
+      <w:gridCol w:w="2482"/>
     </w:tblGrid>
     <w:tr>
       <w:trPr>
         <w:cantSplit/>
-        <w:trHeight w:val="260"/>
+        <w:trHeight w:val="160"/>
         <w:jc w:val="center"/>
       </w:trPr>
       <w:tc>
         <w:tcPr>
-          <w:tcW w:w="3231" w:type="dxa"/>
+          <w:tcW w:w="2212" w:type="dxa"/>
           <w:tcBorders>
             <w:top w:val="single" w:sz="4" w:space="0" w:color="auto"/>
             <w:left w:val="single" w:sz="4" w:space="0" w:color="auto"/>
@@ -1823,7 +2042,7 @@
       </w:tc>
       <w:tc>
         <w:tcPr>
-          <w:tcW w:w="1350" w:type="dxa"/>
+          <w:tcW w:w="1170" w:type="dxa"/>
           <w:tcBorders>
             <w:top w:val="single" w:sz="4" w:space="0" w:color="auto"/>
             <w:left w:val="single" w:sz="4" w:space="0" w:color="auto"/>
@@ -1840,6 +2059,7 @@
               <w:szCs w:val="22"/>
             </w:rPr>
           </w:pPr>
+          <w:proofErr w:type="gramStart"/>
           <w:r>
             <w:rPr>
               <w:b/>
@@ -1854,29 +2074,22 @@
               <w:sz w:val="22"/>
               <w:szCs w:val="22"/>
             </w:rPr>
-            <w:t>{{r</w:t>
+            <w:t>{</w:t>
           </w:r>
+          <w:proofErr w:type="gramEnd"/>
           <w:r>
             <w:rPr>
               <w:b/>
               <w:sz w:val="22"/>
               <w:szCs w:val="22"/>
             </w:rPr>
-            <w:t>ev</w:t>
-          </w:r>
-          <w:r>
-            <w:rPr>
-              <w:b/>
-              <w:sz w:val="22"/>
-              <w:szCs w:val="22"/>
-            </w:rPr>
-            <w:t>}}</w:t>
+            <w:t>{rev}}</w:t>
           </w:r>
         </w:p>
       </w:tc>
       <w:tc>
         <w:tcPr>
-          <w:tcW w:w="1710" w:type="dxa"/>
+          <w:tcW w:w="1800" w:type="dxa"/>
           <w:tcBorders>
             <w:top w:val="single" w:sz="4" w:space="0" w:color="auto"/>
             <w:left w:val="single" w:sz="4" w:space="0" w:color="auto"/>
@@ -1921,7 +2134,7 @@
       </w:tc>
       <w:tc>
         <w:tcPr>
-          <w:tcW w:w="1890" w:type="dxa"/>
+          <w:tcW w:w="1710" w:type="dxa"/>
           <w:tcBorders>
             <w:top w:val="single" w:sz="4" w:space="0" w:color="auto"/>
             <w:left w:val="single" w:sz="4" w:space="0" w:color="auto"/>
@@ -1958,7 +2171,7 @@
       </w:tc>
       <w:tc>
         <w:tcPr>
-          <w:tcW w:w="3780" w:type="dxa"/>
+          <w:tcW w:w="2610" w:type="dxa"/>
           <w:tcBorders>
             <w:top w:val="single" w:sz="4" w:space="0" w:color="auto"/>
             <w:left w:val="single" w:sz="4" w:space="0" w:color="auto"/>
@@ -1981,39 +2194,38 @@
               <w:sz w:val="22"/>
               <w:szCs w:val="22"/>
             </w:rPr>
-            <w:t>PRODUCTION QTY:</w:t>
+            <w:t>START QTY: {{start}}</w:t>
           </w:r>
           <w:r>
             <w:rPr>
+              <w:rFonts w:cstheme="minorBidi" w:hint="cs"/>
               <w:b/>
               <w:sz w:val="22"/>
-              <w:szCs w:val="22"/>
+              <w:szCs w:val="28"/>
+              <w:cs/>
+              <w:lang w:bidi="th-TH"/>
             </w:rPr>
-            <w:t xml:space="preserve">   </w:t>
+            <w:t xml:space="preserve"> </w:t>
           </w:r>
           <w:r>
             <w:rPr>
+              <w:rFonts w:cstheme="minorBidi"/>
               <w:b/>
               <w:sz w:val="22"/>
-              <w:szCs w:val="22"/>
+              <w:szCs w:val="28"/>
+              <w:lang w:bidi="th-TH"/>
             </w:rPr>
-            <w:t xml:space="preserve">   </w:t>
+            <w:t>PCS</w:t>
           </w:r>
           <w:r>
             <w:rPr>
+              <w:rFonts w:cstheme="minorBidi"/>
               <w:b/>
               <w:sz w:val="22"/>
-              <w:szCs w:val="22"/>
+              <w:szCs w:val="28"/>
+              <w:lang w:bidi="th-TH"/>
             </w:rPr>
-            <w:t xml:space="preserve">  </w:t>
-          </w:r>
-          <w:r>
-            <w:rPr>
-              <w:b/>
-              <w:sz w:val="22"/>
-              <w:szCs w:val="22"/>
-            </w:rPr>
-            <w:t xml:space="preserve">    </w:t>
+            <w:t>.</w:t>
           </w:r>
           <w:r>
             <w:rPr>
@@ -2023,27 +2235,40 @@
             </w:rPr>
             <w:t xml:space="preserve"> </w:t>
           </w:r>
+        </w:p>
+      </w:tc>
+      <w:tc>
+        <w:tcPr>
+          <w:tcW w:w="2520" w:type="dxa"/>
+          <w:tcBorders>
+            <w:top w:val="single" w:sz="4" w:space="0" w:color="auto"/>
+            <w:left w:val="single" w:sz="4" w:space="0" w:color="auto"/>
+            <w:bottom w:val="single" w:sz="4" w:space="0" w:color="auto"/>
+            <w:right w:val="single" w:sz="4" w:space="0" w:color="auto"/>
+          </w:tcBorders>
+        </w:tcPr>
+        <w:p>
+          <w:pPr>
+            <w:pStyle w:val="Header"/>
+            <w:rPr>
+              <w:b/>
+              <w:sz w:val="22"/>
+              <w:szCs w:val="22"/>
+            </w:rPr>
+          </w:pPr>
           <w:r>
             <w:rPr>
               <w:b/>
               <w:sz w:val="22"/>
               <w:szCs w:val="22"/>
             </w:rPr>
-            <w:t xml:space="preserve"> </w:t>
-          </w:r>
-          <w:r>
-            <w:rPr>
-              <w:b/>
-              <w:sz w:val="22"/>
-              <w:szCs w:val="22"/>
-            </w:rPr>
-            <w:t xml:space="preserve">PCS. </w:t>
+            <w:t>FINAL QTY: {{final}} PCS.</w:t>
           </w:r>
         </w:p>
       </w:tc>
       <w:tc>
         <w:tcPr>
-          <w:tcW w:w="2420" w:type="dxa"/>
+          <w:tcW w:w="2482" w:type="dxa"/>
           <w:tcBorders>
             <w:top w:val="single" w:sz="4" w:space="0" w:color="auto"/>
             <w:left w:val="single" w:sz="4" w:space="0" w:color="auto"/>
@@ -2096,16 +2321,6 @@
     <w:r>
       <w:tab/>
     </w:r>
-  </w:p>
-</w:hdr>
-</file>
-
-<file path=word/header3.xml><?xml version="1.0" encoding="utf-8"?>
-<w:hdr xmlns:wpc="http://schemas.microsoft.com/office/word/2010/wordprocessingCanvas" xmlns:cx="http://schemas.microsoft.com/office/drawing/2014/chartex" xmlns:cx1="http://schemas.microsoft.com/office/drawing/2015/9/8/chartex" xmlns:cx2="http://schemas.microsoft.com/office/drawing/2015/10/21/chartex" xmlns:cx3="http://schemas.microsoft.com/office/drawing/2016/5/9/chartex" xmlns:cx4="http://schemas.microsoft.com/office/drawing/2016/5/10/chartex" xmlns:cx5="http://schemas.microsoft.com/office/drawing/2016/5/11/chartex" xmlns:cx6="http://schemas.microsoft.com/office/drawing/2016/5/12/chartex" xmlns:cx7="http://schemas.microsoft.com/office/drawing/2016/5/13/chartex" xmlns:cx8="http://schemas.microsoft.com/office/drawing/2016/5/14/chartex" xmlns:mc="http://schemas.openxmlformats.org/markup-compatibility/2006" xmlns:aink="http://schemas.microsoft.com/office/drawing/2016/ink" xmlns:am3d="http://schemas.microsoft.com/office/drawing/2017/model3d" xmlns:o="urn:schemas-microsoft-com:office:office" xmlns:oel="http://schemas.microsoft.com/office/2019/extlst" xmlns:r="http://schemas.openxmlformats.org/officeDocument/2006/relationships" xmlns:m="http://schemas.openxmlformats.org/officeDocument/2006/math" xmlns:v="urn:schemas-microsoft-com:vml" xmlns:wp14="http://schemas.microsoft.com/office/word/2010/wordprocessingDrawing" xmlns:wp="http://schemas.openxmlformats.org/drawingml/2006/wordprocessingDrawing" xmlns:w10="urn:schemas-microsoft-com:office:word" xmlns:w="http://schemas.openxmlformats.org/wordprocessingml/2006/main" xmlns:w14="http://schemas.microsoft.com/office/word/2010/wordml" xmlns:w15="http://schemas.microsoft.com/office/word/2012/wordml" xmlns:w16cex="http://schemas.microsoft.com/office/word/2018/wordml/cex" xmlns:w16cid="http://schemas.microsoft.com/office/word/2016/wordml/cid" xmlns:w16="http://schemas.microsoft.com/office/word/2018/wordml" xmlns:w16du="http://schemas.microsoft.com/office/word/2023/wordml/word16du" xmlns:w16sdtdh="http://schemas.microsoft.com/office/word/2020/wordml/sdtdatahash" xmlns:w16sdtfl="http://schemas.microsoft.com/office/word/2024/wordml/sdtformatlock" xmlns:w16se="http://schemas.microsoft.com/office/word/2015/wordml/symex" xmlns:wpg="http://schemas.microsoft.com/office/word/2010/wordprocessingGroup" xmlns:wpi="http://schemas.microsoft.com/office/word/2010/wordprocessingInk" xmlns:wne="http://schemas.microsoft.com/office/word/2006/wordml" xmlns:wps="http://schemas.microsoft.com/office/word/2010/wordprocessingShape" mc:Ignorable="w14 w15 w16se w16cid w16 w16cex w16sdtdh w16sdtfl w16du wp14">
-  <w:p>
-    <w:pPr>
-      <w:pStyle w:val="Header"/>
-    </w:pPr>
   </w:p>
 </w:hdr>
 </file>
@@ -2662,7 +2877,6 @@
   <w:style w:type="character" w:default="1" w:styleId="DefaultParagraphFont">
     <w:name w:val="Default Paragraph Font"/>
     <w:uiPriority w:val="1"/>
-    <w:semiHidden/>
     <w:unhideWhenUsed/>
   </w:style>
   <w:style w:type="table" w:default="1" w:styleId="TableNormal">

--- a/templates/shop_templete.docx
+++ b/templates/shop_templete.docx
@@ -68,6 +68,7 @@
               </w:rPr>
               <w:t>{{</w:t>
             </w:r>
+            <w:proofErr w:type="spellStart"/>
             <w:proofErr w:type="gramEnd"/>
             <w:r>
               <w:rPr>
@@ -75,7 +76,16 @@
                 <w:sz w:val="22"/>
                 <w:szCs w:val="22"/>
               </w:rPr>
-              <w:t>cus}}</w:t>
+              <w:t>cus</w:t>
+            </w:r>
+            <w:proofErr w:type="spellEnd"/>
+            <w:r>
+              <w:rPr>
+                <w:b/>
+                <w:sz w:val="22"/>
+                <w:szCs w:val="22"/>
+              </w:rPr>
+              <w:t>}}</w:t>
             </w:r>
           </w:p>
         </w:tc>
@@ -224,7 +234,23 @@
                 <w:sz w:val="22"/>
                 <w:szCs w:val="22"/>
               </w:rPr>
-              <w:t xml:space="preserve">Eddy Chainamnaris  </w:t>
+              <w:t xml:space="preserve">Eddy </w:t>
+            </w:r>
+            <w:proofErr w:type="spellStart"/>
+            <w:r>
+              <w:rPr>
+                <w:sz w:val="22"/>
+                <w:szCs w:val="22"/>
+              </w:rPr>
+              <w:t>Chainamnaris</w:t>
+            </w:r>
+            <w:proofErr w:type="spellEnd"/>
+            <w:r>
+              <w:rPr>
+                <w:sz w:val="22"/>
+                <w:szCs w:val="22"/>
+              </w:rPr>
+              <w:t xml:space="preserve">  </w:t>
             </w:r>
           </w:p>
         </w:tc>
@@ -340,13 +366,22 @@
               </w:rPr>
               <w:t>: {{</w:t>
             </w:r>
+            <w:proofErr w:type="spellStart"/>
             <w:proofErr w:type="gramEnd"/>
             <w:r>
               <w:rPr>
                 <w:sz w:val="22"/>
                 <w:szCs w:val="22"/>
               </w:rPr>
-              <w:t>part_name}}</w:t>
+              <w:t>part_name</w:t>
+            </w:r>
+            <w:proofErr w:type="spellEnd"/>
+            <w:r>
+              <w:rPr>
+                <w:sz w:val="22"/>
+                <w:szCs w:val="22"/>
+              </w:rPr>
+              <w:t>}}</w:t>
             </w:r>
           </w:p>
         </w:tc>
@@ -513,13 +548,22 @@
               </w:rPr>
               <w:t>{{</w:t>
             </w:r>
+            <w:proofErr w:type="spellStart"/>
             <w:proofErr w:type="gramEnd"/>
             <w:r>
               <w:rPr>
                 <w:sz w:val="22"/>
                 <w:szCs w:val="22"/>
               </w:rPr>
-              <w:t>material_detail}}</w:t>
+              <w:t>material_detail</w:t>
+            </w:r>
+            <w:proofErr w:type="spellEnd"/>
+            <w:r>
+              <w:rPr>
+                <w:sz w:val="22"/>
+                <w:szCs w:val="22"/>
+              </w:rPr>
+              <w:t>}}</w:t>
             </w:r>
           </w:p>
         </w:tc>
@@ -1715,17 +1759,6 @@
           </w:p>
           <w:p>
             <w:pPr>
-              <w:pStyle w:val="BodyText"/>
-              <w:spacing w:line="240" w:lineRule="atLeast"/>
-              <w:rPr>
-                <w:b w:val="0"/>
-                <w:sz w:val="18"/>
-                <w:szCs w:val="18"/>
-              </w:rPr>
-            </w:pPr>
-          </w:p>
-          <w:p>
-            <w:pPr>
               <w:rPr>
                 <w:sz w:val="18"/>
                 <w:szCs w:val="18"/>
@@ -1795,14 +1828,6 @@
               </w:rPr>
               <w:t>PCS.</w:t>
             </w:r>
-          </w:p>
-          <w:p>
-            <w:pPr>
-              <w:rPr>
-                <w:sz w:val="18"/>
-                <w:szCs w:val="18"/>
-              </w:rPr>
-            </w:pPr>
           </w:p>
         </w:tc>
       </w:tr>
@@ -1836,7 +1861,7 @@
       <w:headerReference w:type="default" r:id="rId8"/>
       <w:footerReference w:type="default" r:id="rId9"/>
       <w:pgSz w:w="15840" w:h="12240" w:orient="landscape"/>
-      <w:pgMar w:top="432" w:right="720" w:bottom="720" w:left="720" w:header="720" w:footer="259" w:gutter="0"/>
+      <w:pgMar w:top="270" w:right="720" w:bottom="360" w:left="720" w:header="720" w:footer="259" w:gutter="0"/>
       <w:cols w:space="720"/>
       <w:docGrid w:linePitch="360"/>
     </w:sectPr>
@@ -2877,6 +2902,7 @@
   <w:style w:type="character" w:default="1" w:styleId="DefaultParagraphFont">
     <w:name w:val="Default Paragraph Font"/>
     <w:uiPriority w:val="1"/>
+    <w:semiHidden/>
     <w:unhideWhenUsed/>
   </w:style>
   <w:style w:type="table" w:default="1" w:styleId="TableNormal">

--- a/templates/shop_templete.docx
+++ b/templates/shop_templete.docx
@@ -46,6 +46,7 @@
                 <w:tab w:val="clear" w:pos="8640"/>
               </w:tabs>
               <w:rPr>
+                <w:rFonts w:ascii="Arial Narrow" w:hAnsi="Arial Narrow"/>
                 <w:b/>
                 <w:sz w:val="22"/>
                 <w:szCs w:val="22"/>
@@ -54,24 +55,18 @@
             <w:proofErr w:type="gramStart"/>
             <w:r>
               <w:rPr>
+                <w:rFonts w:ascii="Arial Narrow" w:hAnsi="Arial Narrow"/>
                 <w:b/>
                 <w:sz w:val="22"/>
                 <w:szCs w:val="22"/>
               </w:rPr>
-              <w:t xml:space="preserve">CUSTOMER: </w:t>
-            </w:r>
-            <w:r>
-              <w:rPr>
-                <w:b/>
-                <w:sz w:val="22"/>
-                <w:szCs w:val="22"/>
-              </w:rPr>
-              <w:t>{{</w:t>
+              <w:t>CUSTOMER: {{</w:t>
             </w:r>
             <w:proofErr w:type="spellStart"/>
             <w:proofErr w:type="gramEnd"/>
             <w:r>
               <w:rPr>
+                <w:rFonts w:ascii="Arial Narrow" w:hAnsi="Arial Narrow"/>
                 <w:b/>
                 <w:sz w:val="22"/>
                 <w:szCs w:val="22"/>
@@ -81,6 +76,7 @@
             <w:proofErr w:type="spellEnd"/>
             <w:r>
               <w:rPr>
+                <w:rFonts w:ascii="Arial Narrow" w:hAnsi="Arial Narrow"/>
                 <w:b/>
                 <w:sz w:val="22"/>
                 <w:szCs w:val="22"/>
@@ -109,12 +105,14 @@
                 <w:tab w:val="clear" w:pos="8640"/>
               </w:tabs>
               <w:rPr>
-                <w:sz w:val="22"/>
-                <w:szCs w:val="22"/>
-              </w:rPr>
-            </w:pPr>
-            <w:r>
-              <w:rPr>
+                <w:rFonts w:ascii="Arial Narrow" w:hAnsi="Arial Narrow"/>
+                <w:sz w:val="22"/>
+                <w:szCs w:val="22"/>
+              </w:rPr>
+            </w:pPr>
+            <w:r>
+              <w:rPr>
+                <w:rFonts w:ascii="Arial Narrow" w:hAnsi="Arial Narrow"/>
                 <w:sz w:val="22"/>
                 <w:szCs w:val="22"/>
               </w:rPr>
@@ -123,6 +121,7 @@
             <w:proofErr w:type="gramStart"/>
             <w:r>
               <w:rPr>
+                <w:rFonts w:ascii="Arial Narrow" w:hAnsi="Arial Narrow"/>
                 <w:sz w:val="22"/>
                 <w:szCs w:val="22"/>
               </w:rPr>
@@ -131,17 +130,11 @@
             <w:proofErr w:type="gramEnd"/>
             <w:r>
               <w:rPr>
-                <w:sz w:val="22"/>
-                <w:szCs w:val="22"/>
-              </w:rPr>
-              <w:t>qty}}</w:t>
-            </w:r>
-            <w:r>
-              <w:rPr>
-                <w:sz w:val="22"/>
-                <w:szCs w:val="22"/>
-              </w:rPr>
-              <w:t xml:space="preserve"> PCS.</w:t>
+                <w:rFonts w:ascii="Arial Narrow" w:hAnsi="Arial Narrow"/>
+                <w:sz w:val="22"/>
+                <w:szCs w:val="22"/>
+              </w:rPr>
+              <w:t>qty}} PCS.</w:t>
             </w:r>
           </w:p>
         </w:tc>
@@ -160,12 +153,14 @@
             <w:pPr>
               <w:pStyle w:val="Heading1"/>
               <w:rPr>
+                <w:rFonts w:ascii="Arial Narrow" w:hAnsi="Arial Narrow"/>
                 <w:sz w:val="24"/>
                 <w:szCs w:val="24"/>
               </w:rPr>
             </w:pPr>
             <w:r>
               <w:rPr>
+                <w:rFonts w:ascii="Arial Narrow" w:hAnsi="Arial Narrow"/>
                 <w:sz w:val="24"/>
                 <w:szCs w:val="24"/>
               </w:rPr>
@@ -180,12 +175,14 @@
                 <w:tab w:val="clear" w:pos="1592"/>
               </w:tabs>
               <w:rPr>
+                <w:rFonts w:ascii="Arial Narrow" w:hAnsi="Arial Narrow"/>
                 <w:sz w:val="24"/>
                 <w:szCs w:val="24"/>
               </w:rPr>
             </w:pPr>
             <w:r>
               <w:rPr>
+                <w:rFonts w:ascii="Arial Narrow" w:hAnsi="Arial Narrow"/>
                 <w:sz w:val="24"/>
                 <w:szCs w:val="24"/>
               </w:rPr>
@@ -209,12 +206,14 @@
             <w:pPr>
               <w:pStyle w:val="Heading3"/>
               <w:rPr>
-                <w:sz w:val="22"/>
-                <w:szCs w:val="22"/>
-              </w:rPr>
-            </w:pPr>
-            <w:r>
-              <w:rPr>
+                <w:rFonts w:ascii="Arial Narrow" w:hAnsi="Arial Narrow"/>
+                <w:sz w:val="22"/>
+                <w:szCs w:val="22"/>
+              </w:rPr>
+            </w:pPr>
+            <w:r>
+              <w:rPr>
+                <w:rFonts w:ascii="Arial Narrow" w:hAnsi="Arial Narrow"/>
                 <w:sz w:val="22"/>
                 <w:szCs w:val="22"/>
               </w:rPr>
@@ -225,12 +224,14 @@
             <w:pPr>
               <w:pStyle w:val="Heading3"/>
               <w:rPr>
-                <w:sz w:val="22"/>
-                <w:szCs w:val="22"/>
-              </w:rPr>
-            </w:pPr>
-            <w:r>
-              <w:rPr>
+                <w:rFonts w:ascii="Arial Narrow" w:hAnsi="Arial Narrow"/>
+                <w:sz w:val="22"/>
+                <w:szCs w:val="22"/>
+              </w:rPr>
+            </w:pPr>
+            <w:r>
+              <w:rPr>
+                <w:rFonts w:ascii="Arial Narrow" w:hAnsi="Arial Narrow"/>
                 <w:sz w:val="22"/>
                 <w:szCs w:val="22"/>
               </w:rPr>
@@ -239,6 +240,7 @@
             <w:proofErr w:type="spellStart"/>
             <w:r>
               <w:rPr>
+                <w:rFonts w:ascii="Arial Narrow" w:hAnsi="Arial Narrow"/>
                 <w:sz w:val="22"/>
                 <w:szCs w:val="22"/>
               </w:rPr>
@@ -247,6 +249,7 @@
             <w:proofErr w:type="spellEnd"/>
             <w:r>
               <w:rPr>
+                <w:rFonts w:ascii="Arial Narrow" w:hAnsi="Arial Narrow"/>
                 <w:sz w:val="22"/>
                 <w:szCs w:val="22"/>
               </w:rPr>
@@ -269,12 +272,14 @@
             <w:pPr>
               <w:pStyle w:val="Heading3"/>
               <w:rPr>
-                <w:sz w:val="22"/>
-                <w:szCs w:val="22"/>
-              </w:rPr>
-            </w:pPr>
-            <w:r>
-              <w:rPr>
+                <w:rFonts w:ascii="Arial Narrow" w:hAnsi="Arial Narrow"/>
+                <w:sz w:val="22"/>
+                <w:szCs w:val="22"/>
+              </w:rPr>
+            </w:pPr>
+            <w:r>
+              <w:rPr>
+                <w:rFonts w:ascii="Arial Narrow" w:hAnsi="Arial Narrow"/>
                 <w:sz w:val="22"/>
                 <w:szCs w:val="22"/>
               </w:rPr>
@@ -285,6 +290,7 @@
             <w:pPr>
               <w:pStyle w:val="Heading3"/>
               <w:rPr>
+                <w:rFonts w:ascii="Arial Narrow" w:hAnsi="Arial Narrow"/>
                 <w:sz w:val="22"/>
                 <w:szCs w:val="22"/>
               </w:rPr>
@@ -292,21 +298,16 @@
             <w:proofErr w:type="gramStart"/>
             <w:r>
               <w:rPr>
-                <w:sz w:val="22"/>
-                <w:szCs w:val="22"/>
-              </w:rPr>
-              <w:t>DATE:</w:t>
-            </w:r>
-            <w:r>
-              <w:rPr>
-                <w:sz w:val="22"/>
-                <w:szCs w:val="22"/>
-              </w:rPr>
-              <w:t xml:space="preserve"> {{</w:t>
+                <w:rFonts w:ascii="Arial Narrow" w:hAnsi="Arial Narrow"/>
+                <w:sz w:val="22"/>
+                <w:szCs w:val="22"/>
+              </w:rPr>
+              <w:t>DATE: {{</w:t>
             </w:r>
             <w:proofErr w:type="gramEnd"/>
             <w:r>
               <w:rPr>
+                <w:rFonts w:ascii="Arial Narrow" w:hAnsi="Arial Narrow"/>
                 <w:sz w:val="22"/>
                 <w:szCs w:val="22"/>
               </w:rPr>
@@ -335,6 +336,7 @@
           <w:p>
             <w:pPr>
               <w:rPr>
+                <w:rFonts w:ascii="Arial Narrow" w:hAnsi="Arial Narrow"/>
                 <w:bCs/>
                 <w:sz w:val="22"/>
                 <w:szCs w:val="22"/>
@@ -342,6 +344,7 @@
             </w:pPr>
             <w:r>
               <w:rPr>
+                <w:rFonts w:ascii="Arial Narrow" w:hAnsi="Arial Narrow"/>
                 <w:b/>
                 <w:bCs/>
                 <w:sz w:val="22"/>
@@ -352,6 +355,7 @@
             <w:proofErr w:type="gramStart"/>
             <w:r>
               <w:rPr>
+                <w:rFonts w:ascii="Arial Narrow" w:hAnsi="Arial Narrow"/>
                 <w:b/>
                 <w:bCs/>
                 <w:sz w:val="22"/>
@@ -361,6 +365,7 @@
             </w:r>
             <w:r>
               <w:rPr>
+                <w:rFonts w:ascii="Arial Narrow" w:hAnsi="Arial Narrow"/>
                 <w:sz w:val="22"/>
                 <w:szCs w:val="22"/>
               </w:rPr>
@@ -370,6 +375,7 @@
             <w:proofErr w:type="gramEnd"/>
             <w:r>
               <w:rPr>
+                <w:rFonts w:ascii="Arial Narrow" w:hAnsi="Arial Narrow"/>
                 <w:sz w:val="22"/>
                 <w:szCs w:val="22"/>
               </w:rPr>
@@ -378,6 +384,7 @@
             <w:proofErr w:type="spellEnd"/>
             <w:r>
               <w:rPr>
+                <w:rFonts w:ascii="Arial Narrow" w:hAnsi="Arial Narrow"/>
                 <w:sz w:val="22"/>
                 <w:szCs w:val="22"/>
               </w:rPr>
@@ -400,6 +407,7 @@
             <w:pPr>
               <w:jc w:val="center"/>
               <w:rPr>
+                <w:rFonts w:ascii="Arial Narrow" w:hAnsi="Arial Narrow"/>
                 <w:b/>
                 <w:bCs/>
                 <w:sz w:val="24"/>
@@ -409,6 +417,7 @@
             <w:proofErr w:type="gramStart"/>
             <w:r>
               <w:rPr>
+                <w:rFonts w:ascii="Arial Narrow" w:hAnsi="Arial Narrow"/>
                 <w:b/>
                 <w:bCs/>
                 <w:sz w:val="24"/>
@@ -419,6 +428,7 @@
             <w:proofErr w:type="gramEnd"/>
             <w:r>
               <w:rPr>
+                <w:rFonts w:ascii="Arial Narrow" w:hAnsi="Arial Narrow"/>
                 <w:b/>
                 <w:bCs/>
                 <w:sz w:val="24"/>
@@ -441,6 +451,7 @@
             <w:pPr>
               <w:jc w:val="center"/>
               <w:rPr>
+                <w:rFonts w:ascii="Arial Narrow" w:hAnsi="Arial Narrow"/>
                 <w:b/>
                 <w:bCs/>
                 <w:sz w:val="24"/>
@@ -464,6 +475,7 @@
             <w:pPr>
               <w:jc w:val="center"/>
               <w:rPr>
+                <w:rFonts w:ascii="Arial Narrow" w:hAnsi="Arial Narrow"/>
                 <w:b/>
                 <w:bCs/>
                 <w:sz w:val="24"/>
@@ -472,6 +484,7 @@
             </w:pPr>
             <w:r>
               <w:rPr>
+                <w:rFonts w:ascii="Arial Narrow" w:hAnsi="Arial Narrow"/>
                 <w:b/>
                 <w:bCs/>
                 <w:sz w:val="24"/>
@@ -520,6 +533,7 @@
                 <w:tab w:val="left" w:pos="7920"/>
               </w:tabs>
               <w:rPr>
+                <w:rFonts w:ascii="Arial Narrow" w:hAnsi="Arial Narrow"/>
                 <w:sz w:val="22"/>
                 <w:szCs w:val="22"/>
               </w:rPr>
@@ -527,6 +541,7 @@
             <w:proofErr w:type="gramStart"/>
             <w:r>
               <w:rPr>
+                <w:rFonts w:ascii="Arial Narrow" w:hAnsi="Arial Narrow"/>
                 <w:b/>
                 <w:bCs/>
                 <w:sz w:val="22"/>
@@ -536,22 +551,17 @@
             </w:r>
             <w:r>
               <w:rPr>
-                <w:sz w:val="22"/>
-                <w:szCs w:val="22"/>
-              </w:rPr>
-              <w:t xml:space="preserve">: </w:t>
-            </w:r>
-            <w:r>
-              <w:rPr>
-                <w:sz w:val="22"/>
-                <w:szCs w:val="22"/>
-              </w:rPr>
-              <w:t>{{</w:t>
+                <w:rFonts w:ascii="Arial Narrow" w:hAnsi="Arial Narrow"/>
+                <w:sz w:val="22"/>
+                <w:szCs w:val="22"/>
+              </w:rPr>
+              <w:t>: {{</w:t>
             </w:r>
             <w:proofErr w:type="spellStart"/>
             <w:proofErr w:type="gramEnd"/>
             <w:r>
               <w:rPr>
+                <w:rFonts w:ascii="Arial Narrow" w:hAnsi="Arial Narrow"/>
                 <w:sz w:val="22"/>
                 <w:szCs w:val="22"/>
               </w:rPr>
@@ -560,6 +570,7 @@
             <w:proofErr w:type="spellEnd"/>
             <w:r>
               <w:rPr>
+                <w:rFonts w:ascii="Arial Narrow" w:hAnsi="Arial Narrow"/>
                 <w:sz w:val="22"/>
                 <w:szCs w:val="22"/>
               </w:rPr>
@@ -599,6 +610,7 @@
                 <w:tab w:val="left" w:pos="7920"/>
               </w:tabs>
               <w:rPr>
+                <w:rFonts w:ascii="Arial Narrow" w:hAnsi="Arial Narrow"/>
                 <w:sz w:val="22"/>
                 <w:szCs w:val="22"/>
               </w:rPr>
@@ -635,12 +647,14 @@
                 <w:tab w:val="left" w:pos="7920"/>
               </w:tabs>
               <w:rPr>
-                <w:sz w:val="22"/>
-                <w:szCs w:val="22"/>
-              </w:rPr>
-            </w:pPr>
-            <w:r>
-              <w:rPr>
+                <w:rFonts w:ascii="Arial Narrow" w:hAnsi="Arial Narrow"/>
+                <w:sz w:val="22"/>
+                <w:szCs w:val="22"/>
+              </w:rPr>
+            </w:pPr>
+            <w:r>
+              <w:rPr>
+                <w:rFonts w:ascii="Arial Narrow" w:hAnsi="Arial Narrow"/>
                 <w:b/>
                 <w:bCs/>
                 <w:sz w:val="24"/>
@@ -682,6 +696,7 @@
                 <w:tab w:val="left" w:pos="7920"/>
               </w:tabs>
               <w:rPr>
+                <w:rFonts w:ascii="Arial Narrow" w:hAnsi="Arial Narrow"/>
                 <w:sz w:val="22"/>
                 <w:szCs w:val="22"/>
               </w:rPr>
@@ -728,12 +743,14 @@
                 <w:tab w:val="left" w:pos="7920"/>
               </w:tabs>
               <w:rPr>
-                <w:sz w:val="22"/>
-                <w:szCs w:val="22"/>
-              </w:rPr>
-            </w:pPr>
-            <w:r>
-              <w:rPr>
+                <w:rFonts w:ascii="Arial Narrow" w:hAnsi="Arial Narrow"/>
+                <w:sz w:val="22"/>
+                <w:szCs w:val="22"/>
+              </w:rPr>
+            </w:pPr>
+            <w:r>
+              <w:rPr>
+                <w:rFonts w:ascii="Arial Narrow" w:hAnsi="Arial Narrow"/>
                 <w:b/>
                 <w:bCs/>
                 <w:sz w:val="22"/>
@@ -743,6 +760,7 @@
             </w:r>
             <w:r>
               <w:rPr>
+                <w:rFonts w:ascii="Arial Narrow" w:hAnsi="Arial Narrow"/>
                 <w:sz w:val="22"/>
                 <w:szCs w:val="22"/>
               </w:rPr>
@@ -782,6 +800,7 @@
                 <w:tab w:val="left" w:pos="7920"/>
               </w:tabs>
               <w:rPr>
+                <w:rFonts w:ascii="Arial Narrow" w:hAnsi="Arial Narrow"/>
                 <w:sz w:val="22"/>
                 <w:szCs w:val="22"/>
               </w:rPr>
@@ -819,6 +838,7 @@
                 <w:tab w:val="left" w:pos="7920"/>
               </w:tabs>
               <w:rPr>
+                <w:rFonts w:ascii="Arial Narrow" w:hAnsi="Arial Narrow"/>
                 <w:sz w:val="22"/>
                 <w:szCs w:val="22"/>
               </w:rPr>
@@ -858,6 +878,7 @@
                 <w:tab w:val="left" w:pos="7920"/>
               </w:tabs>
               <w:rPr>
+                <w:rFonts w:ascii="Arial Narrow" w:hAnsi="Arial Narrow"/>
                 <w:sz w:val="22"/>
                 <w:szCs w:val="22"/>
               </w:rPr>
@@ -869,6 +890,7 @@
     <w:p>
       <w:pPr>
         <w:rPr>
+          <w:rFonts w:ascii="Arial Narrow" w:hAnsi="Arial Narrow"/>
           <w:sz w:val="22"/>
           <w:szCs w:val="22"/>
         </w:rPr>
@@ -906,6 +928,7 @@
               <w:widowControl w:val="0"/>
               <w:jc w:val="center"/>
               <w:rPr>
+                <w:rFonts w:ascii="Arial Narrow" w:hAnsi="Arial Narrow"/>
                 <w:b/>
                 <w:sz w:val="16"/>
                 <w:szCs w:val="16"/>
@@ -916,12 +939,14 @@
             <w:pPr>
               <w:jc w:val="center"/>
               <w:rPr>
+                <w:rFonts w:ascii="Arial Narrow" w:hAnsi="Arial Narrow"/>
                 <w:sz w:val="24"/>
                 <w:szCs w:val="24"/>
               </w:rPr>
             </w:pPr>
             <w:r>
               <w:rPr>
+                <w:rFonts w:ascii="Arial Narrow" w:hAnsi="Arial Narrow"/>
                 <w:b/>
                 <w:sz w:val="16"/>
                 <w:szCs w:val="16"/>
@@ -940,6 +965,7 @@
               <w:widowControl w:val="0"/>
               <w:jc w:val="center"/>
               <w:rPr>
+                <w:rFonts w:ascii="Arial Narrow" w:hAnsi="Arial Narrow"/>
                 <w:b/>
                 <w:sz w:val="16"/>
                 <w:szCs w:val="16"/>
@@ -951,6 +977,7 @@
               <w:widowControl w:val="0"/>
               <w:jc w:val="center"/>
               <w:rPr>
+                <w:rFonts w:ascii="Arial Narrow" w:hAnsi="Arial Narrow"/>
                 <w:b/>
                 <w:sz w:val="16"/>
                 <w:szCs w:val="16"/>
@@ -958,6 +985,7 @@
             </w:pPr>
             <w:r>
               <w:rPr>
+                <w:rFonts w:ascii="Arial Narrow" w:hAnsi="Arial Narrow"/>
                 <w:b/>
                 <w:sz w:val="16"/>
                 <w:szCs w:val="16"/>
@@ -969,6 +997,7 @@
             <w:pPr>
               <w:jc w:val="center"/>
               <w:rPr>
+                <w:rFonts w:ascii="Arial Narrow" w:hAnsi="Arial Narrow"/>
                 <w:sz w:val="24"/>
                 <w:szCs w:val="24"/>
               </w:rPr>
@@ -984,262 +1013,226 @@
             <w:pPr>
               <w:jc w:val="center"/>
               <w:rPr>
+                <w:rFonts w:ascii="Arial Narrow" w:hAnsi="Arial Narrow"/>
                 <w:sz w:val="24"/>
                 <w:szCs w:val="24"/>
               </w:rPr>
             </w:pPr>
             <w:r>
               <w:rPr>
+                <w:rFonts w:ascii="Arial Narrow" w:hAnsi="Arial Narrow"/>
                 <w:b/>
                 <w:sz w:val="16"/>
                 <w:szCs w:val="16"/>
               </w:rPr>
-              <w:t>QTY.</w:t>
-            </w:r>
-            <w:r>
-              <w:rPr>
+              <w:t>QTY. RECEIVE</w:t>
+            </w:r>
+          </w:p>
+        </w:tc>
+        <w:tc>
+          <w:tcPr>
+            <w:tcW w:w="990" w:type="dxa"/>
+            <w:vAlign w:val="center"/>
+          </w:tcPr>
+          <w:p>
+            <w:pPr>
+              <w:widowControl w:val="0"/>
+              <w:jc w:val="center"/>
+              <w:rPr>
+                <w:rFonts w:ascii="Arial Narrow" w:hAnsi="Arial Narrow"/>
                 <w:b/>
                 <w:sz w:val="16"/>
                 <w:szCs w:val="16"/>
               </w:rPr>
-              <w:t xml:space="preserve"> </w:t>
-            </w:r>
-            <w:r>
-              <w:rPr>
+            </w:pPr>
+            <w:r>
+              <w:rPr>
+                <w:rFonts w:ascii="Arial Narrow" w:hAnsi="Arial Narrow"/>
                 <w:b/>
                 <w:sz w:val="16"/>
                 <w:szCs w:val="16"/>
               </w:rPr>
-              <w:t>RECEIVE</w:t>
-            </w:r>
-          </w:p>
-        </w:tc>
-        <w:tc>
-          <w:tcPr>
-            <w:tcW w:w="990" w:type="dxa"/>
-            <w:vAlign w:val="center"/>
-          </w:tcPr>
-          <w:p>
-            <w:pPr>
-              <w:widowControl w:val="0"/>
+              <w:t>OPER.</w:t>
+            </w:r>
+          </w:p>
+          <w:p>
+            <w:pPr>
               <w:jc w:val="center"/>
               <w:rPr>
+                <w:rFonts w:ascii="Arial Narrow" w:hAnsi="Arial Narrow"/>
+                <w:sz w:val="24"/>
+                <w:szCs w:val="24"/>
+              </w:rPr>
+            </w:pPr>
+            <w:r>
+              <w:rPr>
+                <w:rFonts w:ascii="Arial Narrow" w:hAnsi="Arial Narrow"/>
                 <w:b/>
                 <w:sz w:val="16"/>
                 <w:szCs w:val="16"/>
               </w:rPr>
-            </w:pPr>
-            <w:r>
-              <w:rPr>
+              <w:t>INITIAL</w:t>
+            </w:r>
+          </w:p>
+        </w:tc>
+        <w:tc>
+          <w:tcPr>
+            <w:tcW w:w="2340" w:type="dxa"/>
+            <w:vAlign w:val="center"/>
+          </w:tcPr>
+          <w:p>
+            <w:pPr>
+              <w:jc w:val="center"/>
+              <w:rPr>
+                <w:rFonts w:ascii="Arial Narrow" w:hAnsi="Arial Narrow"/>
+                <w:sz w:val="24"/>
+                <w:szCs w:val="24"/>
+              </w:rPr>
+            </w:pPr>
+            <w:r>
+              <w:rPr>
+                <w:rFonts w:ascii="Arial Narrow" w:hAnsi="Arial Narrow"/>
                 <w:b/>
                 <w:sz w:val="16"/>
                 <w:szCs w:val="16"/>
               </w:rPr>
-              <w:t>OPER.</w:t>
-            </w:r>
-          </w:p>
-          <w:p>
-            <w:pPr>
+              <w:t>DESCRIPTIONS/ SUPPLIER/ PO#/ CERTIFICATION#/ HEAT#/ PROGRAM#</w:t>
+            </w:r>
+          </w:p>
+        </w:tc>
+        <w:tc>
+          <w:tcPr>
+            <w:tcW w:w="990" w:type="dxa"/>
+            <w:vAlign w:val="center"/>
+          </w:tcPr>
+          <w:p>
+            <w:pPr>
+              <w:widowControl w:val="0"/>
+              <w:spacing w:after="58"/>
               <w:jc w:val="center"/>
               <w:rPr>
-                <w:sz w:val="24"/>
-                <w:szCs w:val="24"/>
-              </w:rPr>
-            </w:pPr>
-            <w:r>
-              <w:rPr>
+                <w:rFonts w:ascii="Arial Narrow" w:hAnsi="Arial Narrow"/>
                 <w:b/>
                 <w:sz w:val="16"/>
                 <w:szCs w:val="16"/>
               </w:rPr>
-              <w:t>INITIAL</w:t>
-            </w:r>
-          </w:p>
-        </w:tc>
-        <w:tc>
-          <w:tcPr>
-            <w:tcW w:w="2340" w:type="dxa"/>
-            <w:vAlign w:val="center"/>
-          </w:tcPr>
-          <w:p>
-            <w:pPr>
-              <w:jc w:val="center"/>
-              <w:rPr>
-                <w:sz w:val="24"/>
-                <w:szCs w:val="24"/>
-              </w:rPr>
-            </w:pPr>
-            <w:r>
-              <w:rPr>
+            </w:pPr>
+            <w:r>
+              <w:rPr>
+                <w:rFonts w:ascii="Arial Narrow" w:hAnsi="Arial Narrow"/>
                 <w:b/>
                 <w:sz w:val="16"/>
                 <w:szCs w:val="16"/>
               </w:rPr>
-              <w:t xml:space="preserve">DESCRIPTIONS/ </w:t>
-            </w:r>
-            <w:r>
-              <w:rPr>
+              <w:t>QTY.</w:t>
+            </w:r>
+          </w:p>
+          <w:p>
+            <w:pPr>
+              <w:jc w:val="center"/>
+              <w:rPr>
+                <w:rFonts w:ascii="Arial Narrow" w:hAnsi="Arial Narrow"/>
+                <w:sz w:val="24"/>
+                <w:szCs w:val="24"/>
+              </w:rPr>
+            </w:pPr>
+            <w:r>
+              <w:rPr>
+                <w:rFonts w:ascii="Arial Narrow" w:hAnsi="Arial Narrow"/>
                 <w:b/>
                 <w:sz w:val="16"/>
                 <w:szCs w:val="16"/>
               </w:rPr>
-              <w:t>SUPPLIER/ PO</w:t>
-            </w:r>
-            <w:r>
-              <w:rPr>
+              <w:t>ACCEPT</w:t>
+            </w:r>
+          </w:p>
+        </w:tc>
+        <w:tc>
+          <w:tcPr>
+            <w:tcW w:w="990" w:type="dxa"/>
+            <w:vAlign w:val="center"/>
+          </w:tcPr>
+          <w:p>
+            <w:pPr>
+              <w:widowControl w:val="0"/>
+              <w:spacing w:after="58"/>
+              <w:jc w:val="center"/>
+              <w:rPr>
+                <w:rFonts w:ascii="Arial Narrow" w:hAnsi="Arial Narrow"/>
                 <w:b/>
                 <w:sz w:val="16"/>
                 <w:szCs w:val="16"/>
               </w:rPr>
-              <w:t>#</w:t>
-            </w:r>
-            <w:r>
-              <w:rPr>
+            </w:pPr>
+            <w:r>
+              <w:rPr>
+                <w:rFonts w:ascii="Arial Narrow" w:hAnsi="Arial Narrow"/>
                 <w:b/>
                 <w:sz w:val="16"/>
                 <w:szCs w:val="16"/>
               </w:rPr>
-              <w:t>/ CERTIFICATION#/ HEAT#/</w:t>
-            </w:r>
-            <w:r>
-              <w:rPr>
+              <w:t>QTY.</w:t>
+            </w:r>
+          </w:p>
+          <w:p>
+            <w:pPr>
+              <w:jc w:val="center"/>
+              <w:rPr>
+                <w:rFonts w:ascii="Arial Narrow" w:hAnsi="Arial Narrow"/>
+                <w:sz w:val="24"/>
+                <w:szCs w:val="24"/>
+              </w:rPr>
+            </w:pPr>
+            <w:r>
+              <w:rPr>
+                <w:rFonts w:ascii="Arial Narrow" w:hAnsi="Arial Narrow"/>
                 <w:b/>
                 <w:sz w:val="16"/>
                 <w:szCs w:val="16"/>
               </w:rPr>
-              <w:t xml:space="preserve"> </w:t>
-            </w:r>
-            <w:r>
-              <w:rPr>
+              <w:t xml:space="preserve">REJECT </w:t>
+            </w:r>
+          </w:p>
+        </w:tc>
+        <w:tc>
+          <w:tcPr>
+            <w:tcW w:w="990" w:type="dxa"/>
+            <w:vAlign w:val="center"/>
+          </w:tcPr>
+          <w:p>
+            <w:pPr>
+              <w:widowControl w:val="0"/>
+              <w:spacing w:after="58"/>
+              <w:jc w:val="center"/>
+              <w:rPr>
+                <w:rFonts w:ascii="Arial Narrow" w:hAnsi="Arial Narrow"/>
                 <w:b/>
                 <w:sz w:val="16"/>
                 <w:szCs w:val="16"/>
               </w:rPr>
-              <w:t>PROGRAM#</w:t>
-            </w:r>
-          </w:p>
-        </w:tc>
-        <w:tc>
-          <w:tcPr>
-            <w:tcW w:w="990" w:type="dxa"/>
-            <w:vAlign w:val="center"/>
-          </w:tcPr>
-          <w:p>
-            <w:pPr>
-              <w:widowControl w:val="0"/>
-              <w:spacing w:after="58"/>
-              <w:jc w:val="center"/>
-              <w:rPr>
+            </w:pPr>
+            <w:r>
+              <w:rPr>
+                <w:rFonts w:ascii="Arial Narrow" w:hAnsi="Arial Narrow"/>
                 <w:b/>
                 <w:sz w:val="16"/>
                 <w:szCs w:val="16"/>
               </w:rPr>
-            </w:pPr>
-            <w:r>
-              <w:rPr>
-                <w:b/>
-                <w:sz w:val="16"/>
-                <w:szCs w:val="16"/>
-              </w:rPr>
-              <w:t>QTY.</w:t>
+              <w:t>QA</w:t>
             </w:r>
           </w:p>
           <w:p>
             <w:pPr>
               <w:jc w:val="center"/>
               <w:rPr>
+                <w:rFonts w:ascii="Arial Narrow" w:hAnsi="Arial Narrow"/>
                 <w:sz w:val="24"/>
                 <w:szCs w:val="24"/>
               </w:rPr>
             </w:pPr>
             <w:r>
               <w:rPr>
-                <w:b/>
-                <w:sz w:val="16"/>
-                <w:szCs w:val="16"/>
-              </w:rPr>
-              <w:t>ACCEPT</w:t>
-            </w:r>
-          </w:p>
-        </w:tc>
-        <w:tc>
-          <w:tcPr>
-            <w:tcW w:w="990" w:type="dxa"/>
-            <w:vAlign w:val="center"/>
-          </w:tcPr>
-          <w:p>
-            <w:pPr>
-              <w:widowControl w:val="0"/>
-              <w:spacing w:after="58"/>
-              <w:jc w:val="center"/>
-              <w:rPr>
-                <w:b/>
-                <w:sz w:val="16"/>
-                <w:szCs w:val="16"/>
-              </w:rPr>
-            </w:pPr>
-            <w:r>
-              <w:rPr>
-                <w:b/>
-                <w:sz w:val="16"/>
-                <w:szCs w:val="16"/>
-              </w:rPr>
-              <w:t>QTY.</w:t>
-            </w:r>
-          </w:p>
-          <w:p>
-            <w:pPr>
-              <w:jc w:val="center"/>
-              <w:rPr>
-                <w:sz w:val="24"/>
-                <w:szCs w:val="24"/>
-              </w:rPr>
-            </w:pPr>
-            <w:r>
-              <w:rPr>
-                <w:b/>
-                <w:sz w:val="16"/>
-                <w:szCs w:val="16"/>
-              </w:rPr>
-              <w:t xml:space="preserve">REJECT </w:t>
-            </w:r>
-          </w:p>
-        </w:tc>
-        <w:tc>
-          <w:tcPr>
-            <w:tcW w:w="990" w:type="dxa"/>
-            <w:vAlign w:val="center"/>
-          </w:tcPr>
-          <w:p>
-            <w:pPr>
-              <w:widowControl w:val="0"/>
-              <w:spacing w:after="58"/>
-              <w:jc w:val="center"/>
-              <w:rPr>
-                <w:b/>
-                <w:sz w:val="16"/>
-                <w:szCs w:val="16"/>
-              </w:rPr>
-            </w:pPr>
-            <w:r>
-              <w:rPr>
-                <w:b/>
-                <w:sz w:val="16"/>
-                <w:szCs w:val="16"/>
-              </w:rPr>
-              <w:t>QA</w:t>
-            </w:r>
-          </w:p>
-          <w:p>
-            <w:pPr>
-              <w:jc w:val="center"/>
-              <w:rPr>
-                <w:sz w:val="24"/>
-                <w:szCs w:val="24"/>
-              </w:rPr>
-            </w:pPr>
-            <w:r>
-              <w:rPr>
+                <w:rFonts w:ascii="Arial Narrow" w:hAnsi="Arial Narrow"/>
                 <w:b/>
                 <w:sz w:val="16"/>
                 <w:szCs w:val="16"/>
@@ -1260,12 +1253,14 @@
           <w:p>
             <w:pPr>
               <w:rPr>
+                <w:rFonts w:ascii="Arial Narrow" w:hAnsi="Arial Narrow"/>
                 <w:sz w:val="24"/>
                 <w:szCs w:val="24"/>
               </w:rPr>
             </w:pPr>
             <w:r>
               <w:rPr>
+                <w:rFonts w:ascii="Arial Narrow" w:hAnsi="Arial Narrow"/>
                 <w:sz w:val="24"/>
                 <w:szCs w:val="24"/>
               </w:rPr>
@@ -1280,6 +1275,7 @@
           <w:p>
             <w:pPr>
               <w:rPr>
+                <w:rFonts w:ascii="Arial Narrow" w:hAnsi="Arial Narrow"/>
                 <w:sz w:val="24"/>
                 <w:szCs w:val="24"/>
               </w:rPr>
@@ -1293,6 +1289,7 @@
           <w:p>
             <w:pPr>
               <w:rPr>
+                <w:rFonts w:ascii="Arial Narrow" w:hAnsi="Arial Narrow"/>
                 <w:sz w:val="24"/>
                 <w:szCs w:val="24"/>
               </w:rPr>
@@ -1306,6 +1303,7 @@
           <w:p>
             <w:pPr>
               <w:rPr>
+                <w:rFonts w:ascii="Arial Narrow" w:hAnsi="Arial Narrow"/>
                 <w:sz w:val="24"/>
                 <w:szCs w:val="24"/>
               </w:rPr>
@@ -1319,6 +1317,7 @@
           <w:p>
             <w:pPr>
               <w:rPr>
+                <w:rFonts w:ascii="Arial Narrow" w:hAnsi="Arial Narrow"/>
                 <w:sz w:val="24"/>
                 <w:szCs w:val="24"/>
               </w:rPr>
@@ -1332,6 +1331,7 @@
           <w:p>
             <w:pPr>
               <w:rPr>
+                <w:rFonts w:ascii="Arial Narrow" w:hAnsi="Arial Narrow"/>
                 <w:sz w:val="24"/>
                 <w:szCs w:val="24"/>
               </w:rPr>
@@ -1345,6 +1345,7 @@
           <w:p>
             <w:pPr>
               <w:rPr>
+                <w:rFonts w:ascii="Arial Narrow" w:hAnsi="Arial Narrow"/>
                 <w:sz w:val="24"/>
                 <w:szCs w:val="24"/>
               </w:rPr>
@@ -1358,6 +1359,7 @@
           <w:p>
             <w:pPr>
               <w:rPr>
+                <w:rFonts w:ascii="Arial Narrow" w:hAnsi="Arial Narrow"/>
                 <w:sz w:val="24"/>
                 <w:szCs w:val="24"/>
               </w:rPr>
@@ -1376,6 +1378,7 @@
           <w:p>
             <w:pPr>
               <w:rPr>
+                <w:rFonts w:ascii="Arial Narrow" w:hAnsi="Arial Narrow"/>
                 <w:sz w:val="18"/>
                 <w:szCs w:val="18"/>
               </w:rPr>
@@ -1389,6 +1392,7 @@
           <w:p>
             <w:pPr>
               <w:rPr>
+                <w:rFonts w:ascii="Arial Narrow" w:hAnsi="Arial Narrow"/>
                 <w:sz w:val="18"/>
                 <w:szCs w:val="18"/>
               </w:rPr>
@@ -1404,6 +1408,7 @@
             <w:pPr>
               <w:jc w:val="center"/>
               <w:rPr>
+                <w:rFonts w:ascii="Arial Narrow" w:hAnsi="Arial Narrow"/>
                 <w:sz w:val="18"/>
                 <w:szCs w:val="18"/>
               </w:rPr>
@@ -1419,6 +1424,7 @@
             <w:pPr>
               <w:jc w:val="center"/>
               <w:rPr>
+                <w:rFonts w:ascii="Arial Narrow" w:hAnsi="Arial Narrow"/>
                 <w:sz w:val="18"/>
                 <w:szCs w:val="18"/>
               </w:rPr>
@@ -1432,6 +1438,7 @@
           <w:p>
             <w:pPr>
               <w:rPr>
+                <w:rFonts w:ascii="Arial Narrow" w:hAnsi="Arial Narrow"/>
                 <w:sz w:val="18"/>
                 <w:szCs w:val="18"/>
               </w:rPr>
@@ -1447,6 +1454,7 @@
             <w:pPr>
               <w:jc w:val="center"/>
               <w:rPr>
+                <w:rFonts w:ascii="Arial Narrow" w:hAnsi="Arial Narrow"/>
                 <w:sz w:val="18"/>
                 <w:szCs w:val="18"/>
               </w:rPr>
@@ -1462,6 +1470,7 @@
             <w:pPr>
               <w:jc w:val="center"/>
               <w:rPr>
+                <w:rFonts w:ascii="Arial Narrow" w:hAnsi="Arial Narrow"/>
                 <w:sz w:val="18"/>
                 <w:szCs w:val="18"/>
               </w:rPr>
@@ -1477,6 +1486,7 @@
             <w:pPr>
               <w:jc w:val="center"/>
               <w:rPr>
+                <w:rFonts w:ascii="Arial Narrow" w:hAnsi="Arial Narrow"/>
                 <w:sz w:val="18"/>
                 <w:szCs w:val="18"/>
               </w:rPr>
@@ -1523,12 +1533,14 @@
               <w:spacing w:line="240" w:lineRule="atLeast"/>
               <w:jc w:val="both"/>
               <w:rPr>
-                <w:sz w:val="18"/>
-                <w:szCs w:val="18"/>
-              </w:rPr>
-            </w:pPr>
-            <w:r>
-              <w:rPr>
+                <w:rFonts w:ascii="Arial Narrow" w:hAnsi="Arial Narrow"/>
+                <w:sz w:val="18"/>
+                <w:szCs w:val="18"/>
+              </w:rPr>
+            </w:pPr>
+            <w:r>
+              <w:rPr>
+                <w:rFonts w:ascii="Arial Narrow" w:hAnsi="Arial Narrow"/>
                 <w:sz w:val="18"/>
                 <w:szCs w:val="18"/>
               </w:rPr>
@@ -1536,6 +1548,7 @@
             </w:r>
             <w:r>
               <w:rPr>
+                <w:rFonts w:ascii="Arial Narrow" w:hAnsi="Arial Narrow"/>
                 <w:sz w:val="18"/>
                 <w:szCs w:val="18"/>
               </w:rPr>
@@ -1544,6 +1557,7 @@
             </w:r>
             <w:r>
               <w:rPr>
+                <w:rFonts w:ascii="Arial Narrow" w:hAnsi="Arial Narrow"/>
                 <w:sz w:val="18"/>
                 <w:szCs w:val="18"/>
               </w:rPr>
@@ -1581,6 +1595,7 @@
               <w:ind w:left="2160"/>
               <w:jc w:val="both"/>
               <w:rPr>
+                <w:rFonts w:ascii="Arial Narrow" w:hAnsi="Arial Narrow"/>
                 <w:sz w:val="18"/>
                 <w:szCs w:val="18"/>
               </w:rPr>
@@ -1616,20 +1631,23 @@
               <w:spacing w:line="240" w:lineRule="atLeast"/>
               <w:jc w:val="both"/>
               <w:rPr>
-                <w:sz w:val="18"/>
-                <w:szCs w:val="18"/>
-              </w:rPr>
-            </w:pPr>
-          </w:p>
-          <w:p>
-            <w:pPr>
-              <w:rPr>
-                <w:sz w:val="18"/>
-                <w:szCs w:val="18"/>
-              </w:rPr>
-            </w:pPr>
-            <w:r>
-              <w:rPr>
+                <w:rFonts w:ascii="Arial Narrow" w:hAnsi="Arial Narrow"/>
+                <w:sz w:val="18"/>
+                <w:szCs w:val="18"/>
+              </w:rPr>
+            </w:pPr>
+          </w:p>
+          <w:p>
+            <w:pPr>
+              <w:rPr>
+                <w:rFonts w:ascii="Arial Narrow" w:hAnsi="Arial Narrow"/>
+                <w:sz w:val="18"/>
+                <w:szCs w:val="18"/>
+              </w:rPr>
+            </w:pPr>
+            <w:r>
+              <w:rPr>
+                <w:rFonts w:ascii="Arial Narrow" w:hAnsi="Arial Narrow"/>
                 <w:sz w:val="18"/>
                 <w:szCs w:val="18"/>
               </w:rPr>
@@ -1647,6 +1665,7 @@
               <w:widowControl w:val="0"/>
               <w:spacing w:line="240" w:lineRule="atLeast"/>
               <w:rPr>
+                <w:rFonts w:ascii="Arial Narrow" w:hAnsi="Arial Narrow"/>
                 <w:sz w:val="18"/>
                 <w:szCs w:val="18"/>
               </w:rPr>
@@ -1657,6 +1676,7 @@
               <w:pStyle w:val="BodyText"/>
               <w:spacing w:line="240" w:lineRule="atLeast"/>
               <w:rPr>
+                <w:rFonts w:ascii="Arial Narrow" w:hAnsi="Arial Narrow"/>
                 <w:b w:val="0"/>
                 <w:sz w:val="18"/>
                 <w:szCs w:val="18"/>
@@ -1664,6 +1684,7 @@
             </w:pPr>
             <w:r>
               <w:rPr>
+                <w:rFonts w:ascii="Arial Narrow" w:hAnsi="Arial Narrow"/>
                 <w:b w:val="0"/>
                 <w:sz w:val="18"/>
                 <w:szCs w:val="18"/>
@@ -1672,6 +1693,7 @@
             </w:r>
             <w:r>
               <w:rPr>
+                <w:rFonts w:ascii="Arial Narrow" w:hAnsi="Arial Narrow"/>
                 <w:b w:val="0"/>
                 <w:sz w:val="18"/>
                 <w:szCs w:val="18"/>
@@ -1682,6 +1704,7 @@
             <w:proofErr w:type="gramStart"/>
             <w:r>
               <w:rPr>
+                <w:rFonts w:ascii="Arial Narrow" w:hAnsi="Arial Narrow"/>
                 <w:b w:val="0"/>
                 <w:sz w:val="18"/>
                 <w:szCs w:val="18"/>
@@ -1691,6 +1714,7 @@
             </w:r>
             <w:r>
               <w:rPr>
+                <w:rFonts w:ascii="Arial Narrow" w:hAnsi="Arial Narrow"/>
                 <w:b w:val="0"/>
                 <w:sz w:val="18"/>
                 <w:szCs w:val="18"/>
@@ -1700,6 +1724,7 @@
             </w:r>
             <w:r>
               <w:rPr>
+                <w:rFonts w:ascii="Arial Narrow" w:hAnsi="Arial Narrow"/>
                 <w:b w:val="0"/>
                 <w:sz w:val="18"/>
                 <w:szCs w:val="18"/>
@@ -1710,6 +1735,7 @@
             <w:proofErr w:type="gramEnd"/>
             <w:r>
               <w:rPr>
+                <w:rFonts w:ascii="Arial Narrow" w:hAnsi="Arial Narrow"/>
                 <w:b w:val="0"/>
                 <w:sz w:val="18"/>
                 <w:szCs w:val="18"/>
@@ -1720,6 +1746,7 @@
             <w:proofErr w:type="gramStart"/>
             <w:r>
               <w:rPr>
+                <w:rFonts w:ascii="Arial Narrow" w:hAnsi="Arial Narrow"/>
                 <w:b w:val="0"/>
                 <w:sz w:val="18"/>
                 <w:szCs w:val="18"/>
@@ -1729,6 +1756,7 @@
             </w:r>
             <w:r>
               <w:rPr>
+                <w:rFonts w:ascii="Arial Narrow" w:hAnsi="Arial Narrow"/>
                 <w:b w:val="0"/>
                 <w:sz w:val="18"/>
                 <w:szCs w:val="18"/>
@@ -1739,6 +1767,7 @@
             <w:proofErr w:type="gramEnd"/>
             <w:r>
               <w:rPr>
+                <w:rFonts w:ascii="Arial Narrow" w:hAnsi="Arial Narrow"/>
                 <w:b w:val="0"/>
                 <w:sz w:val="18"/>
                 <w:szCs w:val="18"/>
@@ -1751,6 +1780,7 @@
               <w:pStyle w:val="BodyText"/>
               <w:spacing w:line="240" w:lineRule="atLeast"/>
               <w:rPr>
+                <w:rFonts w:ascii="Arial Narrow" w:hAnsi="Arial Narrow"/>
                 <w:b w:val="0"/>
                 <w:sz w:val="18"/>
                 <w:szCs w:val="18"/>
@@ -1760,12 +1790,14 @@
           <w:p>
             <w:pPr>
               <w:rPr>
-                <w:sz w:val="18"/>
-                <w:szCs w:val="18"/>
-              </w:rPr>
-            </w:pPr>
-            <w:r>
-              <w:rPr>
+                <w:rFonts w:ascii="Arial Narrow" w:hAnsi="Arial Narrow"/>
+                <w:sz w:val="18"/>
+                <w:szCs w:val="18"/>
+              </w:rPr>
+            </w:pPr>
+            <w:r>
+              <w:rPr>
+                <w:rFonts w:ascii="Arial Narrow" w:hAnsi="Arial Narrow"/>
                 <w:sz w:val="18"/>
                 <w:szCs w:val="18"/>
               </w:rPr>
@@ -1774,6 +1806,7 @@
             <w:proofErr w:type="gramStart"/>
             <w:r>
               <w:rPr>
+                <w:rFonts w:ascii="Arial Narrow" w:hAnsi="Arial Narrow"/>
                 <w:sz w:val="18"/>
                 <w:szCs w:val="18"/>
               </w:rPr>
@@ -1781,6 +1814,7 @@
             </w:r>
             <w:r>
               <w:rPr>
+                <w:rFonts w:ascii="Arial Narrow" w:hAnsi="Arial Narrow"/>
                 <w:sz w:val="18"/>
                 <w:szCs w:val="18"/>
               </w:rPr>
@@ -1788,6 +1822,7 @@
             </w:r>
             <w:r>
               <w:rPr>
+                <w:rFonts w:ascii="Arial Narrow" w:hAnsi="Arial Narrow"/>
                 <w:sz w:val="18"/>
                 <w:szCs w:val="18"/>
                 <w:u w:val="single"/>
@@ -1797,6 +1832,7 @@
             <w:proofErr w:type="gramEnd"/>
             <w:r>
               <w:rPr>
+                <w:rFonts w:ascii="Arial Narrow" w:hAnsi="Arial Narrow"/>
                 <w:sz w:val="18"/>
                 <w:szCs w:val="18"/>
                 <w:u w:val="single"/>
@@ -1806,6 +1842,7 @@
             <w:proofErr w:type="gramStart"/>
             <w:r>
               <w:rPr>
+                <w:rFonts w:ascii="Arial Narrow" w:hAnsi="Arial Narrow"/>
                 <w:sz w:val="18"/>
                 <w:szCs w:val="18"/>
                 <w:u w:val="single"/>
@@ -1814,6 +1851,7 @@
             </w:r>
             <w:r>
               <w:rPr>
+                <w:rFonts w:ascii="Arial Narrow" w:hAnsi="Arial Narrow"/>
                 <w:sz w:val="18"/>
                 <w:szCs w:val="18"/>
                 <w:u w:val="single"/>
@@ -1823,6 +1861,7 @@
             <w:proofErr w:type="gramEnd"/>
             <w:r>
               <w:rPr>
+                <w:rFonts w:ascii="Arial Narrow" w:hAnsi="Arial Narrow"/>
                 <w:sz w:val="18"/>
                 <w:szCs w:val="18"/>
               </w:rPr>
@@ -1835,6 +1874,7 @@
     <w:p>
       <w:pPr>
         <w:rPr>
+          <w:rFonts w:ascii="Arial Narrow" w:hAnsi="Arial Narrow"/>
           <w:sz w:val="22"/>
           <w:szCs w:val="22"/>
         </w:rPr>
@@ -1843,6 +1883,7 @@
     <w:p>
       <w:pPr>
         <w:rPr>
+          <w:rFonts w:ascii="Arial Narrow" w:hAnsi="Arial Narrow"/>
           <w:sz w:val="22"/>
           <w:szCs w:val="22"/>
         </w:rPr>
@@ -1851,12 +1892,19 @@
     <w:p>
       <w:pPr>
         <w:rPr>
+          <w:rFonts w:ascii="Arial Narrow" w:hAnsi="Arial Narrow"/>
           <w:sz w:val="22"/>
           <w:szCs w:val="22"/>
         </w:rPr>
       </w:pPr>
     </w:p>
-    <w:p/>
+    <w:p>
+      <w:pPr>
+        <w:rPr>
+          <w:rFonts w:ascii="Arial Narrow" w:hAnsi="Arial Narrow"/>
+        </w:rPr>
+      </w:pPr>
+    </w:p>
     <w:sectPr>
       <w:headerReference w:type="default" r:id="rId8"/>
       <w:footerReference w:type="default" r:id="rId9"/>
@@ -2026,6 +2074,7 @@
           <w:pPr>
             <w:pStyle w:val="Header"/>
             <w:rPr>
+              <w:rFonts w:ascii="Arial Narrow" w:hAnsi="Arial Narrow"/>
               <w:b/>
               <w:sz w:val="22"/>
               <w:szCs w:val="22"/>
@@ -2033,35 +2082,12 @@
           </w:pPr>
           <w:r>
             <w:rPr>
+              <w:rFonts w:ascii="Arial Narrow" w:hAnsi="Arial Narrow"/>
               <w:b/>
               <w:sz w:val="22"/>
               <w:szCs w:val="22"/>
             </w:rPr>
-            <w:t xml:space="preserve">PART# </w:t>
-          </w:r>
-          <w:r>
-            <w:rPr>
-              <w:b/>
-              <w:sz w:val="22"/>
-              <w:szCs w:val="22"/>
-            </w:rPr>
-            <w:t>{</w:t>
-          </w:r>
-          <w:r>
-            <w:rPr>
-              <w:b/>
-              <w:sz w:val="22"/>
-              <w:szCs w:val="22"/>
-            </w:rPr>
-            <w:t>{part</w:t>
-          </w:r>
-          <w:r>
-            <w:rPr>
-              <w:b/>
-              <w:sz w:val="22"/>
-              <w:szCs w:val="22"/>
-            </w:rPr>
-            <w:t>}}</w:t>
+            <w:t>PART# {{part}}</w:t>
           </w:r>
         </w:p>
       </w:tc>
@@ -2079,6 +2105,7 @@
           <w:pPr>
             <w:pStyle w:val="Header"/>
             <w:rPr>
+              <w:rFonts w:ascii="Arial Narrow" w:hAnsi="Arial Narrow"/>
               <w:b/>
               <w:sz w:val="22"/>
               <w:szCs w:val="22"/>
@@ -2087,23 +2114,17 @@
           <w:proofErr w:type="gramStart"/>
           <w:r>
             <w:rPr>
+              <w:rFonts w:ascii="Arial Narrow" w:hAnsi="Arial Narrow"/>
               <w:b/>
               <w:sz w:val="22"/>
               <w:szCs w:val="22"/>
             </w:rPr>
-            <w:t>REV:</w:t>
-          </w:r>
-          <w:r>
-            <w:rPr>
-              <w:b/>
-              <w:sz w:val="22"/>
-              <w:szCs w:val="22"/>
-            </w:rPr>
-            <w:t>{</w:t>
+            <w:t>REV:{</w:t>
           </w:r>
           <w:proofErr w:type="gramEnd"/>
           <w:r>
             <w:rPr>
+              <w:rFonts w:ascii="Arial Narrow" w:hAnsi="Arial Narrow"/>
               <w:b/>
               <w:sz w:val="22"/>
               <w:szCs w:val="22"/>
@@ -2126,6 +2147,7 @@
           <w:pPr>
             <w:pStyle w:val="Header"/>
             <w:rPr>
+              <w:rFonts w:ascii="Arial Narrow" w:hAnsi="Arial Narrow"/>
               <w:b/>
               <w:sz w:val="22"/>
               <w:szCs w:val="22"/>
@@ -2133,27 +2155,12 @@
           </w:pPr>
           <w:r>
             <w:rPr>
+              <w:rFonts w:ascii="Arial Narrow" w:hAnsi="Arial Narrow"/>
               <w:b/>
               <w:sz w:val="22"/>
               <w:szCs w:val="22"/>
             </w:rPr>
-            <w:t>LOT</w:t>
-          </w:r>
-          <w:r>
-            <w:rPr>
-              <w:b/>
-              <w:sz w:val="22"/>
-              <w:szCs w:val="22"/>
-            </w:rPr>
-            <w:t>#</w:t>
-          </w:r>
-          <w:r>
-            <w:rPr>
-              <w:b/>
-              <w:sz w:val="22"/>
-              <w:szCs w:val="22"/>
-            </w:rPr>
-            <w:t xml:space="preserve"> {{lot}}</w:t>
+            <w:t>LOT# {{lot}}</w:t>
           </w:r>
         </w:p>
       </w:tc>
@@ -2171,6 +2178,7 @@
           <w:pPr>
             <w:pStyle w:val="Header"/>
             <w:rPr>
+              <w:rFonts w:ascii="Arial Narrow" w:hAnsi="Arial Narrow"/>
               <w:b/>
               <w:sz w:val="22"/>
               <w:szCs w:val="22"/>
@@ -2178,19 +2186,12 @@
           </w:pPr>
           <w:r>
             <w:rPr>
+              <w:rFonts w:ascii="Arial Narrow" w:hAnsi="Arial Narrow"/>
               <w:b/>
               <w:sz w:val="22"/>
               <w:szCs w:val="22"/>
             </w:rPr>
-            <w:t>PO#</w:t>
-          </w:r>
-          <w:r>
-            <w:rPr>
-              <w:b/>
-              <w:sz w:val="22"/>
-              <w:szCs w:val="22"/>
-            </w:rPr>
-            <w:t xml:space="preserve"> {{po}}</w:t>
+            <w:t>PO# {{po}}</w:t>
           </w:r>
         </w:p>
       </w:tc>
@@ -2208,6 +2209,7 @@
           <w:pPr>
             <w:pStyle w:val="Header"/>
             <w:rPr>
+              <w:rFonts w:ascii="Arial Narrow" w:hAnsi="Arial Narrow"/>
               <w:b/>
               <w:sz w:val="22"/>
               <w:szCs w:val="22"/>
@@ -2215,6 +2217,7 @@
           </w:pPr>
           <w:r>
             <w:rPr>
+              <w:rFonts w:ascii="Arial Narrow" w:hAnsi="Arial Narrow"/>
               <w:b/>
               <w:sz w:val="22"/>
               <w:szCs w:val="22"/>
@@ -2223,7 +2226,7 @@
           </w:r>
           <w:r>
             <w:rPr>
-              <w:rFonts w:cstheme="minorBidi" w:hint="cs"/>
+              <w:rFonts w:ascii="Arial Narrow" w:hAnsi="Arial Narrow" w:cstheme="minorBidi"/>
               <w:b/>
               <w:sz w:val="22"/>
               <w:szCs w:val="28"/>
@@ -2234,7 +2237,7 @@
           </w:r>
           <w:r>
             <w:rPr>
-              <w:rFonts w:cstheme="minorBidi"/>
+              <w:rFonts w:ascii="Arial Narrow" w:hAnsi="Arial Narrow" w:cstheme="minorBidi"/>
               <w:b/>
               <w:sz w:val="22"/>
               <w:szCs w:val="28"/>
@@ -2244,7 +2247,7 @@
           </w:r>
           <w:r>
             <w:rPr>
-              <w:rFonts w:cstheme="minorBidi"/>
+              <w:rFonts w:ascii="Arial Narrow" w:hAnsi="Arial Narrow" w:cstheme="minorBidi"/>
               <w:b/>
               <w:sz w:val="22"/>
               <w:szCs w:val="28"/>
@@ -2254,6 +2257,7 @@
           </w:r>
           <w:r>
             <w:rPr>
+              <w:rFonts w:ascii="Arial Narrow" w:hAnsi="Arial Narrow"/>
               <w:b/>
               <w:sz w:val="22"/>
               <w:szCs w:val="22"/>
@@ -2276,6 +2280,7 @@
           <w:pPr>
             <w:pStyle w:val="Header"/>
             <w:rPr>
+              <w:rFonts w:ascii="Arial Narrow" w:hAnsi="Arial Narrow"/>
               <w:b/>
               <w:sz w:val="22"/>
               <w:szCs w:val="22"/>
@@ -2283,6 +2288,7 @@
           </w:pPr>
           <w:r>
             <w:rPr>
+              <w:rFonts w:ascii="Arial Narrow" w:hAnsi="Arial Narrow"/>
               <w:b/>
               <w:sz w:val="22"/>
               <w:szCs w:val="22"/>
@@ -2305,6 +2311,7 @@
           <w:pPr>
             <w:pStyle w:val="Header"/>
             <w:rPr>
+              <w:rFonts w:ascii="Arial Narrow" w:hAnsi="Arial Narrow"/>
               <w:b/>
               <w:sz w:val="22"/>
               <w:szCs w:val="22"/>
@@ -2312,6 +2319,7 @@
           </w:pPr>
           <w:r>
             <w:rPr>
+              <w:rFonts w:ascii="Arial Narrow" w:hAnsi="Arial Narrow"/>
               <w:b/>
               <w:sz w:val="22"/>
               <w:szCs w:val="22"/>
@@ -2319,10 +2327,14 @@
             <w:t>DUE DATE:</w:t>
           </w:r>
           <w:r>
+            <w:rPr>
+              <w:rFonts w:ascii="Arial Narrow" w:hAnsi="Arial Narrow"/>
+            </w:rPr>
             <w:t xml:space="preserve"> </w:t>
           </w:r>
           <w:r>
             <w:rPr>
+              <w:rFonts w:ascii="Arial Narrow" w:hAnsi="Arial Narrow"/>
               <w:b/>
               <w:sz w:val="22"/>
               <w:szCs w:val="22"/>
@@ -2336,14 +2348,26 @@
   <w:p>
     <w:pPr>
       <w:pStyle w:val="Header"/>
+      <w:rPr>
+        <w:rFonts w:ascii="Arial Narrow" w:hAnsi="Arial Narrow"/>
+      </w:rPr>
     </w:pPr>
     <w:r>
+      <w:rPr>
+        <w:rFonts w:ascii="Arial Narrow" w:hAnsi="Arial Narrow"/>
+      </w:rPr>
       <w:tab/>
     </w:r>
     <w:r>
+      <w:rPr>
+        <w:rFonts w:ascii="Arial Narrow" w:hAnsi="Arial Narrow"/>
+      </w:rPr>
       <w:tab/>
     </w:r>
     <w:r>
+      <w:rPr>
+        <w:rFonts w:ascii="Arial Narrow" w:hAnsi="Arial Narrow"/>
+      </w:rPr>
       <w:tab/>
     </w:r>
   </w:p>
